--- a/downloads/workbook/ai-1-week-16.docx
+++ b/downloads/workbook/ai-1-week-16.docx
@@ -1328,6 +1328,178 @@
         <w:t>Project connection: Add explicit review paths to the sorter, including unresolved input, responsible person and evidence needed.</w:t>
       </w:r>
     </w:p>
+    <w:p>
+      <w:pPr>
+        <w:pStyle w:val="Heading1"/>
+      </w:pPr>
+      <w:r>
+        <w:t>19. Project portfolio milestone</w:t>
+      </w:r>
+    </w:p>
+    <w:p>
+      <w:r>
+        <w:t>Project: Helpful Classroom Sorter</w:t>
+      </w:r>
+    </w:p>
+    <w:p>
+      <w:r>
+        <w:t>Current milestone: Test changed cases. Keep normal, boundary and failure cases; compare expected and observed results.</w:t>
+      </w:r>
+    </w:p>
+    <w:p>
+      <w:r>
+        <w:t>Add explicit review paths to the sorter, including unresolved input, responsible person and evidence needed.</w:t>
+      </w:r>
+    </w:p>
+    <w:tbl>
+      <w:tblPr>
+        <w:tblStyle w:val="LightShading-Accent1"/>
+        <w:tblW w:type="auto" w:w="0"/>
+        <w:tblLook w:firstColumn="1" w:firstRow="1" w:lastColumn="0" w:lastRow="0" w:noHBand="0" w:noVBand="1" w:val="04A0"/>
+      </w:tblPr>
+      <w:tblGrid>
+        <w:gridCol w:w="5112"/>
+        <w:gridCol w:w="5112"/>
+      </w:tblGrid>
+      <w:tr>
+        <w:trPr>
+          <w:tblHeader/>
+        </w:trPr>
+        <w:tc>
+          <w:tcPr>
+            <w:tcW w:type="dxa" w:w="5112"/>
+          </w:tcPr>
+          <w:p>
+            <w:r>
+              <w:t>Evidence to keep</w:t>
+            </w:r>
+          </w:p>
+        </w:tc>
+        <w:tc>
+          <w:tcPr>
+            <w:tcW w:type="dxa" w:w="5112"/>
+          </w:tcPr>
+          <w:p>
+            <w:r>
+              <w:t>My record</w:t>
+            </w:r>
+          </w:p>
+        </w:tc>
+      </w:tr>
+      <w:tr>
+        <w:tc>
+          <w:tcPr>
+            <w:tcW w:type="dxa" w:w="5112"/>
+          </w:tcPr>
+          <w:p>
+            <w:r>
+              <w:t>This week’s input and deciding step</w:t>
+            </w:r>
+          </w:p>
+        </w:tc>
+        <w:tc>
+          <w:tcPr>
+            <w:tcW w:type="dxa" w:w="5112"/>
+          </w:tcPr>
+          <w:p>
+            <w:r/>
+          </w:p>
+        </w:tc>
+      </w:tr>
+      <w:tr>
+        <w:tc>
+          <w:tcPr>
+            <w:tcW w:type="dxa" w:w="5112"/>
+          </w:tcPr>
+          <w:p>
+            <w:r>
+              <w:t>Prediction and actual result (or labelled paper trace)</w:t>
+            </w:r>
+          </w:p>
+        </w:tc>
+        <w:tc>
+          <w:tcPr>
+            <w:tcW w:type="dxa" w:w="5112"/>
+          </w:tcPr>
+          <w:p>
+            <w:r/>
+          </w:p>
+        </w:tc>
+      </w:tr>
+      <w:tr>
+        <w:tc>
+          <w:tcPr>
+            <w:tcW w:type="dxa" w:w="5112"/>
+          </w:tcPr>
+          <w:p>
+            <w:r>
+              <w:t>One change since the previous checkpoint and why</w:t>
+            </w:r>
+          </w:p>
+        </w:tc>
+        <w:tc>
+          <w:tcPr>
+            <w:tcW w:type="dxa" w:w="5112"/>
+          </w:tcPr>
+          <w:p>
+            <w:r/>
+          </w:p>
+        </w:tc>
+      </w:tr>
+      <w:tr>
+        <w:tc>
+          <w:tcPr>
+            <w:tcW w:type="dxa" w:w="5112"/>
+          </w:tcPr>
+          <w:p>
+            <w:r>
+              <w:t>One error or limit and the next test</w:t>
+            </w:r>
+          </w:p>
+        </w:tc>
+        <w:tc>
+          <w:tcPr>
+            <w:tcW w:type="dxa" w:w="5112"/>
+          </w:tcPr>
+          <w:p>
+            <w:r/>
+          </w:p>
+        </w:tc>
+      </w:tr>
+    </w:tbl>
+    <w:p>
+      <w:pPr>
+        <w:pStyle w:val="Heading3"/>
+      </w:pPr>
+      <w:r>
+        <w:t>Explain what this week adds to your project. Reuse last week’s record rather than starting again.</w:t>
+      </w:r>
+    </w:p>
+    <w:p>
+      <w:r>
+        <w:t>________________________________________________________________</w:t>
+      </w:r>
+    </w:p>
+    <w:p>
+      <w:r>
+        <w:t>________________________________________________________________</w:t>
+      </w:r>
+    </w:p>
+    <w:p>
+      <w:r>
+        <w:t>________________________________________________________________</w:t>
+      </w:r>
+    </w:p>
+    <w:p>
+      <w:r>
+        <w:t>________________________________________________________________</w:t>
+      </w:r>
+    </w:p>
+    <w:p>
+      <w:r>
+        <w:t>________________________________________________________________</w:t>
+      </w:r>
+    </w:p>
     <w:sectPr>
       <w:pgSz w:w="12240" w:h="15840"/>
       <w:pgMar w:top="936" w:right="1008" w:bottom="936" w:left="1008" w:header="720" w:footer="720" w:gutter="0"/>

--- a/downloads/workbook/ai-1-week-16.docx
+++ b/downloads/workbook/ai-1-week-16.docx
@@ -1500,6 +1500,240 @@
         <w:t>________________________________________________________________</w:t>
       </w:r>
     </w:p>
+    <w:p>
+      <w:pPr>
+        <w:pStyle w:val="Heading1"/>
+      </w:pPr>
+      <w:r>
+        <w:t>20. Supported practice and learning evidence</w:t>
+      </w:r>
+    </w:p>
+    <w:p>
+      <w:r>
+        <w:t>Use this supported practice once, in the browser or on paper. Keep the reserved independent assessment for a separate first attempt before teacher feedback.</w:t>
+      </w:r>
+    </w:p>
+    <w:p>
+      <w:r>
+        <w:t>A fictional cubby selector accepts a block if width is at most 5 cm.</w:t>
+      </w:r>
+    </w:p>
+    <w:p>
+      <w:pPr>
+        <w:pStyle w:val="Heading3"/>
+      </w:pPr>
+      <w:r>
+        <w:t>Practice 1: explain the deciding evidence</w:t>
+      </w:r>
+    </w:p>
+    <w:p>
+      <w:r>
+        <w:t>Which labelled step matches this detail? Ask a named reviewer to remeasure B using the specified width unit.</w:t>
+      </w:r>
+    </w:p>
+    <w:p>
+      <w:r>
+        <w:t>1. Block B possibilities</w:t>
+      </w:r>
+    </w:p>
+    <w:p>
+      <w:r>
+        <w:t>2. Compare decisions</w:t>
+      </w:r>
+    </w:p>
+    <w:p>
+      <w:r>
+        <w:t>3. Block A possibilities</w:t>
+      </w:r>
+    </w:p>
+    <w:p>
+      <w:r>
+        <w:t>4. Review B</w:t>
+      </w:r>
+    </w:p>
+    <w:p>
+      <w:pPr>
+        <w:pStyle w:val="Heading3"/>
+      </w:pPr>
+      <w:r>
+        <w:t>My selected conclusion, deciding fact and explanation</w:t>
+      </w:r>
+    </w:p>
+    <w:p>
+      <w:r>
+        <w:t>________________________________________________________________</w:t>
+      </w:r>
+    </w:p>
+    <w:p>
+      <w:r>
+        <w:t>________________________________________________________________</w:t>
+      </w:r>
+    </w:p>
+    <w:p>
+      <w:r>
+        <w:t>________________________________________________________________</w:t>
+      </w:r>
+    </w:p>
+    <w:p>
+      <w:r>
+        <w:t>________________________________________________________________</w:t>
+      </w:r>
+    </w:p>
+    <w:p>
+      <w:r>
+        <w:t>________________________________________________________________</w:t>
+      </w:r>
+    </w:p>
+    <w:p>
+      <w:r>
+        <w:t>Hint if needed: Read the steps in the pictorial case. Match the supplied detail to the stage that performs or records it.</w:t>
+      </w:r>
+    </w:p>
+    <w:p>
+      <w:r>
+        <w:t>After your attempt, compare with the supported explanation: Review B Ask a named reviewer to remeasure B using the specified width unit. Uncertainty about a number need not always create uncertainty about the decision. Every allowed width for A fits, so its width uncertainty does not affect acceptance. B straddles the boundary. Record both possibilities and request a better measurement instead of selecting the one that makes a preferred outcome.</w:t>
+      </w:r>
+    </w:p>
+    <w:p>
+      <w:pPr>
+        <w:pStyle w:val="Heading3"/>
+      </w:pPr>
+      <w:r>
+        <w:t>Practice 2: explain the deciding evidence</w:t>
+      </w:r>
+    </w:p>
+    <w:p>
+      <w:r>
+        <w:t>Changed-case practice: Narrow B’s possibilities to 6 or 7 cm. Which conclusion is supported by the supplied facts?</w:t>
+      </w:r>
+    </w:p>
+    <w:p>
+      <w:r>
+        <w:t>1. Both fail the width limit; rejection no longer depends on resolving their difference.</w:t>
+      </w:r>
+    </w:p>
+    <w:p>
+      <w:r>
+        <w:t>2. We can decide the result without examining the changed input or the procedure.</w:t>
+      </w:r>
+    </w:p>
+    <w:p>
+      <w:r>
+        <w:t>3. This one example guarantees correct results for every future input.</w:t>
+      </w:r>
+    </w:p>
+    <w:p>
+      <w:pPr>
+        <w:pStyle w:val="Heading3"/>
+      </w:pPr>
+      <w:r>
+        <w:t>My selected conclusion, deciding fact and explanation</w:t>
+      </w:r>
+    </w:p>
+    <w:p>
+      <w:r>
+        <w:t>________________________________________________________________</w:t>
+      </w:r>
+    </w:p>
+    <w:p>
+      <w:r>
+        <w:t>________________________________________________________________</w:t>
+      </w:r>
+    </w:p>
+    <w:p>
+      <w:r>
+        <w:t>________________________________________________________________</w:t>
+      </w:r>
+    </w:p>
+    <w:p>
+      <w:r>
+        <w:t>________________________________________________________________</w:t>
+      </w:r>
+    </w:p>
+    <w:p>
+      <w:r>
+        <w:t>________________________________________________________________</w:t>
+      </w:r>
+    </w:p>
+    <w:p>
+      <w:r>
+        <w:t>Hint if needed: Use the changed condition and the deciding step in the pictorial trace. The answer must say what follows from those facts.</w:t>
+      </w:r>
+    </w:p>
+    <w:p>
+      <w:r>
+        <w:t>After your attempt, compare with the supported explanation: Both fail the width limit; rejection no longer depends on resolving their difference. All remaining possibilities lead to the same decision.</w:t>
+      </w:r>
+    </w:p>
+    <w:p>
+      <w:pPr>
+        <w:pStyle w:val="Heading3"/>
+      </w:pPr>
+      <w:r>
+        <w:t>Repair a missing building block</w:t>
+      </w:r>
+    </w:p>
+    <w:p>
+      <w:r>
+        <w:t>Review Save New Examples for Testing (ai-1/15). Goal: Separate examples used to choose a model from examples reserved for its final evaluation. Short practice: Does 4/4 on the replay replace the original 3/4 result? Explain.. Return to this week and explain what you changed.</w:t>
+      </w:r>
+    </w:p>
+    <w:p>
+      <w:r>
+        <w:t>Review Learning from Examples (ai-1/13). Goal: Fit a threshold by tracing predictions and counting disagreements for every candidate. Short practice: Which new measured length would reveal disagreement between the candidates?. Return to this week and explain what you changed.</w:t>
+      </w:r>
+    </w:p>
+    <w:p>
+      <w:r>
+        <w:t>Review If/Then Decisions (ai-1/10). Goal: Evaluate a condition using the current state and trace only the selected branch. Short practice: Which input detects the difference between the two written conditions? Explain its entire run.. Return to this week and explain what you changed.</w:t>
+      </w:r>
+    </w:p>
+    <w:p>
+      <w:pPr>
+        <w:pStyle w:val="Heading3"/>
+      </w:pPr>
+      <w:r>
+        <w:t>Keep your completed work</w:t>
+      </w:r>
+    </w:p>
+    <w:p>
+      <w:r>
+        <w:t>Use Download completed work in the hosted lesson to export your answers, reflections, practice feedback and code-run evidence. Open the HTML copy to read or print it. Drafts stay in this browser when storage is available; clear drafts on a shared device.</w:t>
+      </w:r>
+    </w:p>
+    <w:p>
+      <w:pPr>
+        <w:pStyle w:val="Heading3"/>
+      </w:pPr>
+      <w:r>
+        <w:t>What I repaired, the evidence I kept and the next test</w:t>
+      </w:r>
+    </w:p>
+    <w:p>
+      <w:r>
+        <w:t>________________________________________________________________</w:t>
+      </w:r>
+    </w:p>
+    <w:p>
+      <w:r>
+        <w:t>________________________________________________________________</w:t>
+      </w:r>
+    </w:p>
+    <w:p>
+      <w:r>
+        <w:t>________________________________________________________________</w:t>
+      </w:r>
+    </w:p>
+    <w:p>
+      <w:r>
+        <w:t>________________________________________________________________</w:t>
+      </w:r>
+    </w:p>
+    <w:p>
+      <w:r>
+        <w:t>________________________________________________________________</w:t>
+      </w:r>
+    </w:p>
     <w:sectPr>
       <w:pgSz w:w="12240" w:h="15840"/>
       <w:pgMar w:top="936" w:right="1008" w:bottom="936" w:left="1008" w:header="720" w:footer="720" w:gutter="0"/>

--- a/downloads/workbook/ai-1-week-16.docx
+++ b/downloads/workbook/ai-1-week-16.docx
@@ -30,6 +30,17 @@
     </w:p>
     <w:p>
       <w:r>
+        <w:t>Record your starting explanation for Boundaries and 'Not Sure' before opening notes. Show any later correction separately.</w:t>
+      </w:r>
+    </w:p>
+    <w:p>
+      <w:pPr>
+        <w:spacing w:line="336" w:lineRule="auto" w:after="180"/>
+      </w:pPr>
+      <w:r>
+        <w:rPr>
+          <w:b w:val="0"/>
+        </w:rPr>
         <w:t>Try the recall before opening notes. Then use a different colour or a labelled second line to correct your explanation.</w:t>
       </w:r>
     </w:p>
@@ -42,7 +53,13 @@
       </w:r>
     </w:p>
     <w:p>
-      <w:r>
+      <w:pPr>
+        <w:spacing w:line="336" w:lineRule="auto" w:after="180"/>
+      </w:pPr>
+      <w:r>
+        <w:rPr>
+          <w:b w:val="0"/>
+        </w:rPr>
         <w:t>Without opening the old lesson, explain one key idea from Save New Examples for Testing. Give an example and a mistake that the idea helps you avoid.</w:t>
       </w:r>
     </w:p>
@@ -78,7 +95,13 @@
       </w:r>
     </w:p>
     <w:p>
-      <w:r>
+      <w:pPr>
+        <w:spacing w:line="336" w:lineRule="auto" w:after="180"/>
+      </w:pPr>
+      <w:r>
+        <w:rPr>
+          <w:b w:val="0"/>
+        </w:rPr>
         <w:t>Without opening the old lesson, explain one key idea from Learning from Examples. Give an example and a mistake that the idea helps you avoid.</w:t>
       </w:r>
     </w:p>
@@ -114,7 +137,13 @@
       </w:r>
     </w:p>
     <w:p>
-      <w:r>
+      <w:pPr>
+        <w:spacing w:line="336" w:lineRule="auto" w:after="180"/>
+      </w:pPr>
+      <w:r>
+        <w:rPr>
+          <w:b w:val="0"/>
+        </w:rPr>
         <w:t>Without opening the old lesson, explain one key idea from If/Then Decisions. Give an example and a mistake that the idea helps you avoid.</w:t>
       </w:r>
     </w:p>
@@ -151,7 +180,42 @@
     </w:p>
     <w:p>
       <w:r>
-        <w:t>Use W2: Keep a stable prediction within its limits for Uncertainty and review. Record the answer once; the lesson and workbook refer to the same attempt.</w:t>
+        <w:t>Complete the supported Boundaries and 'Not Sure' trace and record the first step you can explain without help.</w:t>
+      </w:r>
+    </w:p>
+    <w:p>
+      <w:pPr>
+        <w:spacing w:line="336" w:lineRule="auto" w:after="180"/>
+      </w:pPr>
+      <w:r>
+        <w:rPr>
+          <w:b w:val="0"/>
+        </w:rPr>
+        <w:t xml:space="preserve">Use W2: Keep a stable </w:t>
+      </w:r>
+      <w:r>
+        <w:rPr>
+          <w:b/>
+        </w:rPr>
+        <w:t>prediction</w:t>
+      </w:r>
+      <w:r>
+        <w:rPr>
+          <w:b w:val="0"/>
+        </w:rPr>
+        <w:t xml:space="preserve"> within its limits for </w:t>
+      </w:r>
+      <w:r>
+        <w:rPr>
+          <w:b/>
+        </w:rPr>
+        <w:t>Uncertainty</w:t>
+      </w:r>
+      <w:r>
+        <w:rPr>
+          <w:b w:val="0"/>
+        </w:rPr>
+        <w:t xml:space="preserve"> and review. Record the answer once; the lesson and workbook refer to the same attempt.</w:t>
       </w:r>
     </w:p>
     <w:tbl>
@@ -279,7 +343,41 @@
     </w:p>
     <w:p>
       <w:r>
-        <w:t>Use the worked case for Uncertainty and review. Proposed explanation: “Two possible values imply equal probabilities”. Decide whether this explanation is supported. Point to the step or supplied fact that decides; explain your repair if needed.</w:t>
+        <w:t>Check the proposed Boundaries and 'Not Sure' explanation against the supplied facts before discussing it.</w:t>
+      </w:r>
+    </w:p>
+    <w:p>
+      <w:pPr>
+        <w:spacing w:line="336" w:lineRule="auto" w:after="180"/>
+      </w:pPr>
+      <w:r>
+        <w:rPr>
+          <w:b w:val="0"/>
+        </w:rPr>
+        <w:t xml:space="preserve">Use the worked case for </w:t>
+      </w:r>
+      <w:r>
+        <w:rPr>
+          <w:b/>
+        </w:rPr>
+        <w:t>Uncertainty</w:t>
+      </w:r>
+      <w:r>
+        <w:rPr>
+          <w:b w:val="0"/>
+        </w:rPr>
+        <w:t xml:space="preserve"> and review. Proposed explanation: “Two possible values imply equal probabilities”. Decide whether this explanation is supported.</w:t>
+      </w:r>
+    </w:p>
+    <w:p>
+      <w:pPr>
+        <w:spacing w:line="336" w:lineRule="auto" w:after="180"/>
+      </w:pPr>
+      <w:r>
+        <w:rPr>
+          <w:b w:val="0"/>
+        </w:rPr>
+        <w:t>Point to the step or supplied fact that decides; explain your repair if needed.</w:t>
       </w:r>
     </w:p>
     <w:p>
@@ -319,6 +417,11 @@
       </w:r>
     </w:p>
     <w:p>
+      <w:r>
+        <w:t>Write one first attempt at the reserved independent case before feedback. Repeated copies of that case refer to the same recorded attempt.</w:t>
+      </w:r>
+    </w:p>
+    <w:p>
       <w:pPr>
         <w:pStyle w:val="Heading3"/>
       </w:pPr>
@@ -327,8 +430,49 @@
       </w:r>
     </w:p>
     <w:p>
-      <w:r>
-        <w:t>A paper model predicts far at a distance of at least 4 units, otherwise near, for whole-number distances 1 through 8. For each complete possibility set, compare predictions: 2 or 3; 3 or 4; 4 or 5. Identify the set requiring review before a single category can be stated. Design a relevant check and an unresolved ending. Limit the claims for the other two sets.</w:t>
+      <w:pPr>
+        <w:spacing w:line="336" w:lineRule="auto" w:after="180"/>
+      </w:pPr>
+      <w:r>
+        <w:rPr>
+          <w:b w:val="0"/>
+        </w:rPr>
+        <w:t xml:space="preserve">A paper model predicts far at a distance of at least 4 units, otherwise near, for whole-number distances 1 through 8. For each complete possibility set, compare </w:t>
+      </w:r>
+      <w:r>
+        <w:rPr>
+          <w:b/>
+        </w:rPr>
+        <w:t>prediction</w:t>
+      </w:r>
+      <w:r>
+        <w:rPr>
+          <w:b w:val="0"/>
+        </w:rPr>
+        <w:t>s: 2 or 3; 3 or 4; 4 or 5.</w:t>
+      </w:r>
+    </w:p>
+    <w:p>
+      <w:pPr>
+        <w:spacing w:line="336" w:lineRule="auto" w:after="180"/>
+      </w:pPr>
+      <w:r>
+        <w:rPr>
+          <w:b w:val="0"/>
+        </w:rPr>
+        <w:t xml:space="preserve">Identify the set requiring review before a single category can be stated. Design a relevant check and an </w:t>
+      </w:r>
+      <w:r>
+        <w:rPr>
+          <w:b/>
+        </w:rPr>
+        <w:t>unresolved</w:t>
+      </w:r>
+      <w:r>
+        <w:rPr>
+          <w:b w:val="0"/>
+        </w:rPr>
+        <w:t xml:space="preserve"> ending. Limit the claims for the other two sets.</w:t>
       </w:r>
     </w:p>
     <w:p>
@@ -375,7 +519,13 @@
       </w:r>
     </w:p>
     <w:p>
-      <w:r>
+      <w:pPr>
+        <w:spacing w:line="336" w:lineRule="auto" w:after="180"/>
+      </w:pPr>
+      <w:r>
+        <w:rPr>
+          <w:b w:val="0"/>
+        </w:rPr>
         <w:t>Attempt this case before feedback. Record any help. Earlier examples below are further practice; a case already practised with feedback cannot establish fresh transfer.</w:t>
       </w:r>
     </w:p>
@@ -389,7 +539,30 @@
     </w:p>
     <w:p>
       <w:r>
-        <w:t>A sorter receives a clear purple card, a red card hidden by a sleeve and a card labelled both red and blue by two reviewers. Give a different reason for uncertainty in each case and a suitable next action.</w:t>
+        <w:t>Connect the Boundaries and 'Not Sure' target to a trace and a justified conclusion.</w:t>
+      </w:r>
+    </w:p>
+    <w:p>
+      <w:pPr>
+        <w:spacing w:line="336" w:lineRule="auto" w:after="180"/>
+      </w:pPr>
+      <w:r>
+        <w:rPr>
+          <w:b w:val="0"/>
+        </w:rPr>
+        <w:t xml:space="preserve">A sorter receives a clear purple card, a red card hidden by a sleeve and a card labelled both red and blue by two reviewers. Give a different reason for </w:t>
+      </w:r>
+      <w:r>
+        <w:rPr>
+          <w:b/>
+        </w:rPr>
+        <w:t>uncertainty</w:t>
+      </w:r>
+      <w:r>
+        <w:rPr>
+          <w:b w:val="0"/>
+        </w:rPr>
+        <w:t xml:space="preserve"> in each case and a suitable next action.</w:t>
       </w:r>
     </w:p>
     <w:p>
@@ -402,17 +575,47 @@
     </w:p>
     <w:p>
       <w:r>
+        <w:t>Solve the supplied Boundaries and 'Not Sure' case and show the deciding evidence.</w:t>
+      </w:r>
+    </w:p>
+    <w:p>
+      <w:pPr>
+        <w:spacing w:line="336" w:lineRule="auto" w:after="180"/>
+      </w:pPr>
+      <w:r>
+        <w:rPr>
+          <w:b w:val="0"/>
+        </w:rPr>
         <w:t>A sorter handles clearly red and clearly blue cards. Purple and very dark cards arrive.</w:t>
       </w:r>
     </w:p>
     <w:p>
-      <w:r>
+      <w:pPr>
+        <w:spacing w:line="336" w:lineRule="auto" w:after="180"/>
+        <w:shd w:fill="F5F1FB"/>
+      </w:pPr>
+      <w:r>
+        <w:rPr>
+          <w:b w:val="0"/>
+        </w:rPr>
         <w:t>How should it handle each uncertain case?</w:t>
       </w:r>
     </w:p>
     <w:p>
-      <w:r>
-        <w:t>Show your trace, calculation or evidence</w:t>
+      <w:pPr>
+        <w:spacing w:line="336" w:lineRule="auto" w:after="180"/>
+      </w:pPr>
+      <w:r>
+        <w:rPr>
+          <w:b w:val="0"/>
+        </w:rPr>
+        <w:t xml:space="preserve">Show your trace, calculation or </w:t>
+      </w:r>
+      <w:r>
+        <w:rPr>
+          <w:b/>
+        </w:rPr>
+        <w:t>evidence</w:t>
       </w:r>
     </w:p>
     <w:p>
@@ -458,11 +661,28 @@
     </w:p>
     <w:p>
       <w:r>
+        <w:t>Apply the procedure to the changed case and record why the conclusion follows.</w:t>
+      </w:r>
+    </w:p>
+    <w:p>
+      <w:pPr>
+        <w:spacing w:line="336" w:lineRule="auto" w:after="180"/>
+      </w:pPr>
+      <w:r>
+        <w:rPr>
+          <w:b w:val="0"/>
+        </w:rPr>
         <w:t>A sorter knows pencils and books. You show a lunch box. Should it force a known label or ask for help? State a useful fallback.</w:t>
       </w:r>
     </w:p>
     <w:p>
-      <w:r>
+      <w:pPr>
+        <w:spacing w:line="336" w:lineRule="auto" w:after="180"/>
+      </w:pPr>
+      <w:r>
+        <w:rPr>
+          <w:b w:val="0"/>
+        </w:rPr>
         <w:t>My independent answer and reason</w:t>
       </w:r>
     </w:p>
@@ -517,7 +737,42 @@
     </w:p>
     <w:p>
       <w:r>
-        <w:t>Create a changed input, boundary case or missing-information case. Write the expected answer or safe response before testing.</w:t>
+        <w:t>Specify a changed input, expected result and observation separately.</w:t>
+      </w:r>
+    </w:p>
+    <w:p>
+      <w:pPr>
+        <w:spacing w:line="336" w:lineRule="auto" w:after="180"/>
+      </w:pPr>
+      <w:r>
+        <w:rPr>
+          <w:b w:val="0"/>
+        </w:rPr>
+        <w:t xml:space="preserve">Create a changed </w:t>
+      </w:r>
+      <w:r>
+        <w:rPr>
+          <w:b/>
+        </w:rPr>
+        <w:t>input</w:t>
+      </w:r>
+      <w:r>
+        <w:rPr>
+          <w:b w:val="0"/>
+        </w:rPr>
+        <w:t xml:space="preserve">, </w:t>
+      </w:r>
+      <w:r>
+        <w:rPr>
+          <w:b/>
+        </w:rPr>
+        <w:t>boundary case</w:t>
+      </w:r>
+      <w:r>
+        <w:rPr>
+          <w:b w:val="0"/>
+        </w:rPr>
+        <w:t xml:space="preserve"> or missing-information case. Write the expected answer or safe response before testing.</w:t>
       </w:r>
     </w:p>
     <w:tbl>
@@ -646,12 +901,41 @@
     </w:p>
     <w:p>
       <w:r>
+        <w:t>Justify what Boundaries and 'Not Sure' adds to Helpful Classroom Sorter and keep the evidence.</w:t>
+      </w:r>
+    </w:p>
+    <w:p>
+      <w:pPr>
+        <w:spacing w:line="336" w:lineRule="auto" w:after="180"/>
+      </w:pPr>
+      <w:r>
+        <w:rPr>
+          <w:b w:val="0"/>
+        </w:rPr>
         <w:t>Add a not-sure branch, missing-information prompt, and human review destination to the sorter.</w:t>
       </w:r>
     </w:p>
     <w:p>
-      <w:r>
-        <w:t>The project change and evidence I will keep</w:t>
+      <w:pPr>
+        <w:spacing w:line="336" w:lineRule="auto" w:after="180"/>
+      </w:pPr>
+      <w:r>
+        <w:rPr>
+          <w:b w:val="0"/>
+        </w:rPr>
+        <w:t xml:space="preserve">The project change and </w:t>
+      </w:r>
+      <w:r>
+        <w:rPr>
+          <w:b/>
+        </w:rPr>
+        <w:t>evidence</w:t>
+      </w:r>
+      <w:r>
+        <w:rPr>
+          <w:b w:val="0"/>
+        </w:rPr>
+        <w:t xml:space="preserve"> I will keep</w:t>
       </w:r>
     </w:p>
     <w:p>
@@ -697,11 +981,54 @@
     </w:p>
     <w:p>
       <w:r>
-        <w:t>I can explain the mechanism. I can show evidence. I can handle a changed case. I can name a limit. Mark each as not yet, with help or independently, and attach supporting work.</w:t>
-      </w:r>
-    </w:p>
-    <w:p>
-      <w:r>
+        <w:t>Judge explanation, evidence, transfer and limits separately; attach the work behind your judgement.</w:t>
+      </w:r>
+    </w:p>
+    <w:p>
+      <w:pPr>
+        <w:pStyle w:val="ListBullet"/>
+      </w:pPr>
+      <w:r>
+        <w:t>I can explain the mechanism.</w:t>
+      </w:r>
+    </w:p>
+    <w:p>
+      <w:pPr>
+        <w:pStyle w:val="ListBullet"/>
+      </w:pPr>
+      <w:r>
+        <w:t>I can show evidence.</w:t>
+      </w:r>
+    </w:p>
+    <w:p>
+      <w:pPr>
+        <w:pStyle w:val="ListBullet"/>
+      </w:pPr>
+      <w:r>
+        <w:t>I can handle a changed case.</w:t>
+      </w:r>
+    </w:p>
+    <w:p>
+      <w:pPr>
+        <w:pStyle w:val="ListBullet"/>
+      </w:pPr>
+      <w:r>
+        <w:t>I can name a limit.</w:t>
+      </w:r>
+    </w:p>
+    <w:p>
+      <w:r>
+        <w:t>Mark each as not yet, with help or independently, and attach supporting work.</w:t>
+      </w:r>
+    </w:p>
+    <w:p>
+      <w:pPr>
+        <w:spacing w:line="336" w:lineRule="auto" w:after="180"/>
+      </w:pPr>
+      <w:r>
+        <w:rPr>
+          <w:b w:val="0"/>
+        </w:rPr>
         <w:t>Teacher review ____________________  Next step ____________________</w:t>
       </w:r>
     </w:p>
@@ -715,7 +1042,30 @@
     </w:p>
     <w:p>
       <w:r>
-        <w:t>A sorter receives a clear purple card, a red card hidden by a sleeve and a card labelled both red and blue by two reviewers. Give a different reason for uncertainty in each case and a suitable next action.</w:t>
+        <w:t>Use this earlier case as transfer practice. A case already discussed with feedback is not fresh assessment evidence.</w:t>
+      </w:r>
+    </w:p>
+    <w:p>
+      <w:pPr>
+        <w:spacing w:line="336" w:lineRule="auto" w:after="180"/>
+      </w:pPr>
+      <w:r>
+        <w:rPr>
+          <w:b w:val="0"/>
+        </w:rPr>
+        <w:t xml:space="preserve">A sorter receives a clear purple card, a red card hidden by a sleeve and a card labelled both red and blue by two reviewers. Give a different reason for </w:t>
+      </w:r>
+      <w:r>
+        <w:rPr>
+          <w:b/>
+        </w:rPr>
+        <w:t>uncertainty</w:t>
+      </w:r>
+      <w:r>
+        <w:rPr>
+          <w:b w:val="0"/>
+        </w:rPr>
+        <w:t xml:space="preserve"> in each case and a suitable next action.</w:t>
       </w:r>
     </w:p>
     <w:p>
@@ -762,7 +1112,13 @@
       </w:r>
     </w:p>
     <w:p>
-      <w:r>
+      <w:pPr>
+        <w:spacing w:line="336" w:lineRule="auto" w:after="180"/>
+      </w:pPr>
+      <w:r>
+        <w:rPr>
+          <w:b w:val="0"/>
+        </w:rPr>
         <w:t>Record support used: none, hint or teacher explanation.</w:t>
       </w:r>
     </w:p>
@@ -776,7 +1132,41 @@
     </w:p>
     <w:p>
       <w:r>
-        <w:t>For a smudged height that could be 5 or 6 cm, state what is known, what is unknown and the two predictions under tall at least 6. Choose a check that could distinguish the heights. Explain why rerunning the threshold comparison cannot do that.</w:t>
+        <w:t>Describe the uncertainty precisely. Apply the supplied Boundaries and 'Not Sure' facts and keep your reasoning.</w:t>
+      </w:r>
+    </w:p>
+    <w:p>
+      <w:pPr>
+        <w:spacing w:line="336" w:lineRule="auto" w:after="180"/>
+      </w:pPr>
+      <w:r>
+        <w:rPr>
+          <w:b w:val="0"/>
+        </w:rPr>
+        <w:t xml:space="preserve">For a smudged height that could be 5 or 6 cm, state what is known, what is unknown and the two </w:t>
+      </w:r>
+      <w:r>
+        <w:rPr>
+          <w:b/>
+        </w:rPr>
+        <w:t>prediction</w:t>
+      </w:r>
+      <w:r>
+        <w:rPr>
+          <w:b w:val="0"/>
+        </w:rPr>
+        <w:t>s under tall at least 6. Choose a check that could distinguish the heights.</w:t>
+      </w:r>
+    </w:p>
+    <w:p>
+      <w:pPr>
+        <w:spacing w:line="336" w:lineRule="auto" w:after="180"/>
+      </w:pPr>
+      <w:r>
+        <w:rPr>
+          <w:b w:val="0"/>
+        </w:rPr>
+        <w:t>Explain why rerunning the threshold comparison cannot do that.</w:t>
       </w:r>
     </w:p>
     <w:p>
@@ -827,6 +1217,17 @@
     </w:p>
     <w:p>
       <w:r>
+        <w:t>Keep a stable prediction within its limits. Apply the supplied Boundaries and 'Not Sure' facts and keep your reasoning.</w:t>
+      </w:r>
+    </w:p>
+    <w:p>
+      <w:pPr>
+        <w:spacing w:line="336" w:lineRule="auto" w:after="180"/>
+      </w:pPr>
+      <w:r>
+        <w:rPr>
+          <w:b w:val="0"/>
+        </w:rPr>
         <w:t>Assume the only possible heights are 8 and 9 cm. Apply tall at least 6 to each. Write a justified result statement and two things it does not establish. Do not invent a confidence percentage.</w:t>
       </w:r>
     </w:p>
@@ -878,7 +1279,30 @@
     </w:p>
     <w:p>
       <w:r>
-        <w:t>A record says 60 but omits the unit. A reviewer suggests reading it as 60 cm because the model needs cm. Explain the problem, name the evidence to request and state the outcome if the unit cannot be established.</w:t>
+        <w:t>Choose useful review evidence. Apply the supplied Boundaries and 'Not Sure' facts and keep your reasoning.</w:t>
+      </w:r>
+    </w:p>
+    <w:p>
+      <w:pPr>
+        <w:spacing w:line="336" w:lineRule="auto" w:after="180"/>
+      </w:pPr>
+      <w:r>
+        <w:rPr>
+          <w:b w:val="0"/>
+        </w:rPr>
+        <w:t xml:space="preserve">A record says 60 but omits the unit. A reviewer suggests reading it as 60 cm because the model needs cm. Explain the problem, name the </w:t>
+      </w:r>
+      <w:r>
+        <w:rPr>
+          <w:b/>
+        </w:rPr>
+        <w:t>evidence</w:t>
+      </w:r>
+      <w:r>
+        <w:rPr>
+          <w:b w:val="0"/>
+        </w:rPr>
+        <w:t xml:space="preserve"> to request and state the outcome if the unit cannot be established.</w:t>
       </w:r>
     </w:p>
     <w:p>
@@ -929,7 +1353,53 @@
     </w:p>
     <w:p>
       <w:r>
-        <w:t>A paper model predicts far at a distance of at least 4 units, otherwise near, for whole-number distances 1 through 8. For each complete possibility set, compare predictions: 2 or 3; 3 or 4; 4 or 5. Identify the set requiring review before a single category can be stated. Design a relevant check and an unresolved ending. Limit the claims for the other two sets.</w:t>
+        <w:t>Attempt before feedback. If this repeats the selected independent case, reuse that first attempt; otherwise keep a separate record. Transfer the method to distance. Apply the supplied Boundaries and 'Not Sure' facts and keep your reasoning.</w:t>
+      </w:r>
+    </w:p>
+    <w:p>
+      <w:pPr>
+        <w:spacing w:line="336" w:lineRule="auto" w:after="180"/>
+      </w:pPr>
+      <w:r>
+        <w:rPr>
+          <w:b w:val="0"/>
+        </w:rPr>
+        <w:t xml:space="preserve">A paper model predicts far at a distance of at least 4 units, otherwise near, for whole-number distances 1 through 8. For each complete possibility set, compare </w:t>
+      </w:r>
+      <w:r>
+        <w:rPr>
+          <w:b/>
+        </w:rPr>
+        <w:t>prediction</w:t>
+      </w:r>
+      <w:r>
+        <w:rPr>
+          <w:b w:val="0"/>
+        </w:rPr>
+        <w:t>s: 2 or 3; 3 or 4; 4 or 5.</w:t>
+      </w:r>
+    </w:p>
+    <w:p>
+      <w:pPr>
+        <w:spacing w:line="336" w:lineRule="auto" w:after="180"/>
+      </w:pPr>
+      <w:r>
+        <w:rPr>
+          <w:b w:val="0"/>
+        </w:rPr>
+        <w:t xml:space="preserve">Identify the set requiring review before a single category can be stated. Design a relevant check and an </w:t>
+      </w:r>
+      <w:r>
+        <w:rPr>
+          <w:b/>
+        </w:rPr>
+        <w:t>unresolved</w:t>
+      </w:r>
+      <w:r>
+        <w:rPr>
+          <w:b w:val="0"/>
+        </w:rPr>
+        <w:t xml:space="preserve"> ending. Limit the claims for the other two sets.</w:t>
       </w:r>
     </w:p>
     <w:p>
@@ -990,7 +1460,30 @@
     </w:p>
     <w:p>
       <w:r>
-        <w:t>A reviewer cannot read the original tower card but chooses 6 cm because two models both predict tall when given 6. Explain why this fails to resolve the input. Write a more defensible review record and a next step.</w:t>
+        <w:t>Review the reviewer’s conclusion. Apply the supplied Boundaries and 'Not Sure' facts and keep your reasoning.</w:t>
+      </w:r>
+    </w:p>
+    <w:p>
+      <w:pPr>
+        <w:spacing w:line="336" w:lineRule="auto" w:after="180"/>
+      </w:pPr>
+      <w:r>
+        <w:rPr>
+          <w:b w:val="0"/>
+        </w:rPr>
+        <w:t xml:space="preserve">A reviewer cannot read the original tower card but chooses 6 cm because two models both predict tall when given 6. Explain why this fails to resolve the </w:t>
+      </w:r>
+      <w:r>
+        <w:rPr>
+          <w:b/>
+        </w:rPr>
+        <w:t>input</w:t>
+      </w:r>
+      <w:r>
+        <w:rPr>
+          <w:b w:val="0"/>
+        </w:rPr>
+        <w:t>. Write a more defensible review record and a next step.</w:t>
       </w:r>
     </w:p>
     <w:p>
@@ -1037,6 +1530,11 @@
       </w:pPr>
       <w:r>
         <w:t>17. Feedback, return check and learning record</w:t>
+      </w:r>
+    </w:p>
+    <w:p>
+      <w:r>
+        <w:t>Record the first repaired step and a different case to revisit after a delay.</w:t>
       </w:r>
     </w:p>
     <w:tbl>
@@ -1176,7 +1674,13 @@
       </w:tr>
     </w:tbl>
     <w:p>
-      <w:r>
+      <w:pPr>
+        <w:spacing w:line="336" w:lineRule="auto" w:after="180"/>
+      </w:pPr>
+      <w:r>
+        <w:rPr>
+          <w:b w:val="0"/>
+        </w:rPr>
         <w:t>Revisit this idea with your teacher after a delay. Familiarity is different from explaining and using it on a changed case.</w:t>
       </w:r>
     </w:p>
@@ -1190,16 +1694,39 @@
     </w:p>
     <w:p>
       <w:r>
+        <w:t>A fictional cubby selector accepts a block if width is at most 5 cm. Explain the labelled step before checking the changed condition.</w:t>
+      </w:r>
+    </w:p>
+    <w:p>
+      <w:pPr>
+        <w:spacing w:line="336" w:lineRule="auto" w:after="180"/>
+      </w:pPr>
+      <w:r>
+        <w:rPr>
+          <w:b w:val="0"/>
+        </w:rPr>
         <w:t>A fictional cubby selector accepts a block if width is at most 5 cm.</w:t>
       </w:r>
     </w:p>
     <w:p>
-      <w:r>
+      <w:pPr>
+        <w:spacing w:line="336" w:lineRule="auto" w:after="180"/>
+      </w:pPr>
+      <w:r>
+        <w:rPr>
+          <w:b w:val="0"/>
+        </w:rPr>
         <w:t>An unclear measurement means Block A is either 4 or 5 cm; Block B is either 5 or 6 cm.</w:t>
       </w:r>
     </w:p>
     <w:p>
-      <w:r>
+      <w:pPr>
+        <w:spacing w:line="336" w:lineRule="auto" w:after="180"/>
+      </w:pPr>
+      <w:r>
+        <w:rPr>
+          <w:b w:val="0"/>
+        </w:rPr>
         <w:t>These complete possibility sets contain all widths under consideration. Other dimensions are known to fit.</w:t>
       </w:r>
     </w:p>
@@ -1276,7 +1803,14 @@
       </w:r>
     </w:p>
     <w:p>
-      <w:r>
+      <w:pPr>
+        <w:spacing w:line="336" w:lineRule="auto" w:after="180"/>
+        <w:shd w:fill="F5F1FB"/>
+      </w:pPr>
+      <w:r>
+        <w:rPr>
+          <w:b w:val="0"/>
+        </w:rPr>
         <w:t>Which original block needs a better width before accepting or rejecting it? What should the reviewer do?</w:t>
       </w:r>
     </w:p>
@@ -1319,13 +1853,82 @@
       </w:r>
     </w:p>
     <w:p>
-      <w:r>
-        <w:t>Support used: alone / hint / worked example. This record is practice evidence.</w:t>
-      </w:r>
-    </w:p>
-    <w:p>
-      <w:r>
-        <w:t>Project connection: Add explicit review paths to the sorter, including unresolved input, responsible person and evidence needed.</w:t>
+      <w:pPr>
+        <w:pStyle w:val="Heading3"/>
+      </w:pPr>
+      <w:r>
+        <w:t>Record the help used</w:t>
+      </w:r>
+    </w:p>
+    <w:p>
+      <w:pPr>
+        <w:spacing w:line="336" w:lineRule="auto" w:after="180"/>
+        <w:shd w:fill="F1F6F8"/>
+      </w:pPr>
+      <w:r>
+        <w:rPr>
+          <w:b w:val="0"/>
+        </w:rPr>
+        <w:t xml:space="preserve">Support used: alone / hint / worked example. This record is practice </w:t>
+      </w:r>
+      <w:r>
+        <w:rPr>
+          <w:b/>
+        </w:rPr>
+        <w:t>evidence</w:t>
+      </w:r>
+      <w:r>
+        <w:rPr>
+          <w:b w:val="0"/>
+        </w:rPr>
+        <w:t>.</w:t>
+      </w:r>
+    </w:p>
+    <w:p>
+      <w:pPr>
+        <w:spacing w:line="336" w:lineRule="auto" w:after="180"/>
+      </w:pPr>
+      <w:r>
+        <w:rPr>
+          <w:b w:val="0"/>
+        </w:rPr>
+        <w:t xml:space="preserve">Project connection: Add explicit review paths to the sorter, including </w:t>
+      </w:r>
+      <w:r>
+        <w:rPr>
+          <w:b/>
+        </w:rPr>
+        <w:t>unresolved</w:t>
+      </w:r>
+      <w:r>
+        <w:rPr>
+          <w:b w:val="0"/>
+        </w:rPr>
+        <w:t xml:space="preserve"> </w:t>
+      </w:r>
+      <w:r>
+        <w:rPr>
+          <w:b/>
+        </w:rPr>
+        <w:t>input</w:t>
+      </w:r>
+      <w:r>
+        <w:rPr>
+          <w:b w:val="0"/>
+        </w:rPr>
+        <w:t xml:space="preserve">, responsible person and </w:t>
+      </w:r>
+      <w:r>
+        <w:rPr>
+          <w:b/>
+        </w:rPr>
+        <w:t>evidence</w:t>
+      </w:r>
+      <w:r>
+        <w:rPr>
+          <w:b w:val="0"/>
+        </w:rPr>
+        <w:t xml:space="preserve"> needed.</w:t>
       </w:r>
     </w:p>
     <w:p>
@@ -1338,17 +1941,76 @@
     </w:p>
     <w:p>
       <w:r>
+        <w:t>Keep this week’s input, deciding step, result and limit together in the Helpful Classroom Sorter record.</w:t>
+      </w:r>
+    </w:p>
+    <w:p>
+      <w:pPr>
+        <w:spacing w:line="336" w:lineRule="auto" w:after="180"/>
+      </w:pPr>
+      <w:r>
+        <w:rPr>
+          <w:b w:val="0"/>
+        </w:rPr>
         <w:t>Project: Helpful Classroom Sorter</w:t>
       </w:r>
     </w:p>
     <w:p>
-      <w:r>
+      <w:pPr>
+        <w:spacing w:line="336" w:lineRule="auto" w:after="180"/>
+      </w:pPr>
+      <w:r>
+        <w:rPr>
+          <w:b w:val="0"/>
+        </w:rPr>
         <w:t>Current milestone: Test changed cases. Keep normal, boundary and failure cases; compare expected and observed results.</w:t>
       </w:r>
     </w:p>
     <w:p>
-      <w:r>
-        <w:t>Add explicit review paths to the sorter, including unresolved input, responsible person and evidence needed.</w:t>
+      <w:pPr>
+        <w:spacing w:line="336" w:lineRule="auto" w:after="180"/>
+      </w:pPr>
+      <w:r>
+        <w:rPr>
+          <w:b w:val="0"/>
+        </w:rPr>
+        <w:t xml:space="preserve">Add explicit review paths to the sorter, including </w:t>
+      </w:r>
+      <w:r>
+        <w:rPr>
+          <w:b/>
+        </w:rPr>
+        <w:t>unresolved</w:t>
+      </w:r>
+      <w:r>
+        <w:rPr>
+          <w:b w:val="0"/>
+        </w:rPr>
+        <w:t xml:space="preserve"> </w:t>
+      </w:r>
+      <w:r>
+        <w:rPr>
+          <w:b/>
+        </w:rPr>
+        <w:t>input</w:t>
+      </w:r>
+      <w:r>
+        <w:rPr>
+          <w:b w:val="0"/>
+        </w:rPr>
+        <w:t xml:space="preserve">, responsible person and </w:t>
+      </w:r>
+      <w:r>
+        <w:rPr>
+          <w:b/>
+        </w:rPr>
+        <w:t>evidence</w:t>
+      </w:r>
+      <w:r>
+        <w:rPr>
+          <w:b w:val="0"/>
+        </w:rPr>
+        <w:t xml:space="preserve"> needed.</w:t>
       </w:r>
     </w:p>
     <w:tbl>
@@ -1510,11 +2172,28 @@
     </w:p>
     <w:p>
       <w:r>
+        <w:t>Try the supported questions before comparing with hints and feedback. Record what you repaired and the evidence you retained.</w:t>
+      </w:r>
+    </w:p>
+    <w:p>
+      <w:pPr>
+        <w:spacing w:line="336" w:lineRule="auto" w:after="180"/>
+      </w:pPr>
+      <w:r>
+        <w:rPr>
+          <w:b w:val="0"/>
+        </w:rPr>
         <w:t>Use this supported practice once, in the browser or on paper. Keep the reserved independent assessment for a separate first attempt before teacher feedback.</w:t>
       </w:r>
     </w:p>
     <w:p>
-      <w:r>
+      <w:pPr>
+        <w:spacing w:line="336" w:lineRule="auto" w:after="180"/>
+      </w:pPr>
+      <w:r>
+        <w:rPr>
+          <w:b w:val="0"/>
+        </w:rPr>
         <w:t>A fictional cubby selector accepts a block if width is at most 5 cm.</w:t>
       </w:r>
     </w:p>
@@ -1527,27 +2206,61 @@
       </w:r>
     </w:p>
     <w:p>
-      <w:r>
+      <w:pPr>
+        <w:spacing w:line="336" w:lineRule="auto" w:after="180"/>
+      </w:pPr>
+      <w:r>
+        <w:rPr>
+          <w:b w:val="0"/>
+        </w:rPr>
         <w:t>Which labelled step matches this detail? Ask a named reviewer to remeasure B using the specified width unit.</w:t>
       </w:r>
     </w:p>
     <w:p>
-      <w:r>
+      <w:pPr>
+        <w:spacing w:line="336" w:lineRule="auto" w:after="180"/>
+        <w:shd w:fill="F4F9FC"/>
+      </w:pPr>
+      <w:r>
+        <w:rPr>
+          <w:b w:val="0"/>
+        </w:rPr>
         <w:t>1. Block B possibilities</w:t>
       </w:r>
     </w:p>
     <w:p>
-      <w:r>
+      <w:pPr>
+        <w:spacing w:line="336" w:lineRule="auto" w:after="180"/>
+        <w:shd w:fill="F4F9FC"/>
+      </w:pPr>
+      <w:r>
+        <w:rPr>
+          <w:b w:val="0"/>
+        </w:rPr>
         <w:t>2. Compare decisions</w:t>
       </w:r>
     </w:p>
     <w:p>
-      <w:r>
+      <w:pPr>
+        <w:spacing w:line="336" w:lineRule="auto" w:after="180"/>
+        <w:shd w:fill="F4F9FC"/>
+      </w:pPr>
+      <w:r>
+        <w:rPr>
+          <w:b w:val="0"/>
+        </w:rPr>
         <w:t>3. Block A possibilities</w:t>
       </w:r>
     </w:p>
     <w:p>
-      <w:r>
+      <w:pPr>
+        <w:spacing w:line="336" w:lineRule="auto" w:after="180"/>
+        <w:shd w:fill="F4F9FC"/>
+      </w:pPr>
+      <w:r>
+        <w:rPr>
+          <w:b w:val="0"/>
+        </w:rPr>
         <w:t>4. Review B</w:t>
       </w:r>
     </w:p>
@@ -1585,41 +2298,191 @@
       </w:r>
     </w:p>
     <w:p>
-      <w:r>
+      <w:pPr>
+        <w:pStyle w:val="Heading3"/>
+      </w:pPr>
+      <w:r>
+        <w:t>Hint · try first</w:t>
+      </w:r>
+    </w:p>
+    <w:p>
+      <w:pPr>
+        <w:spacing w:line="336" w:lineRule="auto" w:after="180"/>
+        <w:shd w:fill="F1F6F8"/>
+      </w:pPr>
+      <w:r>
+        <w:rPr>
+          <w:b w:val="0"/>
+        </w:rPr>
         <w:t>Hint if needed: Read the steps in the pictorial case. Match the supplied detail to the stage that performs or records it.</w:t>
       </w:r>
     </w:p>
     <w:p>
-      <w:r>
-        <w:t>After your attempt, compare with the supported explanation: Review B Ask a named reviewer to remeasure B using the specified width unit. Uncertainty about a number need not always create uncertainty about the decision. Every allowed width for A fits, so its width uncertainty does not affect acceptance. B straddles the boundary. Record both possibilities and request a better measurement instead of selecting the one that makes a preferred outcome.</w:t>
-      </w:r>
-    </w:p>
-    <w:p>
       <w:pPr>
         <w:pStyle w:val="Heading3"/>
       </w:pPr>
       <w:r>
+        <w:t>Feedback · compare after trying</w:t>
+      </w:r>
+    </w:p>
+    <w:p>
+      <w:pPr>
+        <w:spacing w:line="336" w:lineRule="auto" w:after="180"/>
+        <w:shd w:fill="F1F6FC"/>
+      </w:pPr>
+      <w:r>
+        <w:rPr>
+          <w:b w:val="0"/>
+        </w:rPr>
+        <w:t xml:space="preserve">After your attempt, compare with the supported explanation: Review B Ask a named reviewer to remeasure B using the specified width unit. </w:t>
+      </w:r>
+      <w:r>
+        <w:rPr>
+          <w:b/>
+        </w:rPr>
+        <w:t>Uncertainty</w:t>
+      </w:r>
+      <w:r>
+        <w:rPr>
+          <w:b w:val="0"/>
+        </w:rPr>
+        <w:t xml:space="preserve"> about a number need not always create </w:t>
+      </w:r>
+      <w:r>
+        <w:rPr>
+          <w:b/>
+        </w:rPr>
+        <w:t>uncertainty</w:t>
+      </w:r>
+      <w:r>
+        <w:rPr>
+          <w:b w:val="0"/>
+        </w:rPr>
+        <w:t xml:space="preserve"> about the decision.</w:t>
+      </w:r>
+    </w:p>
+    <w:p>
+      <w:pPr>
+        <w:spacing w:line="336" w:lineRule="auto" w:after="180"/>
+        <w:shd w:fill="F1F6FC"/>
+      </w:pPr>
+      <w:r>
+        <w:rPr>
+          <w:b w:val="0"/>
+        </w:rPr>
+        <w:t xml:space="preserve">Every allowed width for A fits, so its width </w:t>
+      </w:r>
+      <w:r>
+        <w:rPr>
+          <w:b/>
+        </w:rPr>
+        <w:t>uncertainty</w:t>
+      </w:r>
+      <w:r>
+        <w:rPr>
+          <w:b w:val="0"/>
+        </w:rPr>
+        <w:t xml:space="preserve"> does not affect acceptance. B straddles the boundary.</w:t>
+      </w:r>
+    </w:p>
+    <w:p>
+      <w:pPr>
+        <w:spacing w:line="336" w:lineRule="auto" w:after="180"/>
+        <w:shd w:fill="F1F6FC"/>
+      </w:pPr>
+      <w:r>
+        <w:rPr>
+          <w:b w:val="0"/>
+        </w:rPr>
+        <w:t>Record both possibilities and request a better measurement instead of selecting the one that makes a preferred outcome.</w:t>
+      </w:r>
+    </w:p>
+    <w:p>
+      <w:pPr>
+        <w:pStyle w:val="Heading3"/>
+      </w:pPr>
+      <w:r>
         <w:t>Practice 2: explain the deciding evidence</w:t>
       </w:r>
     </w:p>
     <w:p>
-      <w:r>
+      <w:pPr>
+        <w:pStyle w:val="Heading3"/>
+      </w:pPr>
+      <w:r>
+        <w:t>Changed case · predict first</w:t>
+      </w:r>
+    </w:p>
+    <w:p>
+      <w:pPr>
+        <w:spacing w:line="336" w:lineRule="auto" w:after="180"/>
+        <w:shd w:fill="F5F1FB"/>
+      </w:pPr>
+      <w:r>
+        <w:rPr>
+          <w:b w:val="0"/>
+        </w:rPr>
         <w:t>Changed-case practice: Narrow B’s possibilities to 6 or 7 cm. Which conclusion is supported by the supplied facts?</w:t>
       </w:r>
     </w:p>
     <w:p>
-      <w:r>
+      <w:pPr>
+        <w:spacing w:line="336" w:lineRule="auto" w:after="180"/>
+        <w:shd w:fill="F4F9FC"/>
+      </w:pPr>
+      <w:r>
+        <w:rPr>
+          <w:b w:val="0"/>
+        </w:rPr>
         <w:t>1. Both fail the width limit; rejection no longer depends on resolving their difference.</w:t>
       </w:r>
     </w:p>
     <w:p>
-      <w:r>
-        <w:t>2. We can decide the result without examining the changed input or the procedure.</w:t>
-      </w:r>
-    </w:p>
-    <w:p>
-      <w:r>
-        <w:t>3. This one example guarantees correct results for every future input.</w:t>
+      <w:pPr>
+        <w:spacing w:line="336" w:lineRule="auto" w:after="180"/>
+        <w:shd w:fill="F4F9FC"/>
+      </w:pPr>
+      <w:r>
+        <w:rPr>
+          <w:b w:val="0"/>
+        </w:rPr>
+        <w:t xml:space="preserve">2. We can decide the result without examining the changed </w:t>
+      </w:r>
+      <w:r>
+        <w:rPr>
+          <w:b/>
+        </w:rPr>
+        <w:t>input</w:t>
+      </w:r>
+      <w:r>
+        <w:rPr>
+          <w:b w:val="0"/>
+        </w:rPr>
+        <w:t xml:space="preserve"> or the procedure.</w:t>
+      </w:r>
+    </w:p>
+    <w:p>
+      <w:pPr>
+        <w:spacing w:line="336" w:lineRule="auto" w:after="180"/>
+        <w:shd w:fill="F4F9FC"/>
+      </w:pPr>
+      <w:r>
+        <w:rPr>
+          <w:b w:val="0"/>
+        </w:rPr>
+        <w:t xml:space="preserve">3. This one example guarantees correct results for every future </w:t>
+      </w:r>
+      <w:r>
+        <w:rPr>
+          <w:b/>
+        </w:rPr>
+        <w:t>input</w:t>
+      </w:r>
+      <w:r>
+        <w:rPr>
+          <w:b w:val="0"/>
+        </w:rPr>
+        <w:t>.</w:t>
       </w:r>
     </w:p>
     <w:p>
@@ -1656,12 +2519,42 @@
       </w:r>
     </w:p>
     <w:p>
-      <w:r>
+      <w:pPr>
+        <w:pStyle w:val="Heading3"/>
+      </w:pPr>
+      <w:r>
+        <w:t>Hint · try first</w:t>
+      </w:r>
+    </w:p>
+    <w:p>
+      <w:pPr>
+        <w:spacing w:line="336" w:lineRule="auto" w:after="180"/>
+        <w:shd w:fill="F1F6F8"/>
+      </w:pPr>
+      <w:r>
+        <w:rPr>
+          <w:b w:val="0"/>
+        </w:rPr>
         <w:t>Hint if needed: Use the changed condition and the deciding step in the pictorial trace. The answer must say what follows from those facts.</w:t>
       </w:r>
     </w:p>
     <w:p>
-      <w:r>
+      <w:pPr>
+        <w:pStyle w:val="Heading3"/>
+      </w:pPr>
+      <w:r>
+        <w:t>Feedback · compare after trying</w:t>
+      </w:r>
+    </w:p>
+    <w:p>
+      <w:pPr>
+        <w:spacing w:line="336" w:lineRule="auto" w:after="180"/>
+        <w:shd w:fill="F1F6FC"/>
+      </w:pPr>
+      <w:r>
+        <w:rPr>
+          <w:b w:val="0"/>
+        </w:rPr>
         <w:t>After your attempt, compare with the supported explanation: Both fail the width limit; rejection no longer depends on resolving their difference. All remaining possibilities lead to the same decision.</w:t>
       </w:r>
     </w:p>
@@ -1674,18 +2567,93 @@
       </w:r>
     </w:p>
     <w:p>
-      <w:r>
-        <w:t>Review Save New Examples for Testing (ai-1/15). Goal: Separate examples used to choose a model from examples reserved for its final evaluation. Short practice: Does 4/4 on the replay replace the original 3/4 result? Explain.. Return to this week and explain what you changed.</w:t>
-      </w:r>
-    </w:p>
-    <w:p>
-      <w:r>
-        <w:t>Review Learning from Examples (ai-1/13). Goal: Fit a threshold by tracing predictions and counting disagreements for every candidate. Short practice: Which new measured length would reveal disagreement between the candidates?. Return to this week and explain what you changed.</w:t>
-      </w:r>
-    </w:p>
-    <w:p>
-      <w:r>
-        <w:t>Review If/Then Decisions (ai-1/10). Goal: Evaluate a condition using the current state and trace only the selected branch. Short practice: Which input detects the difference between the two written conditions? Explain its entire run.. Return to this week and explain what you changed.</w:t>
+      <w:pPr>
+        <w:spacing w:line="336" w:lineRule="auto" w:after="180"/>
+      </w:pPr>
+      <w:r>
+        <w:rPr>
+          <w:b w:val="0"/>
+        </w:rPr>
+        <w:t>Review Save New Examples for Testing (ai-1/15). Goal: Separate examples used to choose a model from examples reserved for its final evaluation. Short practice: Does 4/4 on the replay replace the original 3/4 result? Explain..</w:t>
+      </w:r>
+    </w:p>
+    <w:p>
+      <w:pPr>
+        <w:spacing w:line="336" w:lineRule="auto" w:after="180"/>
+      </w:pPr>
+      <w:r>
+        <w:rPr>
+          <w:b w:val="0"/>
+        </w:rPr>
+        <w:t>Return to this week and explain what you changed.</w:t>
+      </w:r>
+    </w:p>
+    <w:p>
+      <w:pPr>
+        <w:spacing w:line="336" w:lineRule="auto" w:after="180"/>
+      </w:pPr>
+      <w:r>
+        <w:rPr>
+          <w:b w:val="0"/>
+        </w:rPr>
+        <w:t xml:space="preserve">Review Learning from Examples (ai-1/13). Goal: Fit a threshold by tracing </w:t>
+      </w:r>
+      <w:r>
+        <w:rPr>
+          <w:b/>
+        </w:rPr>
+        <w:t>prediction</w:t>
+      </w:r>
+      <w:r>
+        <w:rPr>
+          <w:b w:val="0"/>
+        </w:rPr>
+        <w:t>s and counting disagreements for every candidate. Short practice: Which new measured length would reveal disagreement between the candidates?.</w:t>
+      </w:r>
+    </w:p>
+    <w:p>
+      <w:pPr>
+        <w:spacing w:line="336" w:lineRule="auto" w:after="180"/>
+      </w:pPr>
+      <w:r>
+        <w:rPr>
+          <w:b w:val="0"/>
+        </w:rPr>
+        <w:t>Return to this week and explain what you changed.</w:t>
+      </w:r>
+    </w:p>
+    <w:p>
+      <w:pPr>
+        <w:spacing w:line="336" w:lineRule="auto" w:after="180"/>
+      </w:pPr>
+      <w:r>
+        <w:rPr>
+          <w:b w:val="0"/>
+        </w:rPr>
+        <w:t xml:space="preserve">Review If/Then Decisions (ai-1/10). Goal: Evaluate a condition using the current state and trace only the selected branch. Short practice: Which </w:t>
+      </w:r>
+      <w:r>
+        <w:rPr>
+          <w:b/>
+        </w:rPr>
+        <w:t>input</w:t>
+      </w:r>
+      <w:r>
+        <w:rPr>
+          <w:b w:val="0"/>
+        </w:rPr>
+        <w:t xml:space="preserve"> detects the difference between the two written conditions?</w:t>
+      </w:r>
+    </w:p>
+    <w:p>
+      <w:pPr>
+        <w:spacing w:line="336" w:lineRule="auto" w:after="180"/>
+      </w:pPr>
+      <w:r>
+        <w:rPr>
+          <w:b w:val="0"/>
+        </w:rPr>
+        <w:t>Explain its entire run.. Return to this week and explain what you changed.</w:t>
       </w:r>
     </w:p>
     <w:p>
@@ -1697,8 +2665,37 @@
       </w:r>
     </w:p>
     <w:p>
-      <w:r>
-        <w:t>Use Download completed work in the hosted lesson to export your answers, reflections, practice feedback and code-run evidence. Open the HTML copy to read or print it. Drafts stay in this browser when storage is available; clear drafts on a shared device.</w:t>
+      <w:pPr>
+        <w:spacing w:line="336" w:lineRule="auto" w:after="180"/>
+      </w:pPr>
+      <w:r>
+        <w:rPr>
+          <w:b w:val="0"/>
+        </w:rPr>
+        <w:t xml:space="preserve">Use Download completed work in the hosted lesson to export your answers, reflections, practice feedback and code-run </w:t>
+      </w:r>
+      <w:r>
+        <w:rPr>
+          <w:b/>
+        </w:rPr>
+        <w:t>evidence</w:t>
+      </w:r>
+      <w:r>
+        <w:rPr>
+          <w:b w:val="0"/>
+        </w:rPr>
+        <w:t>. Open the HTML copy to read or print it.</w:t>
+      </w:r>
+    </w:p>
+    <w:p>
+      <w:pPr>
+        <w:spacing w:line="336" w:lineRule="auto" w:after="180"/>
+      </w:pPr>
+      <w:r>
+        <w:rPr>
+          <w:b w:val="0"/>
+        </w:rPr>
+        <w:t>Drafts stay in this browser when storage is available; clear drafts on a shared device.</w:t>
       </w:r>
     </w:p>
     <w:p>
@@ -1712,6 +2709,747 @@
     <w:p>
       <w:r>
         <w:t>________________________________________________________________</w:t>
+      </w:r>
+    </w:p>
+    <w:p>
+      <w:r>
+        <w:t>________________________________________________________________</w:t>
+      </w:r>
+    </w:p>
+    <w:p>
+      <w:r>
+        <w:t>________________________________________________________________</w:t>
+      </w:r>
+    </w:p>
+    <w:p>
+      <w:r>
+        <w:t>________________________________________________________________</w:t>
+      </w:r>
+    </w:p>
+    <w:p>
+      <w:r>
+        <w:t>________________________________________________________________</w:t>
+      </w:r>
+    </w:p>
+    <w:p>
+      <w:pPr>
+        <w:pStyle w:val="Heading1"/>
+      </w:pPr>
+      <w:r>
+        <w:t>21. Visual concept journey</w:t>
+      </w:r>
+    </w:p>
+    <w:p>
+      <w:r>
+        <w:t>Explain each Boundaries and 'Not Sure' picture from its labels, then record a relevant limit.</w:t>
+      </w:r>
+    </w:p>
+    <w:p>
+      <w:pPr>
+        <w:pStyle w:val="Heading3"/>
+      </w:pPr>
+      <w:r>
+        <w:t>01. Boundaries and 'Not Sure': the case</w:t>
+      </w:r>
+    </w:p>
+    <w:p>
+      <w:r>
+        <w:drawing>
+          <wp:inline xmlns:a="http://schemas.openxmlformats.org/drawingml/2006/main" xmlns:pic="http://schemas.openxmlformats.org/drawingml/2006/picture">
+            <wp:extent cx="5486400" cy="2990088"/>
+            <wp:docPr id="3" name="Picture 3" descr="A fictional cubby selector accepts a block if width is at most 5 cm. Supplied facts: An unclear measurement means Block A is either 4 or 5 cm; Block B is either 5 or 6 cm. These complete possibility sets contain all widths under consideration. Other dimensions are known to fit."/>
+            <wp:cNvGraphicFramePr>
+              <a:graphicFrameLocks noChangeAspect="1"/>
+            </wp:cNvGraphicFramePr>
+            <a:graphic>
+              <a:graphicData uri="http://schemas.openxmlformats.org/drawingml/2006/picture">
+                <pic:pic>
+                  <pic:nvPicPr>
+                    <pic:cNvPr id="0" name="academy-story-ai-1-16-01.png"/>
+                    <pic:cNvPicPr/>
+                  </pic:nvPicPr>
+                  <pic:blipFill>
+                    <a:blip r:embed="rId11"/>
+                    <a:stretch>
+                      <a:fillRect/>
+                    </a:stretch>
+                  </pic:blipFill>
+                  <pic:spPr>
+                    <a:xfrm>
+                      <a:off x="0" y="0"/>
+                      <a:ext cx="5486400" cy="2990088"/>
+                    </a:xfrm>
+                    <a:prstGeom prst="rect"/>
+                  </pic:spPr>
+                </pic:pic>
+              </a:graphicData>
+            </a:graphic>
+          </wp:inline>
+        </w:drawing>
+      </w:r>
+    </w:p>
+    <w:p>
+      <w:pPr>
+        <w:spacing w:line="336" w:lineRule="auto" w:after="180"/>
+      </w:pPr>
+      <w:r>
+        <w:rPr>
+          <w:b w:val="0"/>
+        </w:rPr>
+        <w:t>A fictional cubby selector accepts a block if width is at most 5 cm. Supplied facts: An unclear measurement means Block A is either 4 or 5 cm; Block B is either 5 or 6 cm.</w:t>
+      </w:r>
+    </w:p>
+    <w:p>
+      <w:pPr>
+        <w:spacing w:line="336" w:lineRule="auto" w:after="180"/>
+      </w:pPr>
+      <w:r>
+        <w:rPr>
+          <w:b w:val="0"/>
+        </w:rPr>
+        <w:t>These complete possibility sets contain all widths under consideration. Other dimensions are known to fit.</w:t>
+      </w:r>
+    </w:p>
+    <w:p>
+      <w:pPr>
+        <w:spacing w:line="336" w:lineRule="auto" w:after="180"/>
+        <w:shd w:fill="F5F1FB"/>
+      </w:pPr>
+      <w:r>
+        <w:rPr>
+          <w:b w:val="0"/>
+        </w:rPr>
+        <w:t>Point to the given fact that matters most. Explain why it matters.</w:t>
+      </w:r>
+    </w:p>
+    <w:p>
+      <w:pPr>
+        <w:pStyle w:val="Heading3"/>
+      </w:pPr>
+      <w:r>
+        <w:t>My picture explanation, deciding evidence and one limit</w:t>
+      </w:r>
+    </w:p>
+    <w:p>
+      <w:r>
+        <w:t>________________________________________________________________</w:t>
+      </w:r>
+    </w:p>
+    <w:p>
+      <w:r>
+        <w:t>________________________________________________________________</w:t>
+      </w:r>
+    </w:p>
+    <w:p>
+      <w:r>
+        <w:t>________________________________________________________________</w:t>
+      </w:r>
+    </w:p>
+    <w:p>
+      <w:r>
+        <w:t>________________________________________________________________</w:t>
+      </w:r>
+    </w:p>
+    <w:p>
+      <w:pPr>
+        <w:pStyle w:val="Heading3"/>
+      </w:pPr>
+      <w:r>
+        <w:t>02. Follow the deciding steps</w:t>
+      </w:r>
+    </w:p>
+    <w:p>
+      <w:r>
+        <w:drawing>
+          <wp:inline xmlns:a="http://schemas.openxmlformats.org/drawingml/2006/main" xmlns:pic="http://schemas.openxmlformats.org/drawingml/2006/picture">
+            <wp:extent cx="5486400" cy="4005072"/>
+            <wp:docPr id="4" name="Picture 4" descr="Block A possibilities: 4 and 5 both satisfy the including equality width limit. → Block B possibilities: 5 fits; 6 does not. → Compare decisions: A has one supported decision; B’s possible decisions disagree. → Review B: Ask a named reviewer to remeasure B using the specified width unit."/>
+            <wp:cNvGraphicFramePr>
+              <a:graphicFrameLocks noChangeAspect="1"/>
+            </wp:cNvGraphicFramePr>
+            <a:graphic>
+              <a:graphicData uri="http://schemas.openxmlformats.org/drawingml/2006/picture">
+                <pic:pic>
+                  <pic:nvPicPr>
+                    <pic:cNvPr id="0" name="academy-story-ai-1-16-02.png"/>
+                    <pic:cNvPicPr/>
+                  </pic:nvPicPr>
+                  <pic:blipFill>
+                    <a:blip r:embed="rId12"/>
+                    <a:stretch>
+                      <a:fillRect/>
+                    </a:stretch>
+                  </pic:blipFill>
+                  <pic:spPr>
+                    <a:xfrm>
+                      <a:off x="0" y="0"/>
+                      <a:ext cx="5486400" cy="4005072"/>
+                    </a:xfrm>
+                    <a:prstGeom prst="rect"/>
+                  </pic:spPr>
+                </pic:pic>
+              </a:graphicData>
+            </a:graphic>
+          </wp:inline>
+        </w:drawing>
+      </w:r>
+    </w:p>
+    <w:p>
+      <w:pPr>
+        <w:spacing w:line="336" w:lineRule="auto" w:after="180"/>
+      </w:pPr>
+      <w:r>
+        <w:rPr>
+          <w:b w:val="0"/>
+        </w:rPr>
+        <w:t>Block A possibilities: 4 and 5 both satisfy the including equality width limit. → Block B possibilities: 5 fits; 6 does not. → Compare decisions: A has one supported decision; B’s possible decisions disagree. → Review B: Ask a named reviewer to remeasure B using the specified width unit.</w:t>
+      </w:r>
+    </w:p>
+    <w:p>
+      <w:pPr>
+        <w:spacing w:line="336" w:lineRule="auto" w:after="180"/>
+        <w:shd w:fill="F5F1FB"/>
+      </w:pPr>
+      <w:r>
+        <w:rPr>
+          <w:b w:val="0"/>
+        </w:rPr>
+        <w:t xml:space="preserve">Point to each numbered stage and explain which recorded </w:t>
+      </w:r>
+      <w:r>
+        <w:rPr>
+          <w:b/>
+        </w:rPr>
+        <w:t>input</w:t>
+      </w:r>
+      <w:r>
+        <w:rPr>
+          <w:b w:val="0"/>
+        </w:rPr>
+        <w:t xml:space="preserve"> it uses.</w:t>
+      </w:r>
+    </w:p>
+    <w:p>
+      <w:pPr>
+        <w:pStyle w:val="Heading3"/>
+      </w:pPr>
+      <w:r>
+        <w:t>My picture explanation, deciding evidence and one limit</w:t>
+      </w:r>
+    </w:p>
+    <w:p>
+      <w:r>
+        <w:t>________________________________________________________________</w:t>
+      </w:r>
+    </w:p>
+    <w:p>
+      <w:r>
+        <w:t>________________________________________________________________</w:t>
+      </w:r>
+    </w:p>
+    <w:p>
+      <w:r>
+        <w:t>________________________________________________________________</w:t>
+      </w:r>
+    </w:p>
+    <w:p>
+      <w:r>
+        <w:t>________________________________________________________________</w:t>
+      </w:r>
+    </w:p>
+    <w:p>
+      <w:pPr>
+        <w:pStyle w:val="Heading3"/>
+      </w:pPr>
+      <w:r>
+        <w:t>03. Possibilities and decisions</w:t>
+      </w:r>
+    </w:p>
+    <w:p>
+      <w:r>
+        <w:drawing>
+          <wp:inline xmlns:a="http://schemas.openxmlformats.org/drawingml/2006/main" xmlns:pic="http://schemas.openxmlformats.org/drawingml/2006/picture">
+            <wp:extent cx="5486400" cy="3096768"/>
+            <wp:docPr id="5" name="Picture 5" descr="Possibilities and decisions. Block A: Width 1 cm = 4, Decision 1 = fits, Width 2 cm = 5, Decision 2 = fits. Block B: Width 1 cm = 5, Decision 1 = fits, Width 2 cm = 6, Decision 2 = fails."/>
+            <wp:cNvGraphicFramePr>
+              <a:graphicFrameLocks noChangeAspect="1"/>
+            </wp:cNvGraphicFramePr>
+            <a:graphic>
+              <a:graphicData uri="http://schemas.openxmlformats.org/drawingml/2006/picture">
+                <pic:pic>
+                  <pic:nvPicPr>
+                    <pic:cNvPr id="0" name="academy-story-ai-1-16-03.png"/>
+                    <pic:cNvPicPr/>
+                  </pic:nvPicPr>
+                  <pic:blipFill>
+                    <a:blip r:embed="rId13"/>
+                    <a:stretch>
+                      <a:fillRect/>
+                    </a:stretch>
+                  </pic:blipFill>
+                  <pic:spPr>
+                    <a:xfrm>
+                      <a:off x="0" y="0"/>
+                      <a:ext cx="5486400" cy="3096768"/>
+                    </a:xfrm>
+                    <a:prstGeom prst="rect"/>
+                  </pic:spPr>
+                </pic:pic>
+              </a:graphicData>
+            </a:graphic>
+          </wp:inline>
+        </w:drawing>
+      </w:r>
+    </w:p>
+    <w:p>
+      <w:pPr>
+        <w:spacing w:line="336" w:lineRule="auto" w:after="180"/>
+      </w:pPr>
+      <w:r>
+        <w:rPr>
+          <w:b w:val="0"/>
+        </w:rPr>
+        <w:t>Possibilities and decisions. Block A: Width 1 cm = 4, Decision 1 = fits, Width 2 cm = 5, Decision 2 = fits. Block B: Width 1 cm = 5, Decision 1 = fits, Width 2 cm = 6, Decision 2 = fails.</w:t>
+      </w:r>
+    </w:p>
+    <w:p>
+      <w:pPr>
+        <w:spacing w:line="336" w:lineRule="auto" w:after="180"/>
+        <w:shd w:fill="F5F1FB"/>
+      </w:pPr>
+      <w:r>
+        <w:rPr>
+          <w:b w:val="0"/>
+        </w:rPr>
+        <w:t>Read the labels and values. Explain the relationship the model shows.</w:t>
+      </w:r>
+    </w:p>
+    <w:p>
+      <w:pPr>
+        <w:pStyle w:val="Heading3"/>
+      </w:pPr>
+      <w:r>
+        <w:t>My picture explanation, deciding evidence and one limit</w:t>
+      </w:r>
+    </w:p>
+    <w:p>
+      <w:r>
+        <w:t>________________________________________________________________</w:t>
+      </w:r>
+    </w:p>
+    <w:p>
+      <w:r>
+        <w:t>________________________________________________________________</w:t>
+      </w:r>
+    </w:p>
+    <w:p>
+      <w:r>
+        <w:t>________________________________________________________________</w:t>
+      </w:r>
+    </w:p>
+    <w:p>
+      <w:r>
+        <w:t>________________________________________________________________</w:t>
+      </w:r>
+    </w:p>
+    <w:p>
+      <w:pPr>
+        <w:pStyle w:val="Heading3"/>
+      </w:pPr>
+      <w:r>
+        <w:t>04. Change one thing. Trace what follows.</w:t>
+      </w:r>
+    </w:p>
+    <w:p>
+      <w:r>
+        <w:drawing>
+          <wp:inline xmlns:a="http://schemas.openxmlformats.org/drawingml/2006/main" xmlns:pic="http://schemas.openxmlformats.org/drawingml/2006/picture">
+            <wp:extent cx="5486400" cy="3026664"/>
+            <wp:docPr id="6" name="Picture 6" descr="Original case: Ask a named reviewer to remeasure B using the specified width unit. Changed condition: Narrow B’s possibilities to 6 or 7 cm. Expected result: Both fail the width limit; rejection no longer depends on resolving their difference. Reason: All remaining possibilities lead to the same decision."/>
+            <wp:cNvGraphicFramePr>
+              <a:graphicFrameLocks noChangeAspect="1"/>
+            </wp:cNvGraphicFramePr>
+            <a:graphic>
+              <a:graphicData uri="http://schemas.openxmlformats.org/drawingml/2006/picture">
+                <pic:pic>
+                  <pic:nvPicPr>
+                    <pic:cNvPr id="0" name="academy-story-ai-1-16-04.png"/>
+                    <pic:cNvPicPr/>
+                  </pic:nvPicPr>
+                  <pic:blipFill>
+                    <a:blip r:embed="rId14"/>
+                    <a:stretch>
+                      <a:fillRect/>
+                    </a:stretch>
+                  </pic:blipFill>
+                  <pic:spPr>
+                    <a:xfrm>
+                      <a:off x="0" y="0"/>
+                      <a:ext cx="5486400" cy="3026664"/>
+                    </a:xfrm>
+                    <a:prstGeom prst="rect"/>
+                  </pic:spPr>
+                </pic:pic>
+              </a:graphicData>
+            </a:graphic>
+          </wp:inline>
+        </w:drawing>
+      </w:r>
+    </w:p>
+    <w:p>
+      <w:pPr>
+        <w:spacing w:line="336" w:lineRule="auto" w:after="180"/>
+      </w:pPr>
+      <w:r>
+        <w:rPr>
+          <w:b w:val="0"/>
+        </w:rPr>
+        <w:t>Original case: Ask a named reviewer to remeasure B using the specified width unit. Changed condition: Narrow B’s possibilities to 6 or 7 cm.</w:t>
+      </w:r>
+    </w:p>
+    <w:p>
+      <w:pPr>
+        <w:spacing w:line="336" w:lineRule="auto" w:after="180"/>
+      </w:pPr>
+      <w:r>
+        <w:rPr>
+          <w:b w:val="0"/>
+        </w:rPr>
+        <w:t>Expected result: Both fail the width limit; rejection no longer depends on resolving their difference. Reason: All remaining possibilities lead to the same decision.</w:t>
+      </w:r>
+    </w:p>
+    <w:p>
+      <w:pPr>
+        <w:spacing w:line="336" w:lineRule="auto" w:after="180"/>
+        <w:shd w:fill="F5F1FB"/>
+      </w:pPr>
+      <w:r>
+        <w:rPr>
+          <w:b w:val="0"/>
+        </w:rPr>
+        <w:t>Predict before checking the worked changed-case result. Name what changed and what the supplied facts allow you to conclude.</w:t>
+      </w:r>
+    </w:p>
+    <w:p>
+      <w:pPr>
+        <w:pStyle w:val="Heading3"/>
+      </w:pPr>
+      <w:r>
+        <w:t>My picture explanation, deciding evidence and one limit</w:t>
+      </w:r>
+    </w:p>
+    <w:p>
+      <w:r>
+        <w:t>________________________________________________________________</w:t>
+      </w:r>
+    </w:p>
+    <w:p>
+      <w:r>
+        <w:t>________________________________________________________________</w:t>
+      </w:r>
+    </w:p>
+    <w:p>
+      <w:r>
+        <w:t>________________________________________________________________</w:t>
+      </w:r>
+    </w:p>
+    <w:p>
+      <w:r>
+        <w:t>________________________________________________________________</w:t>
+      </w:r>
+    </w:p>
+    <w:p>
+      <w:pPr>
+        <w:pStyle w:val="Heading3"/>
+      </w:pPr>
+      <w:r>
+        <w:t>05. Connect the explanation to its limit</w:t>
+      </w:r>
+    </w:p>
+    <w:p>
+      <w:r>
+        <w:drawing>
+          <wp:inline xmlns:a="http://schemas.openxmlformats.org/drawingml/2006/main" xmlns:pic="http://schemas.openxmlformats.org/drawingml/2006/picture">
+            <wp:extent cx="5486400" cy="2834640"/>
+            <wp:docPr id="7" name="Picture 7" descr="Uncertainty about a number need not always create uncertainty about the decision. Every allowed width for A fits, so its width uncertainty does not affect acceptance. B straddles the boundary. Record both possibilities and request a better measurement instead of selecting the one that makes a preferred outcome. Limit: A review path is not automatically accurate; its conclusion depends on relevant, better evidence."/>
+            <wp:cNvGraphicFramePr>
+              <a:graphicFrameLocks noChangeAspect="1"/>
+            </wp:cNvGraphicFramePr>
+            <a:graphic>
+              <a:graphicData uri="http://schemas.openxmlformats.org/drawingml/2006/picture">
+                <pic:pic>
+                  <pic:nvPicPr>
+                    <pic:cNvPr id="0" name="academy-story-ai-1-16-05.png"/>
+                    <pic:cNvPicPr/>
+                  </pic:nvPicPr>
+                  <pic:blipFill>
+                    <a:blip r:embed="rId15"/>
+                    <a:stretch>
+                      <a:fillRect/>
+                    </a:stretch>
+                  </pic:blipFill>
+                  <pic:spPr>
+                    <a:xfrm>
+                      <a:off x="0" y="0"/>
+                      <a:ext cx="5486400" cy="2834640"/>
+                    </a:xfrm>
+                    <a:prstGeom prst="rect"/>
+                  </pic:spPr>
+                </pic:pic>
+              </a:graphicData>
+            </a:graphic>
+          </wp:inline>
+        </w:drawing>
+      </w:r>
+    </w:p>
+    <w:p>
+      <w:pPr>
+        <w:spacing w:line="336" w:lineRule="auto" w:after="180"/>
+      </w:pPr>
+      <w:r>
+        <w:rPr>
+          <w:b/>
+        </w:rPr>
+        <w:t>Uncertainty</w:t>
+      </w:r>
+      <w:r>
+        <w:rPr>
+          <w:b w:val="0"/>
+        </w:rPr>
+        <w:t xml:space="preserve"> about a number need not always create </w:t>
+      </w:r>
+      <w:r>
+        <w:rPr>
+          <w:b/>
+        </w:rPr>
+        <w:t>uncertainty</w:t>
+      </w:r>
+      <w:r>
+        <w:rPr>
+          <w:b w:val="0"/>
+        </w:rPr>
+        <w:t xml:space="preserve"> about the decision. Every allowed width for A fits, so its width </w:t>
+      </w:r>
+      <w:r>
+        <w:rPr>
+          <w:b/>
+        </w:rPr>
+        <w:t>uncertainty</w:t>
+      </w:r>
+      <w:r>
+        <w:rPr>
+          <w:b w:val="0"/>
+        </w:rPr>
+        <w:t xml:space="preserve"> does not affect acceptance. B straddles the boundary.</w:t>
+      </w:r>
+    </w:p>
+    <w:p>
+      <w:pPr>
+        <w:spacing w:line="336" w:lineRule="auto" w:after="180"/>
+      </w:pPr>
+      <w:r>
+        <w:rPr>
+          <w:b w:val="0"/>
+        </w:rPr>
+        <w:t xml:space="preserve">Record both possibilities and request a better measurement instead of selecting the one that makes a preferred outcome. Limit: A review path is not automatically accurate; its conclusion depends on relevant, better </w:t>
+      </w:r>
+      <w:r>
+        <w:rPr>
+          <w:b/>
+        </w:rPr>
+        <w:t>evidence</w:t>
+      </w:r>
+      <w:r>
+        <w:rPr>
+          <w:b w:val="0"/>
+        </w:rPr>
+        <w:t>.</w:t>
+      </w:r>
+    </w:p>
+    <w:p>
+      <w:pPr>
+        <w:spacing w:line="336" w:lineRule="auto" w:after="180"/>
+        <w:shd w:fill="F5F1FB"/>
+      </w:pPr>
+      <w:r>
+        <w:rPr>
+          <w:b w:val="0"/>
+        </w:rPr>
+        <w:t>Explain the case, then point to a limit on the claim.</w:t>
+      </w:r>
+    </w:p>
+    <w:p>
+      <w:pPr>
+        <w:pStyle w:val="Heading3"/>
+      </w:pPr>
+      <w:r>
+        <w:t>My picture explanation, deciding evidence and one limit</w:t>
+      </w:r>
+    </w:p>
+    <w:p>
+      <w:r>
+        <w:t>________________________________________________________________</w:t>
+      </w:r>
+    </w:p>
+    <w:p>
+      <w:r>
+        <w:t>________________________________________________________________</w:t>
+      </w:r>
+    </w:p>
+    <w:p>
+      <w:r>
+        <w:t>________________________________________________________________</w:t>
+      </w:r>
+    </w:p>
+    <w:p>
+      <w:r>
+        <w:t>________________________________________________________________</w:t>
+      </w:r>
+    </w:p>
+    <w:p>
+      <w:pPr>
+        <w:pStyle w:val="Heading3"/>
+      </w:pPr>
+      <w:r>
+        <w:t>06. Make the idea visible in your project</w:t>
+      </w:r>
+    </w:p>
+    <w:p>
+      <w:r>
+        <w:drawing>
+          <wp:inline xmlns:a="http://schemas.openxmlformats.org/drawingml/2006/main" xmlns:pic="http://schemas.openxmlformats.org/drawingml/2006/picture">
+            <wp:extent cx="5486400" cy="3529584"/>
+            <wp:docPr id="8" name="Picture 8" descr="Add explicit review paths to the sorter, including unresolved input, responsible person and evidence needed. Draw your input, deciding step, result and limit. Supported question: Which original block needs a better width before accepting or rejecting it? What should the reviewer do?"/>
+            <wp:cNvGraphicFramePr>
+              <a:graphicFrameLocks noChangeAspect="1"/>
+            </wp:cNvGraphicFramePr>
+            <a:graphic>
+              <a:graphicData uri="http://schemas.openxmlformats.org/drawingml/2006/picture">
+                <pic:pic>
+                  <pic:nvPicPr>
+                    <pic:cNvPr id="0" name="academy-story-ai-1-16-06.png"/>
+                    <pic:cNvPicPr/>
+                  </pic:nvPicPr>
+                  <pic:blipFill>
+                    <a:blip r:embed="rId16"/>
+                    <a:stretch>
+                      <a:fillRect/>
+                    </a:stretch>
+                  </pic:blipFill>
+                  <pic:spPr>
+                    <a:xfrm>
+                      <a:off x="0" y="0"/>
+                      <a:ext cx="5486400" cy="3529584"/>
+                    </a:xfrm>
+                    <a:prstGeom prst="rect"/>
+                  </pic:spPr>
+                </pic:pic>
+              </a:graphicData>
+            </a:graphic>
+          </wp:inline>
+        </w:drawing>
+      </w:r>
+    </w:p>
+    <w:p>
+      <w:pPr>
+        <w:spacing w:line="336" w:lineRule="auto" w:after="180"/>
+      </w:pPr>
+      <w:r>
+        <w:rPr>
+          <w:b w:val="0"/>
+        </w:rPr>
+        <w:t xml:space="preserve">Add explicit review paths to the sorter, including </w:t>
+      </w:r>
+      <w:r>
+        <w:rPr>
+          <w:b/>
+        </w:rPr>
+        <w:t>unresolved</w:t>
+      </w:r>
+      <w:r>
+        <w:rPr>
+          <w:b w:val="0"/>
+        </w:rPr>
+        <w:t xml:space="preserve"> </w:t>
+      </w:r>
+      <w:r>
+        <w:rPr>
+          <w:b/>
+        </w:rPr>
+        <w:t>input</w:t>
+      </w:r>
+      <w:r>
+        <w:rPr>
+          <w:b w:val="0"/>
+        </w:rPr>
+        <w:t xml:space="preserve">, responsible person and </w:t>
+      </w:r>
+      <w:r>
+        <w:rPr>
+          <w:b/>
+        </w:rPr>
+        <w:t>evidence</w:t>
+      </w:r>
+      <w:r>
+        <w:rPr>
+          <w:b w:val="0"/>
+        </w:rPr>
+        <w:t xml:space="preserve"> needed. Draw your </w:t>
+      </w:r>
+      <w:r>
+        <w:rPr>
+          <w:b/>
+        </w:rPr>
+        <w:t>input</w:t>
+      </w:r>
+      <w:r>
+        <w:rPr>
+          <w:b w:val="0"/>
+        </w:rPr>
+        <w:t>, deciding step, result and limit.</w:t>
+      </w:r>
+    </w:p>
+    <w:p>
+      <w:pPr>
+        <w:spacing w:line="336" w:lineRule="auto" w:after="180"/>
+      </w:pPr>
+      <w:r>
+        <w:rPr>
+          <w:b w:val="0"/>
+        </w:rPr>
+        <w:t>Supported question: Which original block needs a better width before accepting or rejecting it? What should the reviewer do?</w:t>
+      </w:r>
+    </w:p>
+    <w:p>
+      <w:pPr>
+        <w:spacing w:line="336" w:lineRule="auto" w:after="180"/>
+        <w:shd w:fill="F5F1FB"/>
+      </w:pPr>
+      <w:r>
+        <w:rPr>
+          <w:b w:val="0"/>
+        </w:rPr>
+        <w:t xml:space="preserve">Draw your project trace and justify the deciding step using </w:t>
+      </w:r>
+      <w:r>
+        <w:rPr>
+          <w:b/>
+        </w:rPr>
+        <w:t>evidence</w:t>
+      </w:r>
+      <w:r>
+        <w:rPr>
+          <w:b w:val="0"/>
+        </w:rPr>
+        <w:t>.</w:t>
+      </w:r>
+    </w:p>
+    <w:p>
+      <w:pPr>
+        <w:pStyle w:val="Heading3"/>
+      </w:pPr>
+      <w:r>
+        <w:t>My picture explanation, deciding evidence and one limit</w:t>
       </w:r>
     </w:p>
     <w:p>

--- a/downloads/workbook/ai-1-week-16.docx
+++ b/downloads/workbook/ai-1-week-16.docx
@@ -1770,8 +1770,8 @@
       <w:r>
         <w:drawing>
           <wp:inline xmlns:a="http://schemas.openxmlformats.org/drawingml/2006/main" xmlns:pic="http://schemas.openxmlformats.org/drawingml/2006/picture">
-            <wp:extent cx="5311302" cy="5943600"/>
-            <wp:docPr id="2" name="Picture 2" descr="Boundaries and 'Not Sure'. Block A possibilities: 4 and 5 both satisfy the including equality width limit.. Block B possibilities: 5 fits; 6 does not.. Compare decisions: A has one supported decision; B’s possible decisions disagree.. Review B: Ask a named reviewer to remeasure B using the specified width unit."/>
+            <wp:extent cx="5276995" cy="5943599"/>
+            <wp:docPr id="2" name="Picture 2" descr="Boundaries and 'Not Sure'. Block A possibilities: 4 and 5 both satisfy the width limit, which includes equality.. Block B possibilities: 5 fits; 6 does not.. Compare decisions: A has one supported decision; B’s possible decisions disagree.. Review B: Ask a named reviewer to remeasure B using the specified width unit."/>
             <wp:cNvGraphicFramePr>
               <a:graphicFrameLocks noChangeAspect="1"/>
             </wp:cNvGraphicFramePr>
@@ -1791,7 +1791,7 @@
                   <pic:spPr>
                     <a:xfrm>
                       <a:off x="0" y="0"/>
-                      <a:ext cx="5311302" cy="5943600"/>
+                      <a:ext cx="5276995" cy="5943599"/>
                     </a:xfrm>
                     <a:prstGeom prst="rect"/>
                   </pic:spPr>
@@ -2863,7 +2863,7 @@
         <w:drawing>
           <wp:inline xmlns:a="http://schemas.openxmlformats.org/drawingml/2006/main" xmlns:pic="http://schemas.openxmlformats.org/drawingml/2006/picture">
             <wp:extent cx="5486400" cy="4005072"/>
-            <wp:docPr id="4" name="Picture 4" descr="Block A possibilities: 4 and 5 both satisfy the including equality width limit. → Block B possibilities: 5 fits; 6 does not. → Compare decisions: A has one supported decision; B’s possible decisions disagree. → Review B: Ask a named reviewer to remeasure B using the specified width unit."/>
+            <wp:docPr id="4" name="Picture 4" descr="Block A possibilities: 4 and 5 both satisfy the width limit, which includes equality. → Block B possibilities: 5 fits; 6 does not. → Compare decisions: A has one supported decision; B’s possible decisions disagree. → Review B: Ask a named reviewer to remeasure B using the specified width unit."/>
             <wp:cNvGraphicFramePr>
               <a:graphicFrameLocks noChangeAspect="1"/>
             </wp:cNvGraphicFramePr>
@@ -2902,7 +2902,7 @@
         <w:rPr>
           <w:b w:val="0"/>
         </w:rPr>
-        <w:t>Block A possibilities: 4 and 5 both satisfy the including equality width limit. → Block B possibilities: 5 fits; 6 does not. → Compare decisions: A has one supported decision; B’s possible decisions disagree. → Review B: Ask a named reviewer to remeasure B using the specified width unit.</w:t>
+        <w:t>Block A possibilities: 4 and 5 both satisfy the width limit, which includes equality. → Block B possibilities: 5 fits; 6 does not. → Compare decisions: A has one supported decision; B’s possible decisions disagree. → Review B: Ask a named reviewer to remeasure B using the specified width unit.</w:t>
       </w:r>
     </w:p>
     <w:p>

--- a/downloads/workbook/ai-1-week-16.docx
+++ b/downloads/workbook/ai-1-week-16.docx
@@ -25,12 +25,460 @@
         <w:pStyle w:val="Heading1"/>
       </w:pPr>
       <w:r>
-        <w:t>01. Recall and choose your starting point</w:t>
-      </w:r>
-    </w:p>
-    <w:p>
-      <w:r>
-        <w:t>Record your starting explanation for Boundaries and 'Not Sure' before opening notes. Show any later correction separately.</w:t>
+        <w:t>One connected uncertainty-and-review record.</w:t>
+      </w:r>
+    </w:p>
+    <w:p>
+      <w:r>
+        <w:t>Describe unclear inputs, limit stable predictions, request missing units and challenge unsupported review.</w:t>
+      </w:r>
+    </w:p>
+    <w:p>
+      <w:r>
+        <w:t>Keep the original record, requested evidence and eventual outcome together.</w:t>
+      </w:r>
+    </w:p>
+    <w:p>
+      <w:pPr>
+        <w:pStyle w:val="Heading1"/>
+      </w:pPr>
+      <w:r>
+        <w:t>01. Recall: reconnect earlier ideas</w:t>
+      </w:r>
+    </w:p>
+    <w:p>
+      <w:r>
+        <w:t>Retrieve before opening notes.</w:t>
+      </w:r>
+    </w:p>
+    <w:p>
+      <w:pPr>
+        <w:pStyle w:val="Heading2"/>
+      </w:pPr>
+      <w:r>
+        <w:t>Retrieve and explain</w:t>
+      </w:r>
+    </w:p>
+    <w:p>
+      <w:pPr>
+        <w:pStyle w:val="ListBullet"/>
+      </w:pPr>
+      <w:r>
+        <w:t>Try the recall before opening notes. Then use a different colour or a labelled second line to correct your explanation.</w:t>
+      </w:r>
+    </w:p>
+    <w:p>
+      <w:pPr>
+        <w:pStyle w:val="ListBullet"/>
+      </w:pPr>
+      <w:r>
+        <w:t>Without opening the old lesson, explain one key idea from Save New Examples for Testing. Give an example and a mistake that the idea helps you avoid.</w:t>
+      </w:r>
+    </w:p>
+    <w:p>
+      <w:pPr>
+        <w:pStyle w:val="Heading3"/>
+      </w:pPr>
+      <w:r>
+        <w:t>My remembered idea, example and correction</w:t>
+      </w:r>
+    </w:p>
+    <w:p>
+      <w:r>
+        <w:t>________________________________________________________________</w:t>
+      </w:r>
+    </w:p>
+    <w:p>
+      <w:r>
+        <w:t>________________________________________________________________</w:t>
+      </w:r>
+    </w:p>
+    <w:p>
+      <w:r>
+        <w:t>________________________________________________________________</w:t>
+      </w:r>
+    </w:p>
+    <w:p>
+      <w:pPr>
+        <w:pStyle w:val="ListBullet"/>
+      </w:pPr>
+      <w:r>
+        <w:t>Without opening the old lesson, explain one key idea from Learning from Examples. Give an example and a mistake that the idea helps you avoid.</w:t>
+      </w:r>
+    </w:p>
+    <w:p>
+      <w:pPr>
+        <w:pStyle w:val="Heading3"/>
+      </w:pPr>
+      <w:r>
+        <w:t>My remembered idea, example and correction</w:t>
+      </w:r>
+    </w:p>
+    <w:p>
+      <w:r>
+        <w:t>________________________________________________________________</w:t>
+      </w:r>
+    </w:p>
+    <w:p>
+      <w:r>
+        <w:t>________________________________________________________________</w:t>
+      </w:r>
+    </w:p>
+    <w:p>
+      <w:r>
+        <w:t>________________________________________________________________</w:t>
+      </w:r>
+    </w:p>
+    <w:p>
+      <w:pPr>
+        <w:pStyle w:val="ListBullet"/>
+      </w:pPr>
+      <w:r>
+        <w:t>Without opening the old lesson, explain one key idea from If/Then Decisions. Give an example and a mistake that the idea helps you avoid.</w:t>
+      </w:r>
+    </w:p>
+    <w:p>
+      <w:pPr>
+        <w:pStyle w:val="Heading3"/>
+      </w:pPr>
+      <w:r>
+        <w:t>My remembered idea, example and correction</w:t>
+      </w:r>
+    </w:p>
+    <w:p>
+      <w:r>
+        <w:t>________________________________________________________________</w:t>
+      </w:r>
+    </w:p>
+    <w:p>
+      <w:r>
+        <w:t>________________________________________________________________</w:t>
+      </w:r>
+    </w:p>
+    <w:p>
+      <w:r>
+        <w:t>________________________________________________________________</w:t>
+      </w:r>
+    </w:p>
+    <w:p>
+      <w:pPr>
+        <w:pStyle w:val="Heading2"/>
+      </w:pPr>
+      <w:r>
+        <w:t>Earlier wording, alternatives and picture transcripts · reference / check after trying</w:t>
+      </w:r>
+    </w:p>
+    <w:p>
+      <w:pPr>
+        <w:pStyle w:val="Heading3"/>
+      </w:pPr>
+      <w:r>
+        <w:t>Save New Examples for Testing</w:t>
+      </w:r>
+    </w:p>
+    <w:p>
+      <w:pPr>
+        <w:pStyle w:val="Heading3"/>
+      </w:pPr>
+      <w:r>
+        <w:t>Learning from Examples</w:t>
+      </w:r>
+    </w:p>
+    <w:p>
+      <w:pPr>
+        <w:pStyle w:val="Heading3"/>
+      </w:pPr>
+      <w:r>
+        <w:t>If/Then Decisions</w:t>
+      </w:r>
+    </w:p>
+    <w:p>
+      <w:pPr>
+        <w:pStyle w:val="Heading1"/>
+      </w:pPr>
+      <w:r>
+        <w:t>12. W1 · Identify the input uncertainty</w:t>
+      </w:r>
+    </w:p>
+    <w:p>
+      <w:r>
+        <w:t>Compare the two predictions and request evidence about the smudged measurement.</w:t>
+      </w:r>
+    </w:p>
+    <w:p>
+      <w:pPr>
+        <w:pStyle w:val="Heading2"/>
+      </w:pPr>
+      <w:r>
+        <w:t>Your evidence record</w:t>
+      </w:r>
+    </w:p>
+    <w:p>
+      <w:pPr>
+        <w:pStyle w:val="ListBullet"/>
+      </w:pPr>
+      <w:r>
+        <w:t>For a smudged height that could be 5 or 6 cm, state what is known, what is unknown and the two predictions under tall at least 6. Choose a check that could distinguish the heights. Explain why rerunning the threshold comparison cannot do that.</w:t>
+      </w:r>
+    </w:p>
+    <w:p>
+      <w:pPr>
+        <w:pStyle w:val="Heading3"/>
+      </w:pPr>
+      <w:r>
+        <w:t>My reasoning and evidence</w:t>
+      </w:r>
+    </w:p>
+    <w:p>
+      <w:r>
+        <w:t>________________________________________________________________</w:t>
+      </w:r>
+    </w:p>
+    <w:p>
+      <w:r>
+        <w:t>________________________________________________________________</w:t>
+      </w:r>
+    </w:p>
+    <w:p>
+      <w:r>
+        <w:t>________________________________________________________________</w:t>
+      </w:r>
+    </w:p>
+    <w:p>
+      <w:r>
+        <w:t>________________________________________________________________</w:t>
+      </w:r>
+    </w:p>
+    <w:p>
+      <w:r>
+        <w:t>________________________________________________________________</w:t>
+      </w:r>
+    </w:p>
+    <w:p>
+      <w:r>
+        <w:t>________________________________________________________________</w:t>
+      </w:r>
+    </w:p>
+    <w:p>
+      <w:pPr>
+        <w:pStyle w:val="Heading1"/>
+      </w:pPr>
+      <w:r>
+        <w:t>13. W2 · Limit a stable prediction</w:t>
+      </w:r>
+    </w:p>
+    <w:p>
+      <w:r>
+        <w:t>Keep the exact-value uncertainty visible without inventing probabilities.</w:t>
+      </w:r>
+    </w:p>
+    <w:p>
+      <w:pPr>
+        <w:pStyle w:val="Heading2"/>
+      </w:pPr>
+      <w:r>
+        <w:t>Your evidence record</w:t>
+      </w:r>
+    </w:p>
+    <w:p>
+      <w:pPr>
+        <w:pStyle w:val="ListBullet"/>
+      </w:pPr>
+      <w:r>
+        <w:t>Assume the only possible heights are 8 and 9 cm. Apply tall at least 6 to each. Write a justified result statement and two things it does not establish. Do not invent a confidence percentage.</w:t>
+      </w:r>
+    </w:p>
+    <w:p>
+      <w:pPr>
+        <w:pStyle w:val="Heading3"/>
+      </w:pPr>
+      <w:r>
+        <w:t>My reasoning and evidence</w:t>
+      </w:r>
+    </w:p>
+    <w:p>
+      <w:r>
+        <w:t>________________________________________________________________</w:t>
+      </w:r>
+    </w:p>
+    <w:p>
+      <w:r>
+        <w:t>________________________________________________________________</w:t>
+      </w:r>
+    </w:p>
+    <w:p>
+      <w:r>
+        <w:t>________________________________________________________________</w:t>
+      </w:r>
+    </w:p>
+    <w:p>
+      <w:r>
+        <w:t>________________________________________________________________</w:t>
+      </w:r>
+    </w:p>
+    <w:p>
+      <w:r>
+        <w:t>________________________________________________________________</w:t>
+      </w:r>
+    </w:p>
+    <w:p>
+      <w:r>
+        <w:t>________________________________________________________________</w:t>
+      </w:r>
+    </w:p>
+    <w:p>
+      <w:pPr>
+        <w:pStyle w:val="Heading1"/>
+      </w:pPr>
+      <w:r>
+        <w:t>14. W3 · Request the missing unit</w:t>
+      </w:r>
+    </w:p>
+    <w:p>
+      <w:r>
+        <w:t>Use source evidence rather than assigning the model’s required unit.</w:t>
+      </w:r>
+    </w:p>
+    <w:p>
+      <w:pPr>
+        <w:pStyle w:val="Heading2"/>
+      </w:pPr>
+      <w:r>
+        <w:t>Your evidence record</w:t>
+      </w:r>
+    </w:p>
+    <w:p>
+      <w:pPr>
+        <w:pStyle w:val="ListBullet"/>
+      </w:pPr>
+      <w:r>
+        <w:t>A record says 60 but omits the unit. A reviewer suggests reading it as 60 cm because the model needs cm. Explain the problem, name the evidence to request and state the outcome if the unit cannot be established.</w:t>
+      </w:r>
+    </w:p>
+    <w:p>
+      <w:pPr>
+        <w:pStyle w:val="Heading3"/>
+      </w:pPr>
+      <w:r>
+        <w:t>My reasoning and evidence</w:t>
+      </w:r>
+    </w:p>
+    <w:p>
+      <w:r>
+        <w:t>________________________________________________________________</w:t>
+      </w:r>
+    </w:p>
+    <w:p>
+      <w:r>
+        <w:t>________________________________________________________________</w:t>
+      </w:r>
+    </w:p>
+    <w:p>
+      <w:r>
+        <w:t>________________________________________________________________</w:t>
+      </w:r>
+    </w:p>
+    <w:p>
+      <w:r>
+        <w:t>________________________________________________________________</w:t>
+      </w:r>
+    </w:p>
+    <w:p>
+      <w:r>
+        <w:t>________________________________________________________________</w:t>
+      </w:r>
+    </w:p>
+    <w:p>
+      <w:r>
+        <w:t>________________________________________________________________</w:t>
+      </w:r>
+    </w:p>
+    <w:p>
+      <w:pPr>
+        <w:pStyle w:val="Heading1"/>
+      </w:pPr>
+      <w:r>
+        <w:t>16. W5 · Inspect an unsupported review conclusion</w:t>
+      </w:r>
+    </w:p>
+    <w:p>
+      <w:r>
+        <w:t>Distinguish model agreement from evidence about the original input.</w:t>
+      </w:r>
+    </w:p>
+    <w:p>
+      <w:pPr>
+        <w:pStyle w:val="Heading2"/>
+      </w:pPr>
+      <w:r>
+        <w:t>Your evidence record</w:t>
+      </w:r>
+    </w:p>
+    <w:p>
+      <w:pPr>
+        <w:pStyle w:val="ListBullet"/>
+      </w:pPr>
+      <w:r>
+        <w:t>A reviewer cannot read the original tower card but chooses 6 cm because two models both predict tall when given 6. Explain why this fails to resolve the input. Write a more defensible review record and a next step.</w:t>
+      </w:r>
+    </w:p>
+    <w:p>
+      <w:pPr>
+        <w:pStyle w:val="Heading3"/>
+      </w:pPr>
+      <w:r>
+        <w:t>My reasoning and evidence</w:t>
+      </w:r>
+    </w:p>
+    <w:p>
+      <w:r>
+        <w:t>________________________________________________________________</w:t>
+      </w:r>
+    </w:p>
+    <w:p>
+      <w:r>
+        <w:t>________________________________________________________________</w:t>
+      </w:r>
+    </w:p>
+    <w:p>
+      <w:r>
+        <w:t>________________________________________________________________</w:t>
+      </w:r>
+    </w:p>
+    <w:p>
+      <w:r>
+        <w:t>________________________________________________________________</w:t>
+      </w:r>
+    </w:p>
+    <w:p>
+      <w:r>
+        <w:t>________________________________________________________________</w:t>
+      </w:r>
+    </w:p>
+    <w:p>
+      <w:r>
+        <w:t>________________________________________________________________</w:t>
+      </w:r>
+    </w:p>
+    <w:p>
+      <w:pPr>
+        <w:pStyle w:val="Heading1"/>
+      </w:pPr>
+      <w:r>
+        <w:t>04. W4 · Transfer the method to distance</w:t>
+      </w:r>
+    </w:p>
+    <w:p>
+      <w:r>
+        <w:t>Keep one first attempt before hints or feedback.</w:t>
+      </w:r>
+    </w:p>
+    <w:p>
+      <w:pPr>
+        <w:pStyle w:val="Heading2"/>
+      </w:pPr>
+      <w:r>
+        <w:t>Read and explain independently</w:t>
       </w:r>
     </w:p>
     <w:p>
@@ -41,157 +489,7 @@
         <w:rPr>
           <w:b w:val="0"/>
         </w:rPr>
-        <w:t>Try the recall before opening notes. Then use a different colour or a labelled second line to correct your explanation.</w:t>
-      </w:r>
-    </w:p>
-    <w:p>
-      <w:pPr>
-        <w:pStyle w:val="Heading3"/>
-      </w:pPr>
-      <w:r>
-        <w:t>Save New Examples for Testing</w:t>
-      </w:r>
-    </w:p>
-    <w:p>
-      <w:pPr>
-        <w:spacing w:line="336" w:lineRule="auto" w:after="180"/>
-      </w:pPr>
-      <w:r>
-        <w:rPr>
-          <w:b w:val="0"/>
-        </w:rPr>
-        <w:t>Without opening the old lesson, explain one key idea from Save New Examples for Testing. Give an example and a mistake that the idea helps you avoid.</w:t>
-      </w:r>
-    </w:p>
-    <w:p>
-      <w:pPr>
-        <w:pStyle w:val="Heading3"/>
-      </w:pPr>
-      <w:r>
-        <w:t>My remembered idea, example and correction</w:t>
-      </w:r>
-    </w:p>
-    <w:p>
-      <w:r>
-        <w:t>________________________________________________________________</w:t>
-      </w:r>
-    </w:p>
-    <w:p>
-      <w:r>
-        <w:t>________________________________________________________________</w:t>
-      </w:r>
-    </w:p>
-    <w:p>
-      <w:r>
-        <w:t>________________________________________________________________</w:t>
-      </w:r>
-    </w:p>
-    <w:p>
-      <w:pPr>
-        <w:pStyle w:val="Heading3"/>
-      </w:pPr>
-      <w:r>
-        <w:t>Learning from Examples</w:t>
-      </w:r>
-    </w:p>
-    <w:p>
-      <w:pPr>
-        <w:spacing w:line="336" w:lineRule="auto" w:after="180"/>
-      </w:pPr>
-      <w:r>
-        <w:rPr>
-          <w:b w:val="0"/>
-        </w:rPr>
-        <w:t>Without opening the old lesson, explain one key idea from Learning from Examples. Give an example and a mistake that the idea helps you avoid.</w:t>
-      </w:r>
-    </w:p>
-    <w:p>
-      <w:pPr>
-        <w:pStyle w:val="Heading3"/>
-      </w:pPr>
-      <w:r>
-        <w:t>My remembered idea, example and correction</w:t>
-      </w:r>
-    </w:p>
-    <w:p>
-      <w:r>
-        <w:t>________________________________________________________________</w:t>
-      </w:r>
-    </w:p>
-    <w:p>
-      <w:r>
-        <w:t>________________________________________________________________</w:t>
-      </w:r>
-    </w:p>
-    <w:p>
-      <w:r>
-        <w:t>________________________________________________________________</w:t>
-      </w:r>
-    </w:p>
-    <w:p>
-      <w:pPr>
-        <w:pStyle w:val="Heading3"/>
-      </w:pPr>
-      <w:r>
-        <w:t>If/Then Decisions</w:t>
-      </w:r>
-    </w:p>
-    <w:p>
-      <w:pPr>
-        <w:spacing w:line="336" w:lineRule="auto" w:after="180"/>
-      </w:pPr>
-      <w:r>
-        <w:rPr>
-          <w:b w:val="0"/>
-        </w:rPr>
-        <w:t>Without opening the old lesson, explain one key idea from If/Then Decisions. Give an example and a mistake that the idea helps you avoid.</w:t>
-      </w:r>
-    </w:p>
-    <w:p>
-      <w:pPr>
-        <w:pStyle w:val="Heading3"/>
-      </w:pPr>
-      <w:r>
-        <w:t>My remembered idea, example and correction</w:t>
-      </w:r>
-    </w:p>
-    <w:p>
-      <w:r>
-        <w:t>________________________________________________________________</w:t>
-      </w:r>
-    </w:p>
-    <w:p>
-      <w:r>
-        <w:t>________________________________________________________________</w:t>
-      </w:r>
-    </w:p>
-    <w:p>
-      <w:r>
-        <w:t>________________________________________________________________</w:t>
-      </w:r>
-    </w:p>
-    <w:p>
-      <w:pPr>
-        <w:pStyle w:val="Heading1"/>
-      </w:pPr>
-      <w:r>
-        <w:t>02. Practise with fading help</w:t>
-      </w:r>
-    </w:p>
-    <w:p>
-      <w:r>
-        <w:t>Complete the supported Boundaries and 'Not Sure' trace and record the first step you can explain without help.</w:t>
-      </w:r>
-    </w:p>
-    <w:p>
-      <w:pPr>
-        <w:spacing w:line="336" w:lineRule="auto" w:after="180"/>
-      </w:pPr>
-      <w:r>
-        <w:rPr>
-          <w:b w:val="0"/>
-        </w:rPr>
-        <w:t xml:space="preserve">Use W2: Keep a stable </w:t>
+        <w:t xml:space="preserve">A paper model predicts far at a distance of at least 4 units, otherwise near, for whole-number distances 1 through 8. For each complete possibility set, compare </w:t>
       </w:r>
       <w:r>
         <w:rPr>
@@ -203,252 +501,6 @@
         <w:rPr>
           <w:b w:val="0"/>
         </w:rPr>
-        <w:t xml:space="preserve"> within its limits for </w:t>
-      </w:r>
-      <w:r>
-        <w:rPr>
-          <w:b/>
-        </w:rPr>
-        <w:t>Uncertainty</w:t>
-      </w:r>
-      <w:r>
-        <w:rPr>
-          <w:b w:val="0"/>
-        </w:rPr>
-        <w:t xml:space="preserve"> and review. Record the answer once; the lesson and workbook refer to the same attempt.</w:t>
-      </w:r>
-    </w:p>
-    <w:tbl>
-      <w:tblPr>
-        <w:tblStyle w:val="LightShading-Accent1"/>
-        <w:tblW w:type="auto" w:w="0"/>
-        <w:tblLook w:firstColumn="1" w:firstRow="1" w:lastColumn="0" w:lastRow="0" w:noHBand="0" w:noVBand="1" w:val="04A0"/>
-      </w:tblPr>
-      <w:tblGrid>
-        <w:gridCol w:w="2556"/>
-        <w:gridCol w:w="2556"/>
-        <w:gridCol w:w="2556"/>
-        <w:gridCol w:w="2556"/>
-      </w:tblGrid>
-      <w:tr>
-        <w:trPr>
-          <w:tblHeader/>
-        </w:trPr>
-        <w:tc>
-          <w:tcPr>
-            <w:tcW w:type="dxa" w:w="2556"/>
-          </w:tcPr>
-          <w:p>
-            <w:r>
-              <w:t>Given inputs</w:t>
-            </w:r>
-          </w:p>
-        </w:tc>
-        <w:tc>
-          <w:tcPr>
-            <w:tcW w:type="dxa" w:w="2556"/>
-          </w:tcPr>
-          <w:p>
-            <w:r>
-              <w:t>Procedure I chose</w:t>
-            </w:r>
-          </w:p>
-        </w:tc>
-        <w:tc>
-          <w:tcPr>
-            <w:tcW w:type="dxa" w:w="2556"/>
-          </w:tcPr>
-          <w:p>
-            <w:r>
-              <w:t>Middle steps</w:t>
-            </w:r>
-          </w:p>
-        </w:tc>
-        <w:tc>
-          <w:tcPr>
-            <w:tcW w:type="dxa" w:w="2556"/>
-          </w:tcPr>
-          <w:p>
-            <w:r>
-              <w:t>Result and check</w:t>
-            </w:r>
-          </w:p>
-        </w:tc>
-      </w:tr>
-      <w:tr>
-        <w:tc>
-          <w:tcPr>
-            <w:tcW w:type="dxa" w:w="2556"/>
-          </w:tcPr>
-          <w:p>
-            <w:r/>
-          </w:p>
-        </w:tc>
-        <w:tc>
-          <w:tcPr>
-            <w:tcW w:type="dxa" w:w="2556"/>
-          </w:tcPr>
-          <w:p>
-            <w:r/>
-          </w:p>
-        </w:tc>
-        <w:tc>
-          <w:tcPr>
-            <w:tcW w:type="dxa" w:w="2556"/>
-          </w:tcPr>
-          <w:p>
-            <w:r/>
-          </w:p>
-        </w:tc>
-        <w:tc>
-          <w:tcPr>
-            <w:tcW w:type="dxa" w:w="2556"/>
-          </w:tcPr>
-          <w:p>
-            <w:r/>
-          </w:p>
-        </w:tc>
-      </w:tr>
-    </w:tbl>
-    <w:p>
-      <w:pPr>
-        <w:pStyle w:val="Heading3"/>
-      </w:pPr>
-      <w:r>
-        <w:t>The step I completed without help, and the hint I needed</w:t>
-      </w:r>
-    </w:p>
-    <w:p>
-      <w:r>
-        <w:t>________________________________________________________________</w:t>
-      </w:r>
-    </w:p>
-    <w:p>
-      <w:r>
-        <w:t>________________________________________________________________</w:t>
-      </w:r>
-    </w:p>
-    <w:p>
-      <w:r>
-        <w:t>________________________________________________________________</w:t>
-      </w:r>
-    </w:p>
-    <w:p>
-      <w:pPr>
-        <w:pStyle w:val="Heading1"/>
-      </w:pPr>
-      <w:r>
-        <w:t>03. Individual reasoning check</w:t>
-      </w:r>
-    </w:p>
-    <w:p>
-      <w:r>
-        <w:t>Check the proposed Boundaries and 'Not Sure' explanation against the supplied facts before discussing it.</w:t>
-      </w:r>
-    </w:p>
-    <w:p>
-      <w:pPr>
-        <w:spacing w:line="336" w:lineRule="auto" w:after="180"/>
-      </w:pPr>
-      <w:r>
-        <w:rPr>
-          <w:b w:val="0"/>
-        </w:rPr>
-        <w:t xml:space="preserve">Use the worked case for </w:t>
-      </w:r>
-      <w:r>
-        <w:rPr>
-          <w:b/>
-        </w:rPr>
-        <w:t>Uncertainty</w:t>
-      </w:r>
-      <w:r>
-        <w:rPr>
-          <w:b w:val="0"/>
-        </w:rPr>
-        <w:t xml:space="preserve"> and review. Proposed explanation: “Two possible values imply equal probabilities”. Decide whether this explanation is supported.</w:t>
-      </w:r>
-    </w:p>
-    <w:p>
-      <w:pPr>
-        <w:spacing w:line="336" w:lineRule="auto" w:after="180"/>
-      </w:pPr>
-      <w:r>
-        <w:rPr>
-          <w:b w:val="0"/>
-        </w:rPr>
-        <w:t>Point to the step or supplied fact that decides; explain your repair if needed.</w:t>
-      </w:r>
-    </w:p>
-    <w:p>
-      <w:pPr>
-        <w:pStyle w:val="Heading3"/>
-      </w:pPr>
-      <w:r>
-        <w:t>My explanation before partner discussion</w:t>
-      </w:r>
-    </w:p>
-    <w:p>
-      <w:r>
-        <w:t>________________________________________________________________</w:t>
-      </w:r>
-    </w:p>
-    <w:p>
-      <w:r>
-        <w:t>________________________________________________________________</w:t>
-      </w:r>
-    </w:p>
-    <w:p>
-      <w:r>
-        <w:t>________________________________________________________________</w:t>
-      </w:r>
-    </w:p>
-    <w:p>
-      <w:r>
-        <w:t>________________________________________________________________</w:t>
-      </w:r>
-    </w:p>
-    <w:p>
-      <w:pPr>
-        <w:pStyle w:val="Heading1"/>
-      </w:pPr>
-      <w:r>
-        <w:t>04. Independent transfer case</w:t>
-      </w:r>
-    </w:p>
-    <w:p>
-      <w:r>
-        <w:t>Write one first attempt at the reserved independent case before feedback. Repeated copies of that case refer to the same recorded attempt.</w:t>
-      </w:r>
-    </w:p>
-    <w:p>
-      <w:pPr>
-        <w:pStyle w:val="Heading3"/>
-      </w:pPr>
-      <w:r>
-        <w:t>Independent case: Transfer the method to distance</w:t>
-      </w:r>
-    </w:p>
-    <w:p>
-      <w:pPr>
-        <w:spacing w:line="336" w:lineRule="auto" w:after="180"/>
-      </w:pPr>
-      <w:r>
-        <w:rPr>
-          <w:b w:val="0"/>
-        </w:rPr>
-        <w:t xml:space="preserve">A paper model predicts far at a distance of at least 4 units, otherwise near, for whole-number distances 1 through 8. For each complete possibility set, compare </w:t>
-      </w:r>
-      <w:r>
-        <w:rPr>
-          <w:b/>
-        </w:rPr>
-        <w:t>prediction</w:t>
-      </w:r>
-      <w:r>
-        <w:rPr>
-          <w:b w:val="0"/>
-        </w:rPr>
         <w:t>s: 2 or 3; 3 or 4; 4 or 5.</w:t>
       </w:r>
     </w:p>
@@ -520,6 +572,14 @@
     </w:p>
     <w:p>
       <w:pPr>
+        <w:pStyle w:val="Heading2"/>
+      </w:pPr>
+      <w:r>
+        <w:t>Keep a fair record</w:t>
+      </w:r>
+    </w:p>
+    <w:p>
+      <w:pPr>
         <w:spacing w:line="336" w:lineRule="auto" w:after="180"/>
       </w:pPr>
       <w:r>
@@ -531,15 +591,39 @@
     </w:p>
     <w:p>
       <w:pPr>
+        <w:pStyle w:val="Heading2"/>
+      </w:pPr>
+      <w:r>
+        <w:t>Earlier wording, alternatives and picture transcripts · reference / check after trying</w:t>
+      </w:r>
+    </w:p>
+    <w:p>
+      <w:pPr>
+        <w:pStyle w:val="Heading3"/>
+      </w:pPr>
+      <w:r>
+        <w:t>Independent case: Transfer the method to distance</w:t>
+      </w:r>
+    </w:p>
+    <w:p>
+      <w:pPr>
         <w:pStyle w:val="Heading1"/>
       </w:pPr>
       <w:r>
-        <w:t>05. Your learning target</w:t>
-      </w:r>
-    </w:p>
-    <w:p>
-      <w:r>
-        <w:t>Connect the Boundaries and 'Not Sure' target to a trace and a justified conclusion.</w:t>
+        <w:t>09. Project · Keep the decision and its evidence</w:t>
+      </w:r>
+    </w:p>
+    <w:p>
+      <w:r>
+        <w:t>Add this week’s change to your existing project record.</w:t>
+      </w:r>
+    </w:p>
+    <w:p>
+      <w:pPr>
+        <w:pStyle w:val="Heading2"/>
+      </w:pPr>
+      <w:r>
+        <w:t>Your evidence record</w:t>
       </w:r>
     </w:p>
     <w:p>
@@ -550,66 +634,18 @@
         <w:rPr>
           <w:b w:val="0"/>
         </w:rPr>
-        <w:t xml:space="preserve">A sorter receives a clear purple card, a red card hidden by a sleeve and a card labelled both red and blue by two reviewers. Give a different reason for </w:t>
-      </w:r>
-      <w:r>
-        <w:rPr>
-          <w:b/>
-        </w:rPr>
-        <w:t>uncertainty</w:t>
-      </w:r>
+        <w:t>Add a not-sure branch, missing-information prompt, and human review destination to the sorter.</w:t>
+      </w:r>
+    </w:p>
+    <w:p>
+      <w:pPr>
+        <w:spacing w:line="336" w:lineRule="auto" w:after="180"/>
+      </w:pPr>
       <w:r>
         <w:rPr>
           <w:b w:val="0"/>
         </w:rPr>
-        <w:t xml:space="preserve"> in each case and a suitable next action.</w:t>
-      </w:r>
-    </w:p>
-    <w:p>
-      <w:pPr>
-        <w:pStyle w:val="Heading1"/>
-      </w:pPr>
-      <w:r>
-        <w:t>06. Solve the given case</w:t>
-      </w:r>
-    </w:p>
-    <w:p>
-      <w:r>
-        <w:t>Solve the supplied Boundaries and 'Not Sure' case and show the deciding evidence.</w:t>
-      </w:r>
-    </w:p>
-    <w:p>
-      <w:pPr>
-        <w:spacing w:line="336" w:lineRule="auto" w:after="180"/>
-      </w:pPr>
-      <w:r>
-        <w:rPr>
-          <w:b w:val="0"/>
-        </w:rPr>
-        <w:t>A sorter handles clearly red and clearly blue cards. Purple and very dark cards arrive.</w:t>
-      </w:r>
-    </w:p>
-    <w:p>
-      <w:pPr>
-        <w:spacing w:line="336" w:lineRule="auto" w:after="180"/>
-        <w:shd w:fill="F5F1FB"/>
-      </w:pPr>
-      <w:r>
-        <w:rPr>
-          <w:b w:val="0"/>
-        </w:rPr>
-        <w:t>How should it handle each uncertain case?</w:t>
-      </w:r>
-    </w:p>
-    <w:p>
-      <w:pPr>
-        <w:spacing w:line="336" w:lineRule="auto" w:after="180"/>
-      </w:pPr>
-      <w:r>
-        <w:rPr>
-          <w:b w:val="0"/>
-        </w:rPr>
-        <w:t xml:space="preserve">Show your trace, calculation or </w:t>
+        <w:t xml:space="preserve">The project change and </w:t>
       </w:r>
       <w:r>
         <w:rPr>
@@ -617,320 +653,6 @@
         </w:rPr>
         <w:t>evidence</w:t>
       </w:r>
-    </w:p>
-    <w:p>
-      <w:pPr>
-        <w:pStyle w:val="Heading3"/>
-      </w:pPr>
-      <w:r>
-        <w:t>Write or draw your reasoning and evidence.</w:t>
-      </w:r>
-    </w:p>
-    <w:p>
-      <w:r>
-        <w:t>________________________________________________________________</w:t>
-      </w:r>
-    </w:p>
-    <w:p>
-      <w:r>
-        <w:t>________________________________________________________________</w:t>
-      </w:r>
-    </w:p>
-    <w:p>
-      <w:r>
-        <w:t>________________________________________________________________</w:t>
-      </w:r>
-    </w:p>
-    <w:p>
-      <w:r>
-        <w:t>________________________________________________________________</w:t>
-      </w:r>
-    </w:p>
-    <w:p>
-      <w:r>
-        <w:t>________________________________________________________________</w:t>
-      </w:r>
-    </w:p>
-    <w:p>
-      <w:pPr>
-        <w:pStyle w:val="Heading1"/>
-      </w:pPr>
-      <w:r>
-        <w:t>07. Check a changed case</w:t>
-      </w:r>
-    </w:p>
-    <w:p>
-      <w:r>
-        <w:t>Apply the procedure to the changed case and record why the conclusion follows.</w:t>
-      </w:r>
-    </w:p>
-    <w:p>
-      <w:pPr>
-        <w:spacing w:line="336" w:lineRule="auto" w:after="180"/>
-      </w:pPr>
-      <w:r>
-        <w:rPr>
-          <w:b w:val="0"/>
-        </w:rPr>
-        <w:t>A sorter knows pencils and books. You show a lunch box. Should it force a known label or ask for help? State a useful fallback.</w:t>
-      </w:r>
-    </w:p>
-    <w:p>
-      <w:pPr>
-        <w:spacing w:line="336" w:lineRule="auto" w:after="180"/>
-      </w:pPr>
-      <w:r>
-        <w:rPr>
-          <w:b w:val="0"/>
-        </w:rPr>
-        <w:t>My independent answer and reason</w:t>
-      </w:r>
-    </w:p>
-    <w:p>
-      <w:pPr>
-        <w:pStyle w:val="Heading3"/>
-      </w:pPr>
-      <w:r>
-        <w:t>Write or draw your reasoning and evidence.</w:t>
-      </w:r>
-    </w:p>
-    <w:p>
-      <w:r>
-        <w:t>________________________________________________________________</w:t>
-      </w:r>
-    </w:p>
-    <w:p>
-      <w:r>
-        <w:t>________________________________________________________________</w:t>
-      </w:r>
-    </w:p>
-    <w:p>
-      <w:r>
-        <w:t>________________________________________________________________</w:t>
-      </w:r>
-    </w:p>
-    <w:p>
-      <w:r>
-        <w:t>________________________________________________________________</w:t>
-      </w:r>
-    </w:p>
-    <w:p>
-      <w:r>
-        <w:t>________________________________________________________________</w:t>
-      </w:r>
-    </w:p>
-    <w:p>
-      <w:pPr>
-        <w:pStyle w:val="Heading3"/>
-      </w:pPr>
-      <w:r>
-        <w:t>Week 16 Test and reflect</w:t>
-      </w:r>
-    </w:p>
-    <w:p>
-      <w:pPr>
-        <w:pStyle w:val="Heading1"/>
-      </w:pPr>
-      <w:r>
-        <w:t>08. Design a revealing test</w:t>
-      </w:r>
-    </w:p>
-    <w:p>
-      <w:r>
-        <w:t>Specify a changed input, expected result and observation separately.</w:t>
-      </w:r>
-    </w:p>
-    <w:p>
-      <w:pPr>
-        <w:spacing w:line="336" w:lineRule="auto" w:after="180"/>
-      </w:pPr>
-      <w:r>
-        <w:rPr>
-          <w:b w:val="0"/>
-        </w:rPr>
-        <w:t xml:space="preserve">Create a changed </w:t>
-      </w:r>
-      <w:r>
-        <w:rPr>
-          <w:b/>
-        </w:rPr>
-        <w:t>input</w:t>
-      </w:r>
-      <w:r>
-        <w:rPr>
-          <w:b w:val="0"/>
-        </w:rPr>
-        <w:t xml:space="preserve">, </w:t>
-      </w:r>
-      <w:r>
-        <w:rPr>
-          <w:b/>
-        </w:rPr>
-        <w:t>boundary case</w:t>
-      </w:r>
-      <w:r>
-        <w:rPr>
-          <w:b w:val="0"/>
-        </w:rPr>
-        <w:t xml:space="preserve"> or missing-information case. Write the expected answer or safe response before testing.</w:t>
-      </w:r>
-    </w:p>
-    <w:tbl>
-      <w:tblPr>
-        <w:tblStyle w:val="LightShading-Accent1"/>
-        <w:tblW w:type="auto" w:w="0"/>
-        <w:tblLook w:firstColumn="1" w:firstRow="1" w:lastColumn="0" w:lastRow="0" w:noHBand="0" w:noVBand="1" w:val="04A0"/>
-      </w:tblPr>
-      <w:tblGrid>
-        <w:gridCol w:w="5112"/>
-        <w:gridCol w:w="5112"/>
-      </w:tblGrid>
-      <w:tr>
-        <w:trPr>
-          <w:tblHeader/>
-        </w:trPr>
-        <w:tc>
-          <w:tcPr>
-            <w:tcW w:type="dxa" w:w="5112"/>
-          </w:tcPr>
-          <w:p>
-            <w:r>
-              <w:t>Test record</w:t>
-            </w:r>
-          </w:p>
-        </w:tc>
-        <w:tc>
-          <w:tcPr>
-            <w:tcW w:type="dxa" w:w="5112"/>
-          </w:tcPr>
-          <w:p>
-            <w:r>
-              <w:t>My evidence</w:t>
-            </w:r>
-          </w:p>
-        </w:tc>
-      </w:tr>
-      <w:tr>
-        <w:tc>
-          <w:tcPr>
-            <w:tcW w:type="dxa" w:w="5112"/>
-          </w:tcPr>
-          <w:p>
-            <w:r>
-              <w:t>Changed input or condition</w:t>
-            </w:r>
-          </w:p>
-        </w:tc>
-        <w:tc>
-          <w:tcPr>
-            <w:tcW w:type="dxa" w:w="5112"/>
-          </w:tcPr>
-          <w:p>
-            <w:r/>
-          </w:p>
-        </w:tc>
-      </w:tr>
-      <w:tr>
-        <w:tc>
-          <w:tcPr>
-            <w:tcW w:type="dxa" w:w="5112"/>
-          </w:tcPr>
-          <w:p>
-            <w:r>
-              <w:t>Expected answer or fallback</w:t>
-            </w:r>
-          </w:p>
-        </w:tc>
-        <w:tc>
-          <w:tcPr>
-            <w:tcW w:type="dxa" w:w="5112"/>
-          </w:tcPr>
-          <w:p>
-            <w:r/>
-          </w:p>
-        </w:tc>
-      </w:tr>
-      <w:tr>
-        <w:tc>
-          <w:tcPr>
-            <w:tcW w:type="dxa" w:w="5112"/>
-          </w:tcPr>
-          <w:p>
-            <w:r>
-              <w:t>Observed result</w:t>
-            </w:r>
-          </w:p>
-        </w:tc>
-        <w:tc>
-          <w:tcPr>
-            <w:tcW w:type="dxa" w:w="5112"/>
-          </w:tcPr>
-          <w:p>
-            <w:r/>
-          </w:p>
-        </w:tc>
-      </w:tr>
-      <w:tr>
-        <w:tc>
-          <w:tcPr>
-            <w:tcW w:type="dxa" w:w="5112"/>
-          </w:tcPr>
-          <w:p>
-            <w:r>
-              <w:t>Why the result occurred</w:t>
-            </w:r>
-          </w:p>
-        </w:tc>
-        <w:tc>
-          <w:tcPr>
-            <w:tcW w:type="dxa" w:w="5112"/>
-          </w:tcPr>
-          <w:p>
-            <w:r/>
-          </w:p>
-        </w:tc>
-      </w:tr>
-    </w:tbl>
-    <w:p>
-      <w:pPr>
-        <w:pStyle w:val="Heading1"/>
-      </w:pPr>
-      <w:r>
-        <w:t>09. Project checkpoint</w:t>
-      </w:r>
-    </w:p>
-    <w:p>
-      <w:r>
-        <w:t>Justify what Boundaries and 'Not Sure' adds to Helpful Classroom Sorter and keep the evidence.</w:t>
-      </w:r>
-    </w:p>
-    <w:p>
-      <w:pPr>
-        <w:spacing w:line="336" w:lineRule="auto" w:after="180"/>
-      </w:pPr>
-      <w:r>
-        <w:rPr>
-          <w:b w:val="0"/>
-        </w:rPr>
-        <w:t>Add a not-sure branch, missing-information prompt, and human review destination to the sorter.</w:t>
-      </w:r>
-    </w:p>
-    <w:p>
-      <w:pPr>
-        <w:spacing w:line="336" w:lineRule="auto" w:after="180"/>
-      </w:pPr>
-      <w:r>
-        <w:rPr>
-          <w:b w:val="0"/>
-        </w:rPr>
-        <w:t xml:space="preserve">The project change and </w:t>
-      </w:r>
-      <w:r>
-        <w:rPr>
-          <w:b/>
-        </w:rPr>
-        <w:t>evidence</w:t>
-      </w:r>
       <w:r>
         <w:rPr>
           <w:b w:val="0"/>
@@ -976,565 +698,20 @@
         <w:pStyle w:val="Heading1"/>
       </w:pPr>
       <w:r>
-        <w:t>10. Self check</w:t>
-      </w:r>
-    </w:p>
-    <w:p>
-      <w:r>
-        <w:t>Judge explanation, evidence, transfer and limits separately; attach the work behind your judgement.</w:t>
-      </w:r>
-    </w:p>
-    <w:p>
-      <w:pPr>
-        <w:pStyle w:val="ListBullet"/>
-      </w:pPr>
-      <w:r>
-        <w:t>I can explain the mechanism.</w:t>
-      </w:r>
-    </w:p>
-    <w:p>
-      <w:pPr>
-        <w:pStyle w:val="ListBullet"/>
-      </w:pPr>
-      <w:r>
-        <w:t>I can show evidence.</w:t>
-      </w:r>
-    </w:p>
-    <w:p>
-      <w:pPr>
-        <w:pStyle w:val="ListBullet"/>
-      </w:pPr>
-      <w:r>
-        <w:t>I can handle a changed case.</w:t>
-      </w:r>
-    </w:p>
-    <w:p>
-      <w:pPr>
-        <w:pStyle w:val="ListBullet"/>
-      </w:pPr>
-      <w:r>
-        <w:t>I can name a limit.</w:t>
-      </w:r>
-    </w:p>
-    <w:p>
-      <w:r>
-        <w:t>Mark each as not yet, with help or independently, and attach supporting work.</w:t>
-      </w:r>
-    </w:p>
-    <w:p>
-      <w:pPr>
-        <w:spacing w:line="336" w:lineRule="auto" w:after="180"/>
-      </w:pPr>
-      <w:r>
-        <w:rPr>
-          <w:b w:val="0"/>
-        </w:rPr>
-        <w:t>Teacher review ____________________  Next step ____________________</w:t>
-      </w:r>
-    </w:p>
-    <w:p>
-      <w:pPr>
-        <w:pStyle w:val="Heading1"/>
-      </w:pPr>
-      <w:r>
-        <w:t>11. Transfer practice from the original programme</w:t>
-      </w:r>
-    </w:p>
-    <w:p>
-      <w:r>
-        <w:t>Use this earlier case as transfer practice. A case already discussed with feedback is not fresh assessment evidence.</w:t>
-      </w:r>
-    </w:p>
-    <w:p>
-      <w:pPr>
-        <w:spacing w:line="336" w:lineRule="auto" w:after="180"/>
-      </w:pPr>
-      <w:r>
-        <w:rPr>
-          <w:b w:val="0"/>
-        </w:rPr>
-        <w:t xml:space="preserve">A sorter receives a clear purple card, a red card hidden by a sleeve and a card labelled both red and blue by two reviewers. Give a different reason for </w:t>
-      </w:r>
-      <w:r>
-        <w:rPr>
-          <w:b/>
-        </w:rPr>
-        <w:t>uncertainty</w:t>
-      </w:r>
-      <w:r>
-        <w:rPr>
-          <w:b w:val="0"/>
-        </w:rPr>
-        <w:t xml:space="preserve"> in each case and a suitable next action.</w:t>
-      </w:r>
-    </w:p>
-    <w:p>
-      <w:pPr>
-        <w:pStyle w:val="Heading3"/>
-      </w:pPr>
-      <w:r>
-        <w:t>My independently reasoned answer</w:t>
-      </w:r>
-    </w:p>
-    <w:p>
-      <w:r>
-        <w:t>________________________________________________________________</w:t>
-      </w:r>
-    </w:p>
-    <w:p>
-      <w:r>
-        <w:t>________________________________________________________________</w:t>
-      </w:r>
-    </w:p>
-    <w:p>
-      <w:r>
-        <w:t>________________________________________________________________</w:t>
-      </w:r>
-    </w:p>
-    <w:p>
-      <w:r>
-        <w:t>________________________________________________________________</w:t>
-      </w:r>
-    </w:p>
-    <w:p>
-      <w:r>
-        <w:t>________________________________________________________________</w:t>
-      </w:r>
-    </w:p>
-    <w:p>
-      <w:r>
-        <w:t>________________________________________________________________</w:t>
-      </w:r>
-    </w:p>
-    <w:p>
-      <w:r>
-        <w:t>________________________________________________________________</w:t>
-      </w:r>
-    </w:p>
-    <w:p>
-      <w:pPr>
-        <w:spacing w:line="336" w:lineRule="auto" w:after="180"/>
-      </w:pPr>
-      <w:r>
-        <w:rPr>
-          <w:b w:val="0"/>
-        </w:rPr>
-        <w:t>Record support used: none, hint or teacher explanation.</w:t>
-      </w:r>
-    </w:p>
-    <w:p>
-      <w:pPr>
-        <w:pStyle w:val="Heading1"/>
-      </w:pPr>
-      <w:r>
-        <w:t>12. W1 Describe the uncertainty precisely</w:t>
-      </w:r>
-    </w:p>
-    <w:p>
-      <w:r>
-        <w:t>Describe the uncertainty precisely. Apply the supplied Boundaries and 'Not Sure' facts and keep your reasoning.</w:t>
-      </w:r>
-    </w:p>
-    <w:p>
-      <w:pPr>
-        <w:spacing w:line="336" w:lineRule="auto" w:after="180"/>
-      </w:pPr>
-      <w:r>
-        <w:rPr>
-          <w:b w:val="0"/>
-        </w:rPr>
-        <w:t xml:space="preserve">For a smudged height that could be 5 or 6 cm, state what is known, what is unknown and the two </w:t>
-      </w:r>
-      <w:r>
-        <w:rPr>
-          <w:b/>
-        </w:rPr>
-        <w:t>prediction</w:t>
-      </w:r>
-      <w:r>
-        <w:rPr>
-          <w:b w:val="0"/>
-        </w:rPr>
-        <w:t>s under tall at least 6. Choose a check that could distinguish the heights.</w:t>
-      </w:r>
-    </w:p>
-    <w:p>
-      <w:pPr>
-        <w:spacing w:line="336" w:lineRule="auto" w:after="180"/>
-      </w:pPr>
-      <w:r>
-        <w:rPr>
-          <w:b w:val="0"/>
-        </w:rPr>
-        <w:t>Explain why rerunning the threshold comparison cannot do that.</w:t>
-      </w:r>
-    </w:p>
-    <w:p>
-      <w:pPr>
-        <w:pStyle w:val="Heading3"/>
-      </w:pPr>
-      <w:r>
-        <w:t>My reasoning and evidence</w:t>
-      </w:r>
-    </w:p>
-    <w:p>
-      <w:r>
-        <w:t>________________________________________________________________</w:t>
-      </w:r>
-    </w:p>
-    <w:p>
-      <w:r>
-        <w:t>________________________________________________________________</w:t>
-      </w:r>
-    </w:p>
-    <w:p>
-      <w:r>
-        <w:t>________________________________________________________________</w:t>
-      </w:r>
-    </w:p>
-    <w:p>
-      <w:r>
-        <w:t>________________________________________________________________</w:t>
-      </w:r>
-    </w:p>
-    <w:p>
-      <w:r>
-        <w:t>________________________________________________________________</w:t>
-      </w:r>
-    </w:p>
-    <w:p>
-      <w:r>
-        <w:t>________________________________________________________________</w:t>
-      </w:r>
-    </w:p>
-    <w:p>
-      <w:pPr>
-        <w:pStyle w:val="Heading1"/>
-      </w:pPr>
-      <w:r>
-        <w:t>13. W2 Keep a stable prediction within its limits</w:t>
-      </w:r>
-    </w:p>
-    <w:p>
-      <w:r>
-        <w:t>Keep a stable prediction within its limits. Apply the supplied Boundaries and 'Not Sure' facts and keep your reasoning.</w:t>
-      </w:r>
-    </w:p>
-    <w:p>
-      <w:pPr>
-        <w:spacing w:line="336" w:lineRule="auto" w:after="180"/>
-      </w:pPr>
-      <w:r>
-        <w:rPr>
-          <w:b w:val="0"/>
-        </w:rPr>
-        <w:t>Assume the only possible heights are 8 and 9 cm. Apply tall at least 6 to each. Write a justified result statement and two things it does not establish. Do not invent a confidence percentage.</w:t>
-      </w:r>
-    </w:p>
-    <w:p>
-      <w:pPr>
-        <w:pStyle w:val="Heading3"/>
-      </w:pPr>
-      <w:r>
-        <w:t>My reasoning and evidence</w:t>
-      </w:r>
-    </w:p>
-    <w:p>
-      <w:r>
-        <w:t>________________________________________________________________</w:t>
-      </w:r>
-    </w:p>
-    <w:p>
-      <w:r>
-        <w:t>________________________________________________________________</w:t>
-      </w:r>
-    </w:p>
-    <w:p>
-      <w:r>
-        <w:t>________________________________________________________________</w:t>
-      </w:r>
-    </w:p>
-    <w:p>
-      <w:r>
-        <w:t>________________________________________________________________</w:t>
-      </w:r>
-    </w:p>
-    <w:p>
-      <w:r>
-        <w:t>________________________________________________________________</w:t>
-      </w:r>
-    </w:p>
-    <w:p>
-      <w:r>
-        <w:t>________________________________________________________________</w:t>
-      </w:r>
-    </w:p>
-    <w:p>
-      <w:pPr>
-        <w:pStyle w:val="Heading1"/>
-      </w:pPr>
-      <w:r>
-        <w:t>14. W3 Choose useful review evidence</w:t>
-      </w:r>
-    </w:p>
-    <w:p>
-      <w:r>
-        <w:t>Choose useful review evidence. Apply the supplied Boundaries and 'Not Sure' facts and keep your reasoning.</w:t>
-      </w:r>
-    </w:p>
-    <w:p>
-      <w:pPr>
-        <w:spacing w:line="336" w:lineRule="auto" w:after="180"/>
-      </w:pPr>
-      <w:r>
-        <w:rPr>
-          <w:b w:val="0"/>
-        </w:rPr>
-        <w:t xml:space="preserve">A record says 60 but omits the unit. A reviewer suggests reading it as 60 cm because the model needs cm. Explain the problem, name the </w:t>
-      </w:r>
-      <w:r>
-        <w:rPr>
-          <w:b/>
-        </w:rPr>
-        <w:t>evidence</w:t>
-      </w:r>
-      <w:r>
-        <w:rPr>
-          <w:b w:val="0"/>
-        </w:rPr>
-        <w:t xml:space="preserve"> to request and state the outcome if the unit cannot be established.</w:t>
-      </w:r>
-    </w:p>
-    <w:p>
-      <w:pPr>
-        <w:pStyle w:val="Heading3"/>
-      </w:pPr>
-      <w:r>
-        <w:t>My reasoning and evidence</w:t>
-      </w:r>
-    </w:p>
-    <w:p>
-      <w:r>
-        <w:t>________________________________________________________________</w:t>
-      </w:r>
-    </w:p>
-    <w:p>
-      <w:r>
-        <w:t>________________________________________________________________</w:t>
-      </w:r>
-    </w:p>
-    <w:p>
-      <w:r>
-        <w:t>________________________________________________________________</w:t>
-      </w:r>
-    </w:p>
-    <w:p>
-      <w:r>
-        <w:t>________________________________________________________________</w:t>
-      </w:r>
-    </w:p>
-    <w:p>
-      <w:r>
-        <w:t>________________________________________________________________</w:t>
-      </w:r>
-    </w:p>
-    <w:p>
-      <w:r>
-        <w:t>________________________________________________________________</w:t>
-      </w:r>
-    </w:p>
-    <w:p>
-      <w:pPr>
-        <w:pStyle w:val="Heading1"/>
-      </w:pPr>
-      <w:r>
-        <w:t>15. W4 Transfer the method to distance</w:t>
-      </w:r>
-    </w:p>
-    <w:p>
-      <w:r>
-        <w:t>Attempt before feedback. If this repeats the selected independent case, reuse that first attempt; otherwise keep a separate record. Transfer the method to distance. Apply the supplied Boundaries and 'Not Sure' facts and keep your reasoning.</w:t>
-      </w:r>
-    </w:p>
-    <w:p>
-      <w:pPr>
-        <w:spacing w:line="336" w:lineRule="auto" w:after="180"/>
-      </w:pPr>
-      <w:r>
-        <w:rPr>
-          <w:b w:val="0"/>
-        </w:rPr>
-        <w:t xml:space="preserve">A paper model predicts far at a distance of at least 4 units, otherwise near, for whole-number distances 1 through 8. For each complete possibility set, compare </w:t>
-      </w:r>
-      <w:r>
-        <w:rPr>
-          <w:b/>
-        </w:rPr>
-        <w:t>prediction</w:t>
-      </w:r>
-      <w:r>
-        <w:rPr>
-          <w:b w:val="0"/>
-        </w:rPr>
-        <w:t>s: 2 or 3; 3 or 4; 4 or 5.</w:t>
-      </w:r>
-    </w:p>
-    <w:p>
-      <w:pPr>
-        <w:spacing w:line="336" w:lineRule="auto" w:after="180"/>
-      </w:pPr>
-      <w:r>
-        <w:rPr>
-          <w:b w:val="0"/>
-        </w:rPr>
-        <w:t xml:space="preserve">Identify the set requiring review before a single category can be stated. Design a relevant check and an </w:t>
-      </w:r>
-      <w:r>
-        <w:rPr>
-          <w:b/>
-        </w:rPr>
-        <w:t>unresolved</w:t>
-      </w:r>
-      <w:r>
-        <w:rPr>
-          <w:b w:val="0"/>
-        </w:rPr>
-        <w:t xml:space="preserve"> ending. Limit the claims for the other two sets.</w:t>
-      </w:r>
-    </w:p>
-    <w:p>
-      <w:pPr>
-        <w:pStyle w:val="Heading3"/>
-      </w:pPr>
-      <w:r>
-        <w:t>My reasoning and evidence</w:t>
-      </w:r>
-    </w:p>
-    <w:p>
-      <w:r>
-        <w:t>________________________________________________________________</w:t>
-      </w:r>
-    </w:p>
-    <w:p>
-      <w:r>
-        <w:t>________________________________________________________________</w:t>
-      </w:r>
-    </w:p>
-    <w:p>
-      <w:r>
-        <w:t>________________________________________________________________</w:t>
-      </w:r>
-    </w:p>
-    <w:p>
-      <w:r>
-        <w:t>________________________________________________________________</w:t>
-      </w:r>
-    </w:p>
-    <w:p>
-      <w:r>
-        <w:t>________________________________________________________________</w:t>
-      </w:r>
-    </w:p>
-    <w:p>
-      <w:r>
-        <w:t>________________________________________________________________</w:t>
-      </w:r>
-    </w:p>
-    <w:p>
-      <w:r>
-        <w:t>________________________________________________________________</w:t>
-      </w:r>
-    </w:p>
-    <w:p>
-      <w:r>
-        <w:t>________________________________________________________________</w:t>
-      </w:r>
-    </w:p>
-    <w:p>
-      <w:pPr>
-        <w:pStyle w:val="Heading1"/>
-      </w:pPr>
-      <w:r>
-        <w:t>16. W5 Review the reviewer’s conclusion</w:t>
-      </w:r>
-    </w:p>
-    <w:p>
-      <w:r>
-        <w:t>Review the reviewer’s conclusion. Apply the supplied Boundaries and 'Not Sure' facts and keep your reasoning.</w:t>
-      </w:r>
-    </w:p>
-    <w:p>
-      <w:pPr>
-        <w:spacing w:line="336" w:lineRule="auto" w:after="180"/>
-      </w:pPr>
-      <w:r>
-        <w:rPr>
-          <w:b w:val="0"/>
-        </w:rPr>
-        <w:t xml:space="preserve">A reviewer cannot read the original tower card but chooses 6 cm because two models both predict tall when given 6. Explain why this fails to resolve the </w:t>
-      </w:r>
-      <w:r>
-        <w:rPr>
-          <w:b/>
-        </w:rPr>
-        <w:t>input</w:t>
-      </w:r>
-      <w:r>
-        <w:rPr>
-          <w:b w:val="0"/>
-        </w:rPr>
-        <w:t>. Write a more defensible review record and a next step.</w:t>
-      </w:r>
-    </w:p>
-    <w:p>
-      <w:pPr>
-        <w:pStyle w:val="Heading3"/>
-      </w:pPr>
-      <w:r>
-        <w:t>My reasoning and evidence</w:t>
-      </w:r>
-    </w:p>
-    <w:p>
-      <w:r>
-        <w:t>________________________________________________________________</w:t>
-      </w:r>
-    </w:p>
-    <w:p>
-      <w:r>
-        <w:t>________________________________________________________________</w:t>
-      </w:r>
-    </w:p>
-    <w:p>
-      <w:r>
-        <w:t>________________________________________________________________</w:t>
-      </w:r>
-    </w:p>
-    <w:p>
-      <w:r>
-        <w:t>________________________________________________________________</w:t>
-      </w:r>
-    </w:p>
-    <w:p>
-      <w:r>
-        <w:t>________________________________________________________________</w:t>
-      </w:r>
-    </w:p>
-    <w:p>
-      <w:r>
-        <w:t>________________________________________________________________</w:t>
-      </w:r>
-    </w:p>
-    <w:p>
-      <w:pPr>
-        <w:pStyle w:val="Heading1"/>
-      </w:pPr>
-      <w:r>
-        <w:t>17. Feedback, return check and learning record</w:t>
-      </w:r>
-    </w:p>
-    <w:p>
-      <w:r>
-        <w:t>Record the first repaired step and a different case to revisit after a delay.</w:t>
+        <w:t>17. Feedback · Repair and return</w:t>
+      </w:r>
+    </w:p>
+    <w:p>
+      <w:r>
+        <w:t>Keep the first attempt, the repair and a changed-case return.</w:t>
+      </w:r>
+    </w:p>
+    <w:p>
+      <w:pPr>
+        <w:pStyle w:val="Heading2"/>
+      </w:pPr>
+      <w:r>
+        <w:t>Your evidence record</w:t>
       </w:r>
     </w:p>
     <w:tbl>
@@ -1689,12 +866,957 @@
         <w:pStyle w:val="Heading1"/>
       </w:pPr>
       <w:r>
-        <w:t>18. Pictorial case practice: Boundaries and 'Not Sure'</w:t>
-      </w:r>
-    </w:p>
-    <w:p>
-      <w:r>
-        <w:t>A fictional cubby selector accepts a block if width is at most 5 cm. Explain the labelled step before checking the changed condition.</w:t>
+        <w:t>10. Finish · Judge the evidence in your work</w:t>
+      </w:r>
+    </w:p>
+    <w:p>
+      <w:r>
+        <w:t>Point to work that supports your confidence level.</w:t>
+      </w:r>
+    </w:p>
+    <w:p>
+      <w:pPr>
+        <w:pStyle w:val="Heading2"/>
+      </w:pPr>
+      <w:r>
+        <w:t>Your evidence record</w:t>
+      </w:r>
+    </w:p>
+    <w:p>
+      <w:pPr>
+        <w:pStyle w:val="ListBullet"/>
+      </w:pPr>
+      <w:r>
+        <w:t>I can explain the mechanism.</w:t>
+      </w:r>
+    </w:p>
+    <w:p>
+      <w:pPr>
+        <w:pStyle w:val="ListBullet"/>
+      </w:pPr>
+      <w:r>
+        <w:t>I can show evidence.</w:t>
+      </w:r>
+    </w:p>
+    <w:p>
+      <w:pPr>
+        <w:pStyle w:val="ListBullet"/>
+      </w:pPr>
+      <w:r>
+        <w:t>I can handle a changed case.</w:t>
+      </w:r>
+    </w:p>
+    <w:p>
+      <w:pPr>
+        <w:pStyle w:val="ListBullet"/>
+      </w:pPr>
+      <w:r>
+        <w:t>I can name a limit.</w:t>
+      </w:r>
+    </w:p>
+    <w:p>
+      <w:r>
+        <w:t>Mark each as not yet, with help or independently, and attach supporting work.</w:t>
+      </w:r>
+    </w:p>
+    <w:p>
+      <w:pPr>
+        <w:spacing w:line="336" w:lineRule="auto" w:after="180"/>
+      </w:pPr>
+      <w:r>
+        <w:rPr>
+          <w:b w:val="0"/>
+        </w:rPr>
+        <w:t>Teacher review ____________________  Next step ____________________</w:t>
+      </w:r>
+    </w:p>
+    <w:p>
+      <w:pPr>
+        <w:pStyle w:val="Heading1"/>
+      </w:pPr>
+      <w:r>
+        <w:t>Reference bank and extra practice</w:t>
+      </w:r>
+    </w:p>
+    <w:p>
+      <w:pPr>
+        <w:pStyle w:val="Heading1"/>
+      </w:pPr>
+      <w:r>
+        <w:t>02. Reference · Supported W2 record</w:t>
+      </w:r>
+    </w:p>
+    <w:p>
+      <w:r>
+        <w:t>This is the same W2 attempt. Keep one response record.</w:t>
+      </w:r>
+    </w:p>
+    <w:p>
+      <w:pPr>
+        <w:pStyle w:val="Heading2"/>
+      </w:pPr>
+      <w:r>
+        <w:t>Use this when helpful</w:t>
+      </w:r>
+    </w:p>
+    <w:p>
+      <w:pPr>
+        <w:spacing w:line="336" w:lineRule="auto" w:after="180"/>
+      </w:pPr>
+      <w:r>
+        <w:rPr>
+          <w:b w:val="0"/>
+        </w:rPr>
+        <w:t xml:space="preserve">Use W2: Keep a stable </w:t>
+      </w:r>
+      <w:r>
+        <w:rPr>
+          <w:b/>
+        </w:rPr>
+        <w:t>prediction</w:t>
+      </w:r>
+      <w:r>
+        <w:rPr>
+          <w:b w:val="0"/>
+        </w:rPr>
+        <w:t xml:space="preserve"> within its limits for </w:t>
+      </w:r>
+      <w:r>
+        <w:rPr>
+          <w:b/>
+        </w:rPr>
+        <w:t>Uncertainty</w:t>
+      </w:r>
+      <w:r>
+        <w:rPr>
+          <w:b w:val="0"/>
+        </w:rPr>
+        <w:t xml:space="preserve"> and review. Record the answer once; the lesson and workbook refer to the same attempt.</w:t>
+      </w:r>
+    </w:p>
+    <w:tbl>
+      <w:tblPr>
+        <w:tblStyle w:val="LightShading-Accent1"/>
+        <w:tblW w:type="auto" w:w="0"/>
+        <w:tblLook w:firstColumn="1" w:firstRow="1" w:lastColumn="0" w:lastRow="0" w:noHBand="0" w:noVBand="1" w:val="04A0"/>
+      </w:tblPr>
+      <w:tblGrid>
+        <w:gridCol w:w="2556"/>
+        <w:gridCol w:w="2556"/>
+        <w:gridCol w:w="2556"/>
+        <w:gridCol w:w="2556"/>
+      </w:tblGrid>
+      <w:tr>
+        <w:trPr>
+          <w:tblHeader/>
+        </w:trPr>
+        <w:tc>
+          <w:tcPr>
+            <w:tcW w:type="dxa" w:w="2556"/>
+          </w:tcPr>
+          <w:p>
+            <w:r>
+              <w:t>Given inputs</w:t>
+            </w:r>
+          </w:p>
+        </w:tc>
+        <w:tc>
+          <w:tcPr>
+            <w:tcW w:type="dxa" w:w="2556"/>
+          </w:tcPr>
+          <w:p>
+            <w:r>
+              <w:t>Procedure I chose</w:t>
+            </w:r>
+          </w:p>
+        </w:tc>
+        <w:tc>
+          <w:tcPr>
+            <w:tcW w:type="dxa" w:w="2556"/>
+          </w:tcPr>
+          <w:p>
+            <w:r>
+              <w:t>Middle steps</w:t>
+            </w:r>
+          </w:p>
+        </w:tc>
+        <w:tc>
+          <w:tcPr>
+            <w:tcW w:type="dxa" w:w="2556"/>
+          </w:tcPr>
+          <w:p>
+            <w:r>
+              <w:t>Result and check</w:t>
+            </w:r>
+          </w:p>
+        </w:tc>
+      </w:tr>
+      <w:tr>
+        <w:tc>
+          <w:tcPr>
+            <w:tcW w:type="dxa" w:w="2556"/>
+          </w:tcPr>
+          <w:p>
+            <w:r/>
+          </w:p>
+        </w:tc>
+        <w:tc>
+          <w:tcPr>
+            <w:tcW w:type="dxa" w:w="2556"/>
+          </w:tcPr>
+          <w:p>
+            <w:r/>
+          </w:p>
+        </w:tc>
+        <w:tc>
+          <w:tcPr>
+            <w:tcW w:type="dxa" w:w="2556"/>
+          </w:tcPr>
+          <w:p>
+            <w:r/>
+          </w:p>
+        </w:tc>
+        <w:tc>
+          <w:tcPr>
+            <w:tcW w:type="dxa" w:w="2556"/>
+          </w:tcPr>
+          <w:p>
+            <w:r/>
+          </w:p>
+        </w:tc>
+      </w:tr>
+    </w:tbl>
+    <w:p>
+      <w:pPr>
+        <w:pStyle w:val="Heading3"/>
+      </w:pPr>
+      <w:r>
+        <w:t>The step I completed without help, and the hint I needed</w:t>
+      </w:r>
+    </w:p>
+    <w:p>
+      <w:r>
+        <w:t>________________________________________________________________</w:t>
+      </w:r>
+    </w:p>
+    <w:p>
+      <w:r>
+        <w:t>________________________________________________________________</w:t>
+      </w:r>
+    </w:p>
+    <w:p>
+      <w:r>
+        <w:t>________________________________________________________________</w:t>
+      </w:r>
+    </w:p>
+    <w:p>
+      <w:pPr>
+        <w:pStyle w:val="Heading1"/>
+      </w:pPr>
+      <w:r>
+        <w:t>03. Extra practice · Repair the explanation</w:t>
+      </w:r>
+    </w:p>
+    <w:p>
+      <w:r>
+        <w:t>Explain the deciding fact before discussing the answer.</w:t>
+      </w:r>
+    </w:p>
+    <w:p>
+      <w:pPr>
+        <w:pStyle w:val="Heading2"/>
+      </w:pPr>
+      <w:r>
+        <w:t>Use this when helpful</w:t>
+      </w:r>
+    </w:p>
+    <w:p>
+      <w:pPr>
+        <w:spacing w:line="336" w:lineRule="auto" w:after="180"/>
+      </w:pPr>
+      <w:r>
+        <w:rPr>
+          <w:b w:val="0"/>
+        </w:rPr>
+        <w:t xml:space="preserve">Use the worked case for </w:t>
+      </w:r>
+      <w:r>
+        <w:rPr>
+          <w:b/>
+        </w:rPr>
+        <w:t>Uncertainty</w:t>
+      </w:r>
+      <w:r>
+        <w:rPr>
+          <w:b w:val="0"/>
+        </w:rPr>
+        <w:t xml:space="preserve"> and review. Proposed explanation: “Two possible values imply equal probabilities”. Decide whether this explanation is supported.</w:t>
+      </w:r>
+    </w:p>
+    <w:p>
+      <w:pPr>
+        <w:spacing w:line="336" w:lineRule="auto" w:after="180"/>
+      </w:pPr>
+      <w:r>
+        <w:rPr>
+          <w:b w:val="0"/>
+        </w:rPr>
+        <w:t>Point to the step or supplied fact that decides; explain your repair if needed.</w:t>
+      </w:r>
+    </w:p>
+    <w:p>
+      <w:pPr>
+        <w:pStyle w:val="Heading3"/>
+      </w:pPr>
+      <w:r>
+        <w:t>My explanation before partner discussion</w:t>
+      </w:r>
+    </w:p>
+    <w:p>
+      <w:r>
+        <w:t>________________________________________________________________</w:t>
+      </w:r>
+    </w:p>
+    <w:p>
+      <w:r>
+        <w:t>________________________________________________________________</w:t>
+      </w:r>
+    </w:p>
+    <w:p>
+      <w:r>
+        <w:t>________________________________________________________________</w:t>
+      </w:r>
+    </w:p>
+    <w:p>
+      <w:r>
+        <w:t>________________________________________________________________</w:t>
+      </w:r>
+    </w:p>
+    <w:p>
+      <w:pPr>
+        <w:pStyle w:val="Heading1"/>
+      </w:pPr>
+      <w:r>
+        <w:t>05. Reference · Original learning target</w:t>
+      </w:r>
+    </w:p>
+    <w:p>
+      <w:r>
+        <w:t>Use this target to inspect an explanation.</w:t>
+      </w:r>
+    </w:p>
+    <w:p>
+      <w:pPr>
+        <w:pStyle w:val="Heading2"/>
+      </w:pPr>
+      <w:r>
+        <w:t>Use this when helpful</w:t>
+      </w:r>
+    </w:p>
+    <w:p>
+      <w:pPr>
+        <w:spacing w:line="336" w:lineRule="auto" w:after="180"/>
+      </w:pPr>
+      <w:r>
+        <w:rPr>
+          <w:b w:val="0"/>
+        </w:rPr>
+        <w:t xml:space="preserve">A sorter receives a clear purple card, a red card hidden by a sleeve and a card labelled both red and blue by two reviewers. Give a different reason for </w:t>
+      </w:r>
+      <w:r>
+        <w:rPr>
+          <w:b/>
+        </w:rPr>
+        <w:t>uncertainty</w:t>
+      </w:r>
+      <w:r>
+        <w:rPr>
+          <w:b w:val="0"/>
+        </w:rPr>
+        <w:t xml:space="preserve"> in each case and a suitable next action.</w:t>
+      </w:r>
+    </w:p>
+    <w:p>
+      <w:pPr>
+        <w:pStyle w:val="Heading1"/>
+      </w:pPr>
+      <w:r>
+        <w:t>06. Extra practice · A complete case</w:t>
+      </w:r>
+    </w:p>
+    <w:p>
+      <w:r>
+        <w:t>Try the question before checking the worked explanation.</w:t>
+      </w:r>
+    </w:p>
+    <w:p>
+      <w:pPr>
+        <w:pStyle w:val="Heading2"/>
+      </w:pPr>
+      <w:r>
+        <w:t>Use this when helpful</w:t>
+      </w:r>
+    </w:p>
+    <w:p>
+      <w:pPr>
+        <w:spacing w:line="336" w:lineRule="auto" w:after="180"/>
+      </w:pPr>
+      <w:r>
+        <w:rPr>
+          <w:b w:val="0"/>
+        </w:rPr>
+        <w:t>A sorter handles clearly red and clearly blue cards. Purple and very dark cards arrive.</w:t>
+      </w:r>
+    </w:p>
+    <w:p>
+      <w:pPr>
+        <w:spacing w:line="336" w:lineRule="auto" w:after="180"/>
+      </w:pPr>
+      <w:r>
+        <w:rPr>
+          <w:b w:val="0"/>
+        </w:rPr>
+        <w:t>How should it handle each uncertain case?</w:t>
+      </w:r>
+    </w:p>
+    <w:p>
+      <w:pPr>
+        <w:spacing w:line="336" w:lineRule="auto" w:after="180"/>
+      </w:pPr>
+      <w:r>
+        <w:rPr>
+          <w:b w:val="0"/>
+        </w:rPr>
+        <w:t xml:space="preserve">Show your trace, calculation or </w:t>
+      </w:r>
+      <w:r>
+        <w:rPr>
+          <w:b/>
+        </w:rPr>
+        <w:t>evidence</w:t>
+      </w:r>
+    </w:p>
+    <w:p>
+      <w:pPr>
+        <w:pStyle w:val="Heading3"/>
+      </w:pPr>
+      <w:r>
+        <w:t>Write or draw your reasoning and evidence.</w:t>
+      </w:r>
+    </w:p>
+    <w:p>
+      <w:r>
+        <w:t>________________________________________________________________</w:t>
+      </w:r>
+    </w:p>
+    <w:p>
+      <w:r>
+        <w:t>________________________________________________________________</w:t>
+      </w:r>
+    </w:p>
+    <w:p>
+      <w:r>
+        <w:t>________________________________________________________________</w:t>
+      </w:r>
+    </w:p>
+    <w:p>
+      <w:r>
+        <w:t>________________________________________________________________</w:t>
+      </w:r>
+    </w:p>
+    <w:p>
+      <w:r>
+        <w:t>________________________________________________________________</w:t>
+      </w:r>
+    </w:p>
+    <w:p>
+      <w:pPr>
+        <w:pStyle w:val="Heading1"/>
+      </w:pPr>
+      <w:r>
+        <w:t>07. Extra practice · A changed case</w:t>
+      </w:r>
+    </w:p>
+    <w:p>
+      <w:r>
+        <w:t>Keep this practice separate from the reserved independent attempt.</w:t>
+      </w:r>
+    </w:p>
+    <w:p>
+      <w:pPr>
+        <w:pStyle w:val="Heading2"/>
+      </w:pPr>
+      <w:r>
+        <w:t>Use this when helpful</w:t>
+      </w:r>
+    </w:p>
+    <w:p>
+      <w:pPr>
+        <w:spacing w:line="336" w:lineRule="auto" w:after="180"/>
+      </w:pPr>
+      <w:r>
+        <w:rPr>
+          <w:b w:val="0"/>
+        </w:rPr>
+        <w:t>A sorter knows pencils and books. You show a lunch box. Should it force a known label or ask for help? State a useful fallback.</w:t>
+      </w:r>
+    </w:p>
+    <w:p>
+      <w:pPr>
+        <w:spacing w:line="336" w:lineRule="auto" w:after="180"/>
+      </w:pPr>
+      <w:r>
+        <w:rPr>
+          <w:b w:val="0"/>
+        </w:rPr>
+        <w:t>My practice answer and reason</w:t>
+      </w:r>
+    </w:p>
+    <w:p>
+      <w:pPr>
+        <w:pStyle w:val="Heading3"/>
+      </w:pPr>
+      <w:r>
+        <w:t>Write or draw your reasoning and evidence.</w:t>
+      </w:r>
+    </w:p>
+    <w:p>
+      <w:r>
+        <w:t>________________________________________________________________</w:t>
+      </w:r>
+    </w:p>
+    <w:p>
+      <w:r>
+        <w:t>________________________________________________________________</w:t>
+      </w:r>
+    </w:p>
+    <w:p>
+      <w:r>
+        <w:t>________________________________________________________________</w:t>
+      </w:r>
+    </w:p>
+    <w:p>
+      <w:r>
+        <w:t>________________________________________________________________</w:t>
+      </w:r>
+    </w:p>
+    <w:p>
+      <w:r>
+        <w:t>________________________________________________________________</w:t>
+      </w:r>
+    </w:p>
+    <w:p>
+      <w:pPr>
+        <w:pStyle w:val="Heading3"/>
+      </w:pPr>
+      <w:r>
+        <w:t>Week 16 Test and reflect</w:t>
+      </w:r>
+    </w:p>
+    <w:p>
+      <w:pPr>
+        <w:pStyle w:val="Heading1"/>
+      </w:pPr>
+      <w:r>
+        <w:t>08. Extra practice · Design a revealing test</w:t>
+      </w:r>
+    </w:p>
+    <w:p>
+      <w:r>
+        <w:t>Predict before tracing or testing.</w:t>
+      </w:r>
+    </w:p>
+    <w:p>
+      <w:pPr>
+        <w:pStyle w:val="Heading2"/>
+      </w:pPr>
+      <w:r>
+        <w:t>Use this when helpful</w:t>
+      </w:r>
+    </w:p>
+    <w:p>
+      <w:pPr>
+        <w:spacing w:line="336" w:lineRule="auto" w:after="180"/>
+      </w:pPr>
+      <w:r>
+        <w:rPr>
+          <w:b w:val="0"/>
+        </w:rPr>
+        <w:t xml:space="preserve">Create a changed </w:t>
+      </w:r>
+      <w:r>
+        <w:rPr>
+          <w:b/>
+        </w:rPr>
+        <w:t>input</w:t>
+      </w:r>
+      <w:r>
+        <w:rPr>
+          <w:b w:val="0"/>
+        </w:rPr>
+        <w:t xml:space="preserve">, </w:t>
+      </w:r>
+      <w:r>
+        <w:rPr>
+          <w:b/>
+        </w:rPr>
+        <w:t>boundary case</w:t>
+      </w:r>
+      <w:r>
+        <w:rPr>
+          <w:b w:val="0"/>
+        </w:rPr>
+        <w:t xml:space="preserve"> or missing-information case. Write the expected answer or safe response before testing.</w:t>
+      </w:r>
+    </w:p>
+    <w:tbl>
+      <w:tblPr>
+        <w:tblStyle w:val="LightShading-Accent1"/>
+        <w:tblW w:type="auto" w:w="0"/>
+        <w:tblLook w:firstColumn="1" w:firstRow="1" w:lastColumn="0" w:lastRow="0" w:noHBand="0" w:noVBand="1" w:val="04A0"/>
+      </w:tblPr>
+      <w:tblGrid>
+        <w:gridCol w:w="5112"/>
+        <w:gridCol w:w="5112"/>
+      </w:tblGrid>
+      <w:tr>
+        <w:trPr>
+          <w:tblHeader/>
+        </w:trPr>
+        <w:tc>
+          <w:tcPr>
+            <w:tcW w:type="dxa" w:w="5112"/>
+          </w:tcPr>
+          <w:p>
+            <w:r>
+              <w:t>Test record</w:t>
+            </w:r>
+          </w:p>
+        </w:tc>
+        <w:tc>
+          <w:tcPr>
+            <w:tcW w:type="dxa" w:w="5112"/>
+          </w:tcPr>
+          <w:p>
+            <w:r>
+              <w:t>My evidence</w:t>
+            </w:r>
+          </w:p>
+        </w:tc>
+      </w:tr>
+      <w:tr>
+        <w:tc>
+          <w:tcPr>
+            <w:tcW w:type="dxa" w:w="5112"/>
+          </w:tcPr>
+          <w:p>
+            <w:r>
+              <w:t>Changed input or condition</w:t>
+            </w:r>
+          </w:p>
+        </w:tc>
+        <w:tc>
+          <w:tcPr>
+            <w:tcW w:type="dxa" w:w="5112"/>
+          </w:tcPr>
+          <w:p>
+            <w:r/>
+          </w:p>
+        </w:tc>
+      </w:tr>
+      <w:tr>
+        <w:tc>
+          <w:tcPr>
+            <w:tcW w:type="dxa" w:w="5112"/>
+          </w:tcPr>
+          <w:p>
+            <w:r>
+              <w:t>Expected answer or fallback</w:t>
+            </w:r>
+          </w:p>
+        </w:tc>
+        <w:tc>
+          <w:tcPr>
+            <w:tcW w:type="dxa" w:w="5112"/>
+          </w:tcPr>
+          <w:p>
+            <w:r/>
+          </w:p>
+        </w:tc>
+      </w:tr>
+      <w:tr>
+        <w:tc>
+          <w:tcPr>
+            <w:tcW w:type="dxa" w:w="5112"/>
+          </w:tcPr>
+          <w:p>
+            <w:r>
+              <w:t>Observed result</w:t>
+            </w:r>
+          </w:p>
+        </w:tc>
+        <w:tc>
+          <w:tcPr>
+            <w:tcW w:type="dxa" w:w="5112"/>
+          </w:tcPr>
+          <w:p>
+            <w:r/>
+          </w:p>
+        </w:tc>
+      </w:tr>
+      <w:tr>
+        <w:tc>
+          <w:tcPr>
+            <w:tcW w:type="dxa" w:w="5112"/>
+          </w:tcPr>
+          <w:p>
+            <w:r>
+              <w:t>Why the result occurred</w:t>
+            </w:r>
+          </w:p>
+        </w:tc>
+        <w:tc>
+          <w:tcPr>
+            <w:tcW w:type="dxa" w:w="5112"/>
+          </w:tcPr>
+          <w:p>
+            <w:r/>
+          </w:p>
+        </w:tc>
+      </w:tr>
+    </w:tbl>
+    <w:p>
+      <w:pPr>
+        <w:pStyle w:val="Heading1"/>
+      </w:pPr>
+      <w:r>
+        <w:t>11. Reference · Original target response space</w:t>
+      </w:r>
+    </w:p>
+    <w:p>
+      <w:r>
+        <w:t>This teaching case is practice rather than a fresh assessment.</w:t>
+      </w:r>
+    </w:p>
+    <w:p>
+      <w:pPr>
+        <w:pStyle w:val="Heading2"/>
+      </w:pPr>
+      <w:r>
+        <w:t>Use this when helpful</w:t>
+      </w:r>
+    </w:p>
+    <w:p>
+      <w:pPr>
+        <w:spacing w:line="336" w:lineRule="auto" w:after="180"/>
+      </w:pPr>
+      <w:r>
+        <w:rPr>
+          <w:b w:val="0"/>
+        </w:rPr>
+        <w:t xml:space="preserve">A sorter receives a clear purple card, a red card hidden by a sleeve and a card labelled both red and blue by two reviewers. Give a different reason for </w:t>
+      </w:r>
+      <w:r>
+        <w:rPr>
+          <w:b/>
+        </w:rPr>
+        <w:t>uncertainty</w:t>
+      </w:r>
+      <w:r>
+        <w:rPr>
+          <w:b w:val="0"/>
+        </w:rPr>
+        <w:t xml:space="preserve"> in each case and a suitable next action.</w:t>
+      </w:r>
+    </w:p>
+    <w:p>
+      <w:pPr>
+        <w:pStyle w:val="Heading3"/>
+      </w:pPr>
+      <w:r>
+        <w:t>My explanation after practice</w:t>
+      </w:r>
+    </w:p>
+    <w:p>
+      <w:r>
+        <w:t>________________________________________________________________</w:t>
+      </w:r>
+    </w:p>
+    <w:p>
+      <w:r>
+        <w:t>________________________________________________________________</w:t>
+      </w:r>
+    </w:p>
+    <w:p>
+      <w:r>
+        <w:t>________________________________________________________________</w:t>
+      </w:r>
+    </w:p>
+    <w:p>
+      <w:r>
+        <w:t>________________________________________________________________</w:t>
+      </w:r>
+    </w:p>
+    <w:p>
+      <w:r>
+        <w:t>________________________________________________________________</w:t>
+      </w:r>
+    </w:p>
+    <w:p>
+      <w:r>
+        <w:t>________________________________________________________________</w:t>
+      </w:r>
+    </w:p>
+    <w:p>
+      <w:r>
+        <w:t>________________________________________________________________</w:t>
+      </w:r>
+    </w:p>
+    <w:p>
+      <w:pPr>
+        <w:spacing w:line="336" w:lineRule="auto" w:after="180"/>
+      </w:pPr>
+      <w:r>
+        <w:rPr>
+          <w:b w:val="0"/>
+        </w:rPr>
+        <w:t>Record support used: none, hint or teacher explanation.</w:t>
+      </w:r>
+    </w:p>
+    <w:p>
+      <w:pPr>
+        <w:pStyle w:val="Heading1"/>
+      </w:pPr>
+      <w:r>
+        <w:t>15. Reference · Independent-case response copy</w:t>
+      </w:r>
+    </w:p>
+    <w:p>
+      <w:r>
+        <w:t>This duplicates W4. Reuse the same first-attempt record.</w:t>
+      </w:r>
+    </w:p>
+    <w:p>
+      <w:pPr>
+        <w:pStyle w:val="Heading2"/>
+      </w:pPr>
+      <w:r>
+        <w:t>Use this when helpful</w:t>
+      </w:r>
+    </w:p>
+    <w:p>
+      <w:pPr>
+        <w:spacing w:line="336" w:lineRule="auto" w:after="180"/>
+      </w:pPr>
+      <w:r>
+        <w:rPr>
+          <w:b w:val="0"/>
+        </w:rPr>
+        <w:t xml:space="preserve">A paper model predicts far at a distance of at least 4 units, otherwise near, for whole-number distances 1 through 8. For each complete possibility set, compare </w:t>
+      </w:r>
+      <w:r>
+        <w:rPr>
+          <w:b/>
+        </w:rPr>
+        <w:t>prediction</w:t>
+      </w:r>
+      <w:r>
+        <w:rPr>
+          <w:b w:val="0"/>
+        </w:rPr>
+        <w:t>s: 2 or 3; 3 or 4; 4 or 5.</w:t>
+      </w:r>
+    </w:p>
+    <w:p>
+      <w:pPr>
+        <w:spacing w:line="336" w:lineRule="auto" w:after="180"/>
+      </w:pPr>
+      <w:r>
+        <w:rPr>
+          <w:b w:val="0"/>
+        </w:rPr>
+        <w:t xml:space="preserve">Identify the set requiring review before a single category can be stated. Design a relevant check and an </w:t>
+      </w:r>
+      <w:r>
+        <w:rPr>
+          <w:b/>
+        </w:rPr>
+        <w:t>unresolved</w:t>
+      </w:r>
+      <w:r>
+        <w:rPr>
+          <w:b w:val="0"/>
+        </w:rPr>
+        <w:t xml:space="preserve"> ending. Limit the claims for the other two sets.</w:t>
+      </w:r>
+    </w:p>
+    <w:p>
+      <w:pPr>
+        <w:pStyle w:val="Heading3"/>
+      </w:pPr>
+      <w:r>
+        <w:t>My reasoning and evidence</w:t>
+      </w:r>
+    </w:p>
+    <w:p>
+      <w:r>
+        <w:t>________________________________________________________________</w:t>
+      </w:r>
+    </w:p>
+    <w:p>
+      <w:r>
+        <w:t>________________________________________________________________</w:t>
+      </w:r>
+    </w:p>
+    <w:p>
+      <w:r>
+        <w:t>________________________________________________________________</w:t>
+      </w:r>
+    </w:p>
+    <w:p>
+      <w:r>
+        <w:t>________________________________________________________________</w:t>
+      </w:r>
+    </w:p>
+    <w:p>
+      <w:r>
+        <w:t>________________________________________________________________</w:t>
+      </w:r>
+    </w:p>
+    <w:p>
+      <w:r>
+        <w:t>________________________________________________________________</w:t>
+      </w:r>
+    </w:p>
+    <w:p>
+      <w:r>
+        <w:t>________________________________________________________________</w:t>
+      </w:r>
+    </w:p>
+    <w:p>
+      <w:r>
+        <w:t>________________________________________________________________</w:t>
+      </w:r>
+    </w:p>
+    <w:p>
+      <w:pPr>
+        <w:pStyle w:val="Heading1"/>
+      </w:pPr>
+      <w:r>
+        <w:t>18. Extra practice · Use the worked picture</w:t>
+      </w:r>
+    </w:p>
+    <w:p>
+      <w:r>
+        <w:t>Keep the explanation and the support you used.</w:t>
+      </w:r>
+    </w:p>
+    <w:p>
+      <w:pPr>
+        <w:pStyle w:val="Heading2"/>
+      </w:pPr>
+      <w:r>
+        <w:t>Use this when helpful</w:t>
       </w:r>
     </w:p>
     <w:p>
@@ -1805,7 +1927,6 @@
     <w:p>
       <w:pPr>
         <w:spacing w:line="336" w:lineRule="auto" w:after="180"/>
-        <w:shd w:fill="F5F1FB"/>
       </w:pPr>
       <w:r>
         <w:rPr>
@@ -1854,16 +1975,7 @@
     </w:p>
     <w:p>
       <w:pPr>
-        <w:pStyle w:val="Heading3"/>
-      </w:pPr>
-      <w:r>
-        <w:t>Record the help used</w:t>
-      </w:r>
-    </w:p>
-    <w:p>
-      <w:pPr>
         <w:spacing w:line="336" w:lineRule="auto" w:after="180"/>
-        <w:shd w:fill="F1F6F8"/>
       </w:pPr>
       <w:r>
         <w:rPr>
@@ -1936,12 +2048,20 @@
         <w:pStyle w:val="Heading1"/>
       </w:pPr>
       <w:r>
-        <w:t>19. Project portfolio milestone</w:t>
-      </w:r>
-    </w:p>
-    <w:p>
-      <w:r>
-        <w:t>Keep this week’s input, deciding step, result and limit together in the Helpful Classroom Sorter record.</w:t>
+        <w:t>19. Reference · Project portfolio record</w:t>
+      </w:r>
+    </w:p>
+    <w:p>
+      <w:r>
+        <w:t>Extend your main project response when helpful.</w:t>
+      </w:r>
+    </w:p>
+    <w:p>
+      <w:pPr>
+        <w:pStyle w:val="Heading2"/>
+      </w:pPr>
+      <w:r>
+        <w:t>Use this when helpful</w:t>
       </w:r>
     </w:p>
     <w:p>
@@ -2167,12 +2287,475 @@
         <w:pStyle w:val="Heading1"/>
       </w:pPr>
       <w:r>
-        <w:t>20. Supported practice and learning evidence</w:t>
-      </w:r>
-    </w:p>
-    <w:p>
-      <w:r>
-        <w:t>Try the supported questions before comparing with hints and feedback. Record what you repaired and the evidence you retained.</w:t>
+        <w:t>20. Extra practice: pictures, repair and feedback</w:t>
+      </w:r>
+    </w:p>
+    <w:p>
+      <w:r>
+        <w:t>Attempt each question before opening its explanation. Use one browser or paper copy.</w:t>
+      </w:r>
+    </w:p>
+    <w:p>
+      <w:pPr>
+        <w:pStyle w:val="Heading2"/>
+      </w:pPr>
+      <w:r>
+        <w:t>First supported question</w:t>
+      </w:r>
+    </w:p>
+    <w:p>
+      <w:pPr>
+        <w:pStyle w:val="ListBullet"/>
+      </w:pPr>
+      <w:r>
+        <w:t>A fictional cubby selector accepts a block if width is at most 5 cm.</w:t>
+      </w:r>
+    </w:p>
+    <w:p>
+      <w:pPr>
+        <w:pStyle w:val="Heading3"/>
+      </w:pPr>
+      <w:r>
+        <w:t>Practice 1: explain the deciding evidence</w:t>
+      </w:r>
+    </w:p>
+    <w:p>
+      <w:pPr>
+        <w:pStyle w:val="ListBullet"/>
+      </w:pPr>
+      <w:r>
+        <w:t>Which labelled step matches this detail? Ask a named reviewer to remeasure B using the specified width unit.</w:t>
+      </w:r>
+    </w:p>
+    <w:p>
+      <w:pPr>
+        <w:pStyle w:val="ListBullet"/>
+      </w:pPr>
+      <w:r>
+        <w:t>1. Block B possibilities</w:t>
+      </w:r>
+    </w:p>
+    <w:p>
+      <w:pPr>
+        <w:pStyle w:val="ListBullet"/>
+      </w:pPr>
+      <w:r>
+        <w:t>2. Compare decisions</w:t>
+      </w:r>
+    </w:p>
+    <w:p>
+      <w:pPr>
+        <w:pStyle w:val="ListBullet"/>
+      </w:pPr>
+      <w:r>
+        <w:t>3. Block A possibilities</w:t>
+      </w:r>
+    </w:p>
+    <w:p>
+      <w:pPr>
+        <w:pStyle w:val="ListBullet"/>
+      </w:pPr>
+      <w:r>
+        <w:t>4. Review B</w:t>
+      </w:r>
+    </w:p>
+    <w:p>
+      <w:pPr>
+        <w:pStyle w:val="Heading3"/>
+      </w:pPr>
+      <w:r>
+        <w:t>My selected conclusion, deciding fact and explanation</w:t>
+      </w:r>
+    </w:p>
+    <w:p>
+      <w:r>
+        <w:t>________________________________________________________________</w:t>
+      </w:r>
+    </w:p>
+    <w:p>
+      <w:r>
+        <w:t>________________________________________________________________</w:t>
+      </w:r>
+    </w:p>
+    <w:p>
+      <w:r>
+        <w:t>________________________________________________________________</w:t>
+      </w:r>
+    </w:p>
+    <w:p>
+      <w:r>
+        <w:t>________________________________________________________________</w:t>
+      </w:r>
+    </w:p>
+    <w:p>
+      <w:r>
+        <w:t>________________________________________________________________</w:t>
+      </w:r>
+    </w:p>
+    <w:p>
+      <w:pPr>
+        <w:pStyle w:val="ListBullet"/>
+      </w:pPr>
+      <w:r>
+        <w:t>Hint if needed: Read the steps in the pictorial case. Match the supplied detail to the stage that performs or records it.</w:t>
+      </w:r>
+    </w:p>
+    <w:p>
+      <w:pPr>
+        <w:pStyle w:val="Heading2"/>
+      </w:pPr>
+      <w:r>
+        <w:t>Check the first explanation · reference / check after trying</w:t>
+      </w:r>
+    </w:p>
+    <w:p>
+      <w:pPr>
+        <w:spacing w:line="336" w:lineRule="auto" w:after="180"/>
+      </w:pPr>
+      <w:r>
+        <w:rPr>
+          <w:b w:val="0"/>
+        </w:rPr>
+        <w:t xml:space="preserve">After your attempt, compare with the supported explanation: Review B Ask a named reviewer to remeasure B using the specified width unit. </w:t>
+      </w:r>
+      <w:r>
+        <w:rPr>
+          <w:b/>
+        </w:rPr>
+        <w:t>Uncertainty</w:t>
+      </w:r>
+      <w:r>
+        <w:rPr>
+          <w:b w:val="0"/>
+        </w:rPr>
+        <w:t xml:space="preserve"> about a number need not always create </w:t>
+      </w:r>
+      <w:r>
+        <w:rPr>
+          <w:b/>
+        </w:rPr>
+        <w:t>uncertainty</w:t>
+      </w:r>
+      <w:r>
+        <w:rPr>
+          <w:b w:val="0"/>
+        </w:rPr>
+        <w:t xml:space="preserve"> about the decision.</w:t>
+      </w:r>
+    </w:p>
+    <w:p>
+      <w:pPr>
+        <w:spacing w:line="336" w:lineRule="auto" w:after="180"/>
+      </w:pPr>
+      <w:r>
+        <w:rPr>
+          <w:b w:val="0"/>
+        </w:rPr>
+        <w:t xml:space="preserve">Every allowed width for A fits, so its width </w:t>
+      </w:r>
+      <w:r>
+        <w:rPr>
+          <w:b/>
+        </w:rPr>
+        <w:t>uncertainty</w:t>
+      </w:r>
+      <w:r>
+        <w:rPr>
+          <w:b w:val="0"/>
+        </w:rPr>
+        <w:t xml:space="preserve"> does not affect acceptance. B straddles the boundary.</w:t>
+      </w:r>
+    </w:p>
+    <w:p>
+      <w:pPr>
+        <w:spacing w:line="336" w:lineRule="auto" w:after="180"/>
+      </w:pPr>
+      <w:r>
+        <w:rPr>
+          <w:b w:val="0"/>
+        </w:rPr>
+        <w:t>Record both possibilities and request a better measurement instead of selecting the one that makes a preferred outcome.</w:t>
+      </w:r>
+    </w:p>
+    <w:p>
+      <w:pPr>
+        <w:pStyle w:val="Heading2"/>
+      </w:pPr>
+      <w:r>
+        <w:t>Changed-case question</w:t>
+      </w:r>
+    </w:p>
+    <w:p>
+      <w:pPr>
+        <w:pStyle w:val="Heading3"/>
+      </w:pPr>
+      <w:r>
+        <w:t>Practice 2: explain the deciding evidence</w:t>
+      </w:r>
+    </w:p>
+    <w:p>
+      <w:pPr>
+        <w:pStyle w:val="ListBullet"/>
+      </w:pPr>
+      <w:r>
+        <w:t>Changed-case practice: Change B’s possibilities to 6 or 7 cm. Which conclusion is supported by the supplied facts?</w:t>
+      </w:r>
+    </w:p>
+    <w:p>
+      <w:pPr>
+        <w:pStyle w:val="ListBullet"/>
+      </w:pPr>
+      <w:r>
+        <w:t>1. Both fail the width limit; rejection no longer depends on resolving their difference.</w:t>
+      </w:r>
+    </w:p>
+    <w:p>
+      <w:pPr>
+        <w:pStyle w:val="ListBullet"/>
+      </w:pPr>
+      <w:r>
+        <w:t>2. We can decide the result without examining the changed input or the procedure.</w:t>
+      </w:r>
+    </w:p>
+    <w:p>
+      <w:pPr>
+        <w:pStyle w:val="ListBullet"/>
+      </w:pPr>
+      <w:r>
+        <w:t>3. This one example guarantees correct results for every future input.</w:t>
+      </w:r>
+    </w:p>
+    <w:p>
+      <w:pPr>
+        <w:pStyle w:val="Heading3"/>
+      </w:pPr>
+      <w:r>
+        <w:t>My selected conclusion, deciding fact and explanation</w:t>
+      </w:r>
+    </w:p>
+    <w:p>
+      <w:r>
+        <w:t>________________________________________________________________</w:t>
+      </w:r>
+    </w:p>
+    <w:p>
+      <w:r>
+        <w:t>________________________________________________________________</w:t>
+      </w:r>
+    </w:p>
+    <w:p>
+      <w:r>
+        <w:t>________________________________________________________________</w:t>
+      </w:r>
+    </w:p>
+    <w:p>
+      <w:r>
+        <w:t>________________________________________________________________</w:t>
+      </w:r>
+    </w:p>
+    <w:p>
+      <w:r>
+        <w:t>________________________________________________________________</w:t>
+      </w:r>
+    </w:p>
+    <w:p>
+      <w:pPr>
+        <w:pStyle w:val="ListBullet"/>
+      </w:pPr>
+      <w:r>
+        <w:t>Hint if needed: Use the changed condition and the deciding step in the pictorial trace. The answer must say what follows from those facts.</w:t>
+      </w:r>
+    </w:p>
+    <w:p>
+      <w:pPr>
+        <w:pStyle w:val="Heading2"/>
+      </w:pPr>
+      <w:r>
+        <w:t>Check the changed case · reference / check after trying</w:t>
+      </w:r>
+    </w:p>
+    <w:p>
+      <w:pPr>
+        <w:spacing w:line="336" w:lineRule="auto" w:after="180"/>
+      </w:pPr>
+      <w:r>
+        <w:rPr>
+          <w:b w:val="0"/>
+        </w:rPr>
+        <w:t>After your attempt, compare with the supported explanation: Both fail the width limit; rejection no longer depends on resolving their difference. All remaining possibilities lead to the same decision.</w:t>
+      </w:r>
+    </w:p>
+    <w:p>
+      <w:pPr>
+        <w:pStyle w:val="Heading2"/>
+      </w:pPr>
+      <w:r>
+        <w:t>Repair and save your work</w:t>
+      </w:r>
+    </w:p>
+    <w:p>
+      <w:pPr>
+        <w:spacing w:line="336" w:lineRule="auto" w:after="180"/>
+      </w:pPr>
+      <w:r>
+        <w:rPr>
+          <w:b w:val="0"/>
+        </w:rPr>
+        <w:t>Review Save New Examples for Testing (ai-1/15). Goal: Separate examples used to choose a model from examples reserved for its final evaluation. Short practice: Does 4/4 on the replay replace the original 3/4 result? Explain..</w:t>
+      </w:r>
+    </w:p>
+    <w:p>
+      <w:pPr>
+        <w:spacing w:line="336" w:lineRule="auto" w:after="180"/>
+      </w:pPr>
+      <w:r>
+        <w:rPr>
+          <w:b w:val="0"/>
+        </w:rPr>
+        <w:t>Return to this week and explain what you changed.</w:t>
+      </w:r>
+    </w:p>
+    <w:p>
+      <w:pPr>
+        <w:spacing w:line="336" w:lineRule="auto" w:after="180"/>
+      </w:pPr>
+      <w:r>
+        <w:rPr>
+          <w:b w:val="0"/>
+        </w:rPr>
+        <w:t xml:space="preserve">Review Learning from Examples (ai-1/13). Goal: Fit a threshold by tracing </w:t>
+      </w:r>
+      <w:r>
+        <w:rPr>
+          <w:b/>
+        </w:rPr>
+        <w:t>prediction</w:t>
+      </w:r>
+      <w:r>
+        <w:rPr>
+          <w:b w:val="0"/>
+        </w:rPr>
+        <w:t>s and counting disagreements for every candidate. Short practice: Which new measured length would reveal disagreement between the candidates?.</w:t>
+      </w:r>
+    </w:p>
+    <w:p>
+      <w:pPr>
+        <w:spacing w:line="336" w:lineRule="auto" w:after="180"/>
+      </w:pPr>
+      <w:r>
+        <w:rPr>
+          <w:b w:val="0"/>
+        </w:rPr>
+        <w:t>Return to this week and explain what you changed.</w:t>
+      </w:r>
+    </w:p>
+    <w:p>
+      <w:pPr>
+        <w:spacing w:line="336" w:lineRule="auto" w:after="180"/>
+      </w:pPr>
+      <w:r>
+        <w:rPr>
+          <w:b w:val="0"/>
+        </w:rPr>
+        <w:t xml:space="preserve">Review If/Then Decisions (ai-1/10). Goal: Evaluate a condition using the current state and trace only the selected branch. Short practice: Which </w:t>
+      </w:r>
+      <w:r>
+        <w:rPr>
+          <w:b/>
+        </w:rPr>
+        <w:t>input</w:t>
+      </w:r>
+      <w:r>
+        <w:rPr>
+          <w:b w:val="0"/>
+        </w:rPr>
+        <w:t xml:space="preserve"> detects the difference between the two written conditions?</w:t>
+      </w:r>
+    </w:p>
+    <w:p>
+      <w:pPr>
+        <w:spacing w:line="336" w:lineRule="auto" w:after="180"/>
+      </w:pPr>
+      <w:r>
+        <w:rPr>
+          <w:b w:val="0"/>
+        </w:rPr>
+        <w:t>Explain its entire run.. Return to this week and explain what you changed.</w:t>
+      </w:r>
+    </w:p>
+    <w:p>
+      <w:pPr>
+        <w:spacing w:line="336" w:lineRule="auto" w:after="180"/>
+      </w:pPr>
+      <w:r>
+        <w:rPr>
+          <w:b w:val="0"/>
+        </w:rPr>
+        <w:t xml:space="preserve">Use Download completed work in the hosted lesson to export your answers, reflections, practice feedback and code-run </w:t>
+      </w:r>
+      <w:r>
+        <w:rPr>
+          <w:b/>
+        </w:rPr>
+        <w:t>evidence</w:t>
+      </w:r>
+      <w:r>
+        <w:rPr>
+          <w:b w:val="0"/>
+        </w:rPr>
+        <w:t>. Open the HTML copy to read or print it.</w:t>
+      </w:r>
+    </w:p>
+    <w:p>
+      <w:pPr>
+        <w:spacing w:line="336" w:lineRule="auto" w:after="180"/>
+      </w:pPr>
+      <w:r>
+        <w:rPr>
+          <w:b w:val="0"/>
+        </w:rPr>
+        <w:t>Drafts stay in this browser when storage is available; clear drafts on a shared device.</w:t>
+      </w:r>
+    </w:p>
+    <w:p>
+      <w:pPr>
+        <w:pStyle w:val="Heading3"/>
+      </w:pPr>
+      <w:r>
+        <w:t>What I repaired, the evidence I kept and the next test</w:t>
+      </w:r>
+    </w:p>
+    <w:p>
+      <w:r>
+        <w:t>________________________________________________________________</w:t>
+      </w:r>
+    </w:p>
+    <w:p>
+      <w:r>
+        <w:t>________________________________________________________________</w:t>
+      </w:r>
+    </w:p>
+    <w:p>
+      <w:r>
+        <w:t>________________________________________________________________</w:t>
+      </w:r>
+    </w:p>
+    <w:p>
+      <w:r>
+        <w:t>________________________________________________________________</w:t>
+      </w:r>
+    </w:p>
+    <w:p>
+      <w:r>
+        <w:t>________________________________________________________________</w:t>
+      </w:r>
+    </w:p>
+    <w:p>
+      <w:pPr>
+        <w:pStyle w:val="Heading2"/>
+      </w:pPr>
+      <w:r>
+        <w:t>Earlier wording, alternatives and picture transcripts · reference / check after trying</w:t>
       </w:r>
     </w:p>
     <w:p>
@@ -2188,80 +2771,10 @@
     </w:p>
     <w:p>
       <w:pPr>
-        <w:spacing w:line="336" w:lineRule="auto" w:after="180"/>
-      </w:pPr>
-      <w:r>
-        <w:rPr>
-          <w:b w:val="0"/>
-        </w:rPr>
-        <w:t>A fictional cubby selector accepts a block if width is at most 5 cm.</w:t>
-      </w:r>
-    </w:p>
-    <w:p>
-      <w:pPr>
         <w:pStyle w:val="Heading3"/>
       </w:pPr>
       <w:r>
-        <w:t>Practice 1: explain the deciding evidence</w:t>
-      </w:r>
-    </w:p>
-    <w:p>
-      <w:pPr>
-        <w:spacing w:line="336" w:lineRule="auto" w:after="180"/>
-      </w:pPr>
-      <w:r>
-        <w:rPr>
-          <w:b w:val="0"/>
-        </w:rPr>
-        <w:t>Which labelled step matches this detail? Ask a named reviewer to remeasure B using the specified width unit.</w:t>
-      </w:r>
-    </w:p>
-    <w:p>
-      <w:pPr>
-        <w:spacing w:line="336" w:lineRule="auto" w:after="180"/>
-        <w:shd w:fill="F4F9FC"/>
-      </w:pPr>
-      <w:r>
-        <w:rPr>
-          <w:b w:val="0"/>
-        </w:rPr>
-        <w:t>1. Block B possibilities</w:t>
-      </w:r>
-    </w:p>
-    <w:p>
-      <w:pPr>
-        <w:spacing w:line="336" w:lineRule="auto" w:after="180"/>
-        <w:shd w:fill="F4F9FC"/>
-      </w:pPr>
-      <w:r>
-        <w:rPr>
-          <w:b w:val="0"/>
-        </w:rPr>
-        <w:t>2. Compare decisions</w:t>
-      </w:r>
-    </w:p>
-    <w:p>
-      <w:pPr>
-        <w:spacing w:line="336" w:lineRule="auto" w:after="180"/>
-        <w:shd w:fill="F4F9FC"/>
-      </w:pPr>
-      <w:r>
-        <w:rPr>
-          <w:b w:val="0"/>
-        </w:rPr>
-        <w:t>3. Block A possibilities</w:t>
-      </w:r>
-    </w:p>
-    <w:p>
-      <w:pPr>
-        <w:spacing w:line="336" w:lineRule="auto" w:after="180"/>
-        <w:shd w:fill="F4F9FC"/>
-      </w:pPr>
-      <w:r>
-        <w:rPr>
-          <w:b w:val="0"/>
-        </w:rPr>
-        <w:t>4. Review B</w:t>
+        <w:t>Repair a missing building block</w:t>
       </w:r>
     </w:p>
     <w:p>
@@ -2269,484 +2782,25 @@
         <w:pStyle w:val="Heading3"/>
       </w:pPr>
       <w:r>
-        <w:t>My selected conclusion, deciding fact and explanation</w:t>
-      </w:r>
-    </w:p>
-    <w:p>
-      <w:r>
-        <w:t>________________________________________________________________</w:t>
-      </w:r>
-    </w:p>
-    <w:p>
-      <w:r>
-        <w:t>________________________________________________________________</w:t>
-      </w:r>
-    </w:p>
-    <w:p>
-      <w:r>
-        <w:t>________________________________________________________________</w:t>
-      </w:r>
-    </w:p>
-    <w:p>
-      <w:r>
-        <w:t>________________________________________________________________</w:t>
-      </w:r>
-    </w:p>
-    <w:p>
-      <w:r>
-        <w:t>________________________________________________________________</w:t>
-      </w:r>
-    </w:p>
-    <w:p>
-      <w:pPr>
-        <w:pStyle w:val="Heading3"/>
-      </w:pPr>
-      <w:r>
-        <w:t>Hint · try first</w:t>
-      </w:r>
-    </w:p>
-    <w:p>
-      <w:pPr>
-        <w:spacing w:line="336" w:lineRule="auto" w:after="180"/>
-        <w:shd w:fill="F1F6F8"/>
-      </w:pPr>
-      <w:r>
-        <w:rPr>
-          <w:b w:val="0"/>
-        </w:rPr>
-        <w:t>Hint if needed: Read the steps in the pictorial case. Match the supplied detail to the stage that performs or records it.</w:t>
-      </w:r>
-    </w:p>
-    <w:p>
-      <w:pPr>
-        <w:pStyle w:val="Heading3"/>
-      </w:pPr>
-      <w:r>
-        <w:t>Feedback · compare after trying</w:t>
-      </w:r>
-    </w:p>
-    <w:p>
-      <w:pPr>
-        <w:spacing w:line="336" w:lineRule="auto" w:after="180"/>
-        <w:shd w:fill="F1F6FC"/>
-      </w:pPr>
-      <w:r>
-        <w:rPr>
-          <w:b w:val="0"/>
-        </w:rPr>
-        <w:t xml:space="preserve">After your attempt, compare with the supported explanation: Review B Ask a named reviewer to remeasure B using the specified width unit. </w:t>
-      </w:r>
-      <w:r>
-        <w:rPr>
-          <w:b/>
-        </w:rPr>
-        <w:t>Uncertainty</w:t>
-      </w:r>
-      <w:r>
-        <w:rPr>
-          <w:b w:val="0"/>
-        </w:rPr>
-        <w:t xml:space="preserve"> about a number need not always create </w:t>
-      </w:r>
-      <w:r>
-        <w:rPr>
-          <w:b/>
-        </w:rPr>
-        <w:t>uncertainty</w:t>
-      </w:r>
-      <w:r>
-        <w:rPr>
-          <w:b w:val="0"/>
-        </w:rPr>
-        <w:t xml:space="preserve"> about the decision.</w:t>
-      </w:r>
-    </w:p>
-    <w:p>
-      <w:pPr>
-        <w:spacing w:line="336" w:lineRule="auto" w:after="180"/>
-        <w:shd w:fill="F1F6FC"/>
-      </w:pPr>
-      <w:r>
-        <w:rPr>
-          <w:b w:val="0"/>
-        </w:rPr>
-        <w:t xml:space="preserve">Every allowed width for A fits, so its width </w:t>
-      </w:r>
-      <w:r>
-        <w:rPr>
-          <w:b/>
-        </w:rPr>
-        <w:t>uncertainty</w:t>
-      </w:r>
-      <w:r>
-        <w:rPr>
-          <w:b w:val="0"/>
-        </w:rPr>
-        <w:t xml:space="preserve"> does not affect acceptance. B straddles the boundary.</w:t>
-      </w:r>
-    </w:p>
-    <w:p>
-      <w:pPr>
-        <w:spacing w:line="336" w:lineRule="auto" w:after="180"/>
-        <w:shd w:fill="F1F6FC"/>
-      </w:pPr>
-      <w:r>
-        <w:rPr>
-          <w:b w:val="0"/>
-        </w:rPr>
-        <w:t>Record both possibilities and request a better measurement instead of selecting the one that makes a preferred outcome.</w:t>
-      </w:r>
-    </w:p>
-    <w:p>
-      <w:pPr>
-        <w:pStyle w:val="Heading3"/>
-      </w:pPr>
-      <w:r>
-        <w:t>Practice 2: explain the deciding evidence</w:t>
-      </w:r>
-    </w:p>
-    <w:p>
-      <w:pPr>
-        <w:pStyle w:val="Heading3"/>
-      </w:pPr>
-      <w:r>
-        <w:t>Changed case · predict first</w:t>
-      </w:r>
-    </w:p>
-    <w:p>
-      <w:pPr>
-        <w:spacing w:line="336" w:lineRule="auto" w:after="180"/>
-        <w:shd w:fill="F5F1FB"/>
-      </w:pPr>
-      <w:r>
-        <w:rPr>
-          <w:b w:val="0"/>
-        </w:rPr>
-        <w:t>Changed-case practice: Narrow B’s possibilities to 6 or 7 cm. Which conclusion is supported by the supplied facts?</w:t>
-      </w:r>
-    </w:p>
-    <w:p>
-      <w:pPr>
-        <w:spacing w:line="336" w:lineRule="auto" w:after="180"/>
-        <w:shd w:fill="F4F9FC"/>
-      </w:pPr>
-      <w:r>
-        <w:rPr>
-          <w:b w:val="0"/>
-        </w:rPr>
-        <w:t>1. Both fail the width limit; rejection no longer depends on resolving their difference.</w:t>
-      </w:r>
-    </w:p>
-    <w:p>
-      <w:pPr>
-        <w:spacing w:line="336" w:lineRule="auto" w:after="180"/>
-        <w:shd w:fill="F4F9FC"/>
-      </w:pPr>
-      <w:r>
-        <w:rPr>
-          <w:b w:val="0"/>
-        </w:rPr>
-        <w:t xml:space="preserve">2. We can decide the result without examining the changed </w:t>
-      </w:r>
-      <w:r>
-        <w:rPr>
-          <w:b/>
-        </w:rPr>
-        <w:t>input</w:t>
-      </w:r>
-      <w:r>
-        <w:rPr>
-          <w:b w:val="0"/>
-        </w:rPr>
-        <w:t xml:space="preserve"> or the procedure.</w:t>
-      </w:r>
-    </w:p>
-    <w:p>
-      <w:pPr>
-        <w:spacing w:line="336" w:lineRule="auto" w:after="180"/>
-        <w:shd w:fill="F4F9FC"/>
-      </w:pPr>
-      <w:r>
-        <w:rPr>
-          <w:b w:val="0"/>
-        </w:rPr>
-        <w:t xml:space="preserve">3. This one example guarantees correct results for every future </w:t>
-      </w:r>
-      <w:r>
-        <w:rPr>
-          <w:b/>
-        </w:rPr>
-        <w:t>input</w:t>
-      </w:r>
-      <w:r>
-        <w:rPr>
-          <w:b w:val="0"/>
-        </w:rPr>
-        <w:t>.</w:t>
-      </w:r>
-    </w:p>
-    <w:p>
-      <w:pPr>
-        <w:pStyle w:val="Heading3"/>
-      </w:pPr>
-      <w:r>
-        <w:t>My selected conclusion, deciding fact and explanation</w:t>
-      </w:r>
-    </w:p>
-    <w:p>
-      <w:r>
-        <w:t>________________________________________________________________</w:t>
-      </w:r>
-    </w:p>
-    <w:p>
-      <w:r>
-        <w:t>________________________________________________________________</w:t>
-      </w:r>
-    </w:p>
-    <w:p>
-      <w:r>
-        <w:t>________________________________________________________________</w:t>
-      </w:r>
-    </w:p>
-    <w:p>
-      <w:r>
-        <w:t>________________________________________________________________</w:t>
-      </w:r>
-    </w:p>
-    <w:p>
-      <w:r>
-        <w:t>________________________________________________________________</w:t>
-      </w:r>
-    </w:p>
-    <w:p>
-      <w:pPr>
-        <w:pStyle w:val="Heading3"/>
-      </w:pPr>
-      <w:r>
-        <w:t>Hint · try first</w:t>
-      </w:r>
-    </w:p>
-    <w:p>
-      <w:pPr>
-        <w:spacing w:line="336" w:lineRule="auto" w:after="180"/>
-        <w:shd w:fill="F1F6F8"/>
-      </w:pPr>
-      <w:r>
-        <w:rPr>
-          <w:b w:val="0"/>
-        </w:rPr>
-        <w:t>Hint if needed: Use the changed condition and the deciding step in the pictorial trace. The answer must say what follows from those facts.</w:t>
-      </w:r>
-    </w:p>
-    <w:p>
-      <w:pPr>
-        <w:pStyle w:val="Heading3"/>
-      </w:pPr>
-      <w:r>
-        <w:t>Feedback · compare after trying</w:t>
-      </w:r>
-    </w:p>
-    <w:p>
-      <w:pPr>
-        <w:spacing w:line="336" w:lineRule="auto" w:after="180"/>
-        <w:shd w:fill="F1F6FC"/>
-      </w:pPr>
-      <w:r>
-        <w:rPr>
-          <w:b w:val="0"/>
-        </w:rPr>
-        <w:t>After your attempt, compare with the supported explanation: Both fail the width limit; rejection no longer depends on resolving their difference. All remaining possibilities lead to the same decision.</w:t>
-      </w:r>
-    </w:p>
-    <w:p>
-      <w:pPr>
-        <w:pStyle w:val="Heading3"/>
-      </w:pPr>
-      <w:r>
-        <w:t>Repair a missing building block</w:t>
-      </w:r>
-    </w:p>
-    <w:p>
-      <w:pPr>
-        <w:spacing w:line="336" w:lineRule="auto" w:after="180"/>
-      </w:pPr>
-      <w:r>
-        <w:rPr>
-          <w:b w:val="0"/>
-        </w:rPr>
-        <w:t>Review Save New Examples for Testing (ai-1/15). Goal: Separate examples used to choose a model from examples reserved for its final evaluation. Short practice: Does 4/4 on the replay replace the original 3/4 result? Explain..</w:t>
-      </w:r>
-    </w:p>
-    <w:p>
-      <w:pPr>
-        <w:spacing w:line="336" w:lineRule="auto" w:after="180"/>
-      </w:pPr>
-      <w:r>
-        <w:rPr>
-          <w:b w:val="0"/>
-        </w:rPr>
-        <w:t>Return to this week and explain what you changed.</w:t>
-      </w:r>
-    </w:p>
-    <w:p>
-      <w:pPr>
-        <w:spacing w:line="336" w:lineRule="auto" w:after="180"/>
-      </w:pPr>
-      <w:r>
-        <w:rPr>
-          <w:b w:val="0"/>
-        </w:rPr>
-        <w:t xml:space="preserve">Review Learning from Examples (ai-1/13). Goal: Fit a threshold by tracing </w:t>
-      </w:r>
-      <w:r>
-        <w:rPr>
-          <w:b/>
-        </w:rPr>
-        <w:t>prediction</w:t>
-      </w:r>
-      <w:r>
-        <w:rPr>
-          <w:b w:val="0"/>
-        </w:rPr>
-        <w:t>s and counting disagreements for every candidate. Short practice: Which new measured length would reveal disagreement between the candidates?.</w:t>
-      </w:r>
-    </w:p>
-    <w:p>
-      <w:pPr>
-        <w:spacing w:line="336" w:lineRule="auto" w:after="180"/>
-      </w:pPr>
-      <w:r>
-        <w:rPr>
-          <w:b w:val="0"/>
-        </w:rPr>
-        <w:t>Return to this week and explain what you changed.</w:t>
-      </w:r>
-    </w:p>
-    <w:p>
-      <w:pPr>
-        <w:spacing w:line="336" w:lineRule="auto" w:after="180"/>
-      </w:pPr>
-      <w:r>
-        <w:rPr>
-          <w:b w:val="0"/>
-        </w:rPr>
-        <w:t xml:space="preserve">Review If/Then Decisions (ai-1/10). Goal: Evaluate a condition using the current state and trace only the selected branch. Short practice: Which </w:t>
-      </w:r>
-      <w:r>
-        <w:rPr>
-          <w:b/>
-        </w:rPr>
-        <w:t>input</w:t>
-      </w:r>
-      <w:r>
-        <w:rPr>
-          <w:b w:val="0"/>
-        </w:rPr>
-        <w:t xml:space="preserve"> detects the difference between the two written conditions?</w:t>
-      </w:r>
-    </w:p>
-    <w:p>
-      <w:pPr>
-        <w:spacing w:line="336" w:lineRule="auto" w:after="180"/>
-      </w:pPr>
-      <w:r>
-        <w:rPr>
-          <w:b w:val="0"/>
-        </w:rPr>
-        <w:t>Explain its entire run.. Return to this week and explain what you changed.</w:t>
-      </w:r>
-    </w:p>
-    <w:p>
-      <w:pPr>
-        <w:pStyle w:val="Heading3"/>
-      </w:pPr>
-      <w:r>
         <w:t>Keep your completed work</w:t>
       </w:r>
     </w:p>
     <w:p>
       <w:pPr>
-        <w:spacing w:line="336" w:lineRule="auto" w:after="180"/>
-      </w:pPr>
-      <w:r>
-        <w:rPr>
-          <w:b w:val="0"/>
-        </w:rPr>
-        <w:t xml:space="preserve">Use Download completed work in the hosted lesson to export your answers, reflections, practice feedback and code-run </w:t>
-      </w:r>
-      <w:r>
-        <w:rPr>
-          <w:b/>
-        </w:rPr>
-        <w:t>evidence</w:t>
-      </w:r>
-      <w:r>
-        <w:rPr>
-          <w:b w:val="0"/>
-        </w:rPr>
-        <w:t>. Open the HTML copy to read or print it.</w:t>
-      </w:r>
-    </w:p>
-    <w:p>
-      <w:pPr>
-        <w:spacing w:line="336" w:lineRule="auto" w:after="180"/>
-      </w:pPr>
-      <w:r>
-        <w:rPr>
-          <w:b w:val="0"/>
-        </w:rPr>
-        <w:t>Drafts stay in this browser when storage is available; clear drafts on a shared device.</w:t>
-      </w:r>
-    </w:p>
-    <w:p>
-      <w:pPr>
-        <w:pStyle w:val="Heading3"/>
-      </w:pPr>
-      <w:r>
-        <w:t>What I repaired, the evidence I kept and the next test</w:t>
-      </w:r>
-    </w:p>
-    <w:p>
-      <w:r>
-        <w:t>________________________________________________________________</w:t>
-      </w:r>
-    </w:p>
-    <w:p>
-      <w:r>
-        <w:t>________________________________________________________________</w:t>
-      </w:r>
-    </w:p>
-    <w:p>
-      <w:r>
-        <w:t>________________________________________________________________</w:t>
-      </w:r>
-    </w:p>
-    <w:p>
-      <w:r>
-        <w:t>________________________________________________________________</w:t>
-      </w:r>
-    </w:p>
-    <w:p>
-      <w:r>
-        <w:t>________________________________________________________________</w:t>
-      </w:r>
-    </w:p>
-    <w:p>
-      <w:pPr>
         <w:pStyle w:val="Heading1"/>
       </w:pPr>
       <w:r>
-        <w:t>21. Visual concept journey</w:t>
-      </w:r>
-    </w:p>
-    <w:p>
-      <w:r>
-        <w:t>Explain each Boundaries and 'Not Sure' picture from its labels, then record a relevant limit.</w:t>
-      </w:r>
-    </w:p>
-    <w:p>
-      <w:pPr>
-        <w:pStyle w:val="Heading3"/>
+        <w:t>21. Reference · Six-picture response sheets</w:t>
+      </w:r>
+    </w:p>
+    <w:p>
+      <w:r>
+        <w:t>Choose the image that helps rather than repeating all six.</w:t>
+      </w:r>
+    </w:p>
+    <w:p>
+      <w:pPr>
+        <w:pStyle w:val="Heading2"/>
       </w:pPr>
       <w:r>
         <w:t>01. Boundaries and 'Not Sure': the case</w:t>
@@ -2813,7 +2867,6 @@
     <w:p>
       <w:pPr>
         <w:spacing w:line="336" w:lineRule="auto" w:after="180"/>
-        <w:shd w:fill="F5F1FB"/>
       </w:pPr>
       <w:r>
         <w:rPr>
@@ -2852,7 +2905,7 @@
     </w:p>
     <w:p>
       <w:pPr>
-        <w:pStyle w:val="Heading3"/>
+        <w:pStyle w:val="Heading2"/>
       </w:pPr>
       <w:r>
         <w:t>02. Follow the deciding steps</w:t>
@@ -2908,7 +2961,6 @@
     <w:p>
       <w:pPr>
         <w:spacing w:line="336" w:lineRule="auto" w:after="180"/>
-        <w:shd w:fill="F5F1FB"/>
       </w:pPr>
       <w:r>
         <w:rPr>
@@ -2959,7 +3011,7 @@
     </w:p>
     <w:p>
       <w:pPr>
-        <w:pStyle w:val="Heading3"/>
+        <w:pStyle w:val="Heading2"/>
       </w:pPr>
       <w:r>
         <w:t>03. Possibilities and decisions</w:t>
@@ -3015,7 +3067,6 @@
     <w:p>
       <w:pPr>
         <w:spacing w:line="336" w:lineRule="auto" w:after="180"/>
-        <w:shd w:fill="F5F1FB"/>
       </w:pPr>
       <w:r>
         <w:rPr>
@@ -3054,7 +3105,7 @@
     </w:p>
     <w:p>
       <w:pPr>
-        <w:pStyle w:val="Heading3"/>
+        <w:pStyle w:val="Heading2"/>
       </w:pPr>
       <w:r>
         <w:t>04. Change one thing. Trace what follows.</w:t>
@@ -3065,7 +3116,7 @@
         <w:drawing>
           <wp:inline xmlns:a="http://schemas.openxmlformats.org/drawingml/2006/main" xmlns:pic="http://schemas.openxmlformats.org/drawingml/2006/picture">
             <wp:extent cx="5486400" cy="3026664"/>
-            <wp:docPr id="6" name="Picture 6" descr="Original case: Ask a named reviewer to remeasure B using the specified width unit. Changed condition: Narrow B’s possibilities to 6 or 7 cm. Expected result: Both fail the width limit; rejection no longer depends on resolving their difference. Reason: All remaining possibilities lead to the same decision."/>
+            <wp:docPr id="6" name="Picture 6" descr="Original case: Ask a named reviewer to remeasure B using the specified width unit. Changed condition: Change B’s possibilities to 6 or 7 cm. Expected result: Both fail the width limit; rejection no longer depends on resolving their difference. Reason: All remaining possibilities lead to the same decision."/>
             <wp:cNvGraphicFramePr>
               <a:graphicFrameLocks noChangeAspect="1"/>
             </wp:cNvGraphicFramePr>
@@ -3104,7 +3155,7 @@
         <w:rPr>
           <w:b w:val="0"/>
         </w:rPr>
-        <w:t>Original case: Ask a named reviewer to remeasure B using the specified width unit. Changed condition: Narrow B’s possibilities to 6 or 7 cm.</w:t>
+        <w:t>Original case: Ask a named reviewer to remeasure B using the specified width unit. Changed condition: Change B’s possibilities to 6 or 7 cm.</w:t>
       </w:r>
     </w:p>
     <w:p>
@@ -3121,7 +3172,6 @@
     <w:p>
       <w:pPr>
         <w:spacing w:line="336" w:lineRule="auto" w:after="180"/>
-        <w:shd w:fill="F5F1FB"/>
       </w:pPr>
       <w:r>
         <w:rPr>
@@ -3160,7 +3210,7 @@
     </w:p>
     <w:p>
       <w:pPr>
-        <w:pStyle w:val="Heading3"/>
+        <w:pStyle w:val="Heading2"/>
       </w:pPr>
       <w:r>
         <w:t>05. Connect the explanation to its limit</w:t>
@@ -3269,7 +3319,6 @@
     <w:p>
       <w:pPr>
         <w:spacing w:line="336" w:lineRule="auto" w:after="180"/>
-        <w:shd w:fill="F5F1FB"/>
       </w:pPr>
       <w:r>
         <w:rPr>
@@ -3308,7 +3357,7 @@
     </w:p>
     <w:p>
       <w:pPr>
-        <w:pStyle w:val="Heading3"/>
+        <w:pStyle w:val="Heading2"/>
       </w:pPr>
       <w:r>
         <w:t>06. Make the idea visible in your project</w:t>
@@ -3423,7 +3472,6 @@
     <w:p>
       <w:pPr>
         <w:spacing w:line="336" w:lineRule="auto" w:after="180"/>
-        <w:shd w:fill="F5F1FB"/>
       </w:pPr>
       <w:r>
         <w:rPr>
@@ -3470,6 +3518,62 @@
     <w:p>
       <w:r>
         <w:t>________________________________________________________________</w:t>
+      </w:r>
+    </w:p>
+    <w:p>
+      <w:pPr>
+        <w:pStyle w:val="Heading2"/>
+      </w:pPr>
+      <w:r>
+        <w:t>Earlier wording, alternatives and picture transcripts · reference / check after trying</w:t>
+      </w:r>
+    </w:p>
+    <w:p>
+      <w:pPr>
+        <w:pStyle w:val="Heading3"/>
+      </w:pPr>
+      <w:r>
+        <w:t>01. Boundaries and 'Not Sure': the case</w:t>
+      </w:r>
+    </w:p>
+    <w:p>
+      <w:pPr>
+        <w:pStyle w:val="Heading3"/>
+      </w:pPr>
+      <w:r>
+        <w:t>02. Follow the deciding steps</w:t>
+      </w:r>
+    </w:p>
+    <w:p>
+      <w:pPr>
+        <w:pStyle w:val="Heading3"/>
+      </w:pPr>
+      <w:r>
+        <w:t>03. Possibilities and decisions</w:t>
+      </w:r>
+    </w:p>
+    <w:p>
+      <w:pPr>
+        <w:pStyle w:val="Heading3"/>
+      </w:pPr>
+      <w:r>
+        <w:t>04. Change one thing. Trace what follows.</w:t>
+      </w:r>
+    </w:p>
+    <w:p>
+      <w:pPr>
+        <w:pStyle w:val="Heading3"/>
+      </w:pPr>
+      <w:r>
+        <w:t>05. Connect the explanation to its limit</w:t>
+      </w:r>
+    </w:p>
+    <w:p>
+      <w:pPr>
+        <w:pStyle w:val="Heading3"/>
+      </w:pPr>
+      <w:r>
+        <w:t>06. Make the idea visible in your project</w:t>
       </w:r>
     </w:p>
     <w:sectPr>
